--- a/实习报告/8.31 传感器与自动控制系统认识实习报告.docx
+++ b/实习报告/8.31 传感器与自动控制系统认识实习报告.docx
@@ -4,15 +4,11 @@
   <w:body>
     <w:p>
       <w:pPr>
-        <w:ind w:firstLine="0"/>
+        <w:pStyle w:val="31"/>
         <w:jc w:val="center"/>
         <w:rPr>
-          <w:rFonts w:hint="default" w:ascii="Times New Roman" w:hAnsi="Times New Roman" w:eastAsia="宋体" w:cs="Times New Roman"/>
-          <w:b/>
-          <w:bCs/>
+          <w:rFonts w:hint="eastAsia" w:ascii="宋体" w:hAnsi="宋体" w:eastAsia="宋体" w:cs="宋体"/>
           <w:color w:val="000000" w:themeColor="text1"/>
-          <w:sz w:val="32"/>
-          <w:szCs w:val="32"/>
           <w14:textFill>
             <w14:solidFill>
               <w14:schemeClr w14:val="tx1"/>
@@ -22,12 +18,9 @@
       </w:pPr>
       <w:r>
         <w:rPr>
-          <w:rFonts w:hint="default" w:ascii="Times New Roman" w:hAnsi="Times New Roman" w:eastAsia="宋体" w:cs="Times New Roman"/>
+          <w:rFonts w:hint="eastAsia" w:ascii="宋体" w:hAnsi="宋体" w:eastAsia="宋体" w:cs="宋体"/>
           <w:b/>
-          <w:bCs/>
           <w:color w:val="000000" w:themeColor="text1"/>
-          <w:sz w:val="32"/>
-          <w:szCs w:val="32"/>
           <w14:textFill>
             <w14:solidFill>
               <w14:schemeClr w14:val="tx1"/>
@@ -42,7 +35,7 @@
         <w:pStyle w:val="3"/>
         <w:jc w:val="left"/>
         <w:rPr>
-          <w:rFonts w:hint="default" w:ascii="Times New Roman" w:hAnsi="Times New Roman" w:eastAsia="宋体" w:cs="Times New Roman"/>
+          <w:rFonts w:hint="eastAsia" w:ascii="宋体" w:hAnsi="宋体" w:eastAsia="宋体" w:cs="宋体"/>
           <w:color w:val="000000" w:themeColor="text1"/>
           <w14:textFill>
             <w14:solidFill>
@@ -53,7 +46,7 @@
       </w:pPr>
       <w:r>
         <w:rPr>
-          <w:rFonts w:hint="default" w:ascii="Times New Roman" w:hAnsi="Times New Roman" w:eastAsia="宋体" w:cs="Times New Roman"/>
+          <w:rFonts w:hint="eastAsia" w:ascii="宋体" w:hAnsi="宋体" w:eastAsia="宋体" w:cs="宋体"/>
           <w:color w:val="000000" w:themeColor="text1"/>
           <w14:textFill>
             <w14:solidFill>
@@ -67,7 +60,7 @@
     <w:p>
       <w:pPr>
         <w:rPr>
-          <w:rFonts w:hint="default" w:ascii="Times New Roman" w:hAnsi="Times New Roman" w:eastAsia="宋体" w:cs="Times New Roman"/>
+          <w:rFonts w:hint="eastAsia" w:ascii="宋体" w:hAnsi="宋体" w:eastAsia="宋体" w:cs="宋体"/>
           <w:color w:val="000000" w:themeColor="text1"/>
           <w14:textFill>
             <w14:solidFill>
@@ -78,7 +71,7 @@
       </w:pPr>
       <w:r>
         <w:rPr>
-          <w:rFonts w:hint="default" w:ascii="Times New Roman" w:hAnsi="Times New Roman" w:eastAsia="宋体" w:cs="Times New Roman"/>
+          <w:rFonts w:hint="eastAsia" w:ascii="宋体" w:hAnsi="宋体" w:eastAsia="宋体" w:cs="宋体"/>
           <w:color w:val="000000" w:themeColor="text1"/>
           <w14:textFill>
             <w14:solidFill>
@@ -86,27 +79,13 @@
             </w14:solidFill>
           </w14:textFill>
         </w:rPr>
-        <w:t>在8月31日机电一体化实验室的认识实习中，老师以自动化机械系统为对象，围绕“检测—比较—运算—执行—反馈”这一主线介绍了传感器与自动控制系统的基本组成及其相互关系。讲解</w:t>
-      </w:r>
-      <w:bookmarkStart w:id="0" w:name="_GoBack"/>
-      <w:bookmarkEnd w:id="0"/>
-      <w:r>
-        <w:rPr>
-          <w:rFonts w:hint="default" w:ascii="Times New Roman" w:hAnsi="Times New Roman" w:eastAsia="宋体" w:cs="Times New Roman"/>
-          <w:color w:val="000000" w:themeColor="text1"/>
-          <w14:textFill>
-            <w14:solidFill>
-              <w14:schemeClr w14:val="tx1"/>
-            </w14:solidFill>
-          </w14:textFill>
-        </w:rPr>
-        <w:t>从前面参观的MPS自动化生产线出发，提出工件是否到位、质量是否合格、材料是金属还是非金属、不同颜色如何分类等实际问题，再说明这些状态需要由传感器获得，并送入PLC或其他控制器进行判断，最后由电机、气动机构或加热装置等执行机构完成动作。</w:t>
+        <w:t>在8月31日机电一体化实验室的认识实习中，老师以自动化机械系统为对象，围绕“检测—比较—运算—执行—反馈”这一主线介绍了传感器与自动控制系统的基本组成及其相互关系。讲解从前面参观的MPS自动化生产线出发，提出工件是否到位、质量是否合格、材料是金属还是非金属、不同颜色如何分类等实际问题，再说明这些状态需要由传感器获得，并送入PLC或其他控制器进行判断，最后由电机、气动机构或加热装置等执行机构完成动作。</w:t>
       </w:r>
     </w:p>
     <w:p>
       <w:pPr>
         <w:rPr>
-          <w:rFonts w:hint="default" w:ascii="Times New Roman" w:hAnsi="Times New Roman" w:eastAsia="宋体" w:cs="Times New Roman"/>
+          <w:rFonts w:hint="eastAsia" w:ascii="宋体" w:hAnsi="宋体" w:eastAsia="宋体" w:cs="宋体"/>
           <w:color w:val="000000" w:themeColor="text1"/>
           <w14:textFill>
             <w14:solidFill>
@@ -117,7 +96,7 @@
       </w:pPr>
       <w:r>
         <w:rPr>
-          <w:rFonts w:hint="default" w:ascii="Times New Roman" w:hAnsi="Times New Roman" w:eastAsia="宋体" w:cs="Times New Roman"/>
+          <w:rFonts w:hint="eastAsia" w:ascii="宋体" w:hAnsi="宋体" w:eastAsia="宋体" w:cs="宋体"/>
           <w:color w:val="000000" w:themeColor="text1"/>
           <w14:textFill>
             <w14:solidFill>
@@ -133,7 +112,7 @@
         <w:pStyle w:val="3"/>
         <w:jc w:val="left"/>
         <w:rPr>
-          <w:rFonts w:hint="default" w:ascii="Times New Roman" w:hAnsi="Times New Roman" w:eastAsia="宋体" w:cs="Times New Roman"/>
+          <w:rFonts w:hint="eastAsia" w:ascii="宋体" w:hAnsi="宋体" w:eastAsia="宋体" w:cs="宋体"/>
           <w:color w:val="000000" w:themeColor="text1"/>
           <w14:textFill>
             <w14:solidFill>
@@ -144,7 +123,7 @@
       </w:pPr>
       <w:r>
         <w:rPr>
-          <w:rFonts w:hint="default" w:ascii="Times New Roman" w:hAnsi="Times New Roman" w:eastAsia="宋体" w:cs="Times New Roman"/>
+          <w:rFonts w:hint="eastAsia" w:ascii="宋体" w:hAnsi="宋体" w:eastAsia="宋体" w:cs="宋体"/>
           <w:color w:val="000000" w:themeColor="text1"/>
           <w14:textFill>
             <w14:solidFill>
@@ -160,7 +139,7 @@
         <w:pStyle w:val="4"/>
         <w:jc w:val="left"/>
         <w:rPr>
-          <w:rFonts w:hint="default" w:ascii="Times New Roman" w:hAnsi="Times New Roman" w:eastAsia="宋体" w:cs="Times New Roman"/>
+          <w:rFonts w:hint="eastAsia" w:ascii="宋体" w:hAnsi="宋体" w:eastAsia="宋体" w:cs="宋体"/>
           <w:color w:val="000000" w:themeColor="text1"/>
           <w14:textFill>
             <w14:solidFill>
@@ -171,7 +150,7 @@
       </w:pPr>
       <w:r>
         <w:rPr>
-          <w:rFonts w:hint="default" w:ascii="Times New Roman" w:hAnsi="Times New Roman" w:eastAsia="宋体" w:cs="Times New Roman"/>
+          <w:rFonts w:hint="eastAsia" w:ascii="宋体" w:hAnsi="宋体" w:eastAsia="宋体" w:cs="宋体"/>
           <w:color w:val="000000" w:themeColor="text1"/>
           <w14:textFill>
             <w14:solidFill>
@@ -185,7 +164,7 @@
     <w:p>
       <w:pPr>
         <w:rPr>
-          <w:rFonts w:hint="default" w:ascii="Times New Roman" w:hAnsi="Times New Roman" w:eastAsia="宋体" w:cs="Times New Roman"/>
+          <w:rFonts w:hint="eastAsia" w:ascii="宋体" w:hAnsi="宋体" w:eastAsia="宋体" w:cs="宋体"/>
           <w:color w:val="000000" w:themeColor="text1"/>
           <w14:textFill>
             <w14:solidFill>
@@ -196,7 +175,7 @@
       </w:pPr>
       <w:r>
         <w:rPr>
-          <w:rFonts w:hint="default" w:ascii="Times New Roman" w:hAnsi="Times New Roman" w:eastAsia="宋体" w:cs="Times New Roman"/>
+          <w:rFonts w:hint="eastAsia" w:ascii="宋体" w:hAnsi="宋体" w:eastAsia="宋体" w:cs="宋体"/>
           <w:color w:val="000000" w:themeColor="text1"/>
           <w14:textFill>
             <w14:solidFill>
@@ -210,7 +189,7 @@
     <w:p>
       <w:pPr>
         <w:rPr>
-          <w:rFonts w:hint="default" w:ascii="Times New Roman" w:hAnsi="Times New Roman" w:eastAsia="宋体" w:cs="Times New Roman"/>
+          <w:rFonts w:hint="eastAsia" w:ascii="宋体" w:hAnsi="宋体" w:eastAsia="宋体" w:cs="宋体"/>
           <w:color w:val="000000" w:themeColor="text1"/>
           <w14:textFill>
             <w14:solidFill>
@@ -221,7 +200,7 @@
       </w:pPr>
       <w:r>
         <w:rPr>
-          <w:rFonts w:hint="default" w:ascii="Times New Roman" w:hAnsi="Times New Roman" w:eastAsia="宋体" w:cs="Times New Roman"/>
+          <w:rFonts w:hint="eastAsia" w:ascii="宋体" w:hAnsi="宋体" w:eastAsia="宋体" w:cs="宋体"/>
           <w:color w:val="000000" w:themeColor="text1"/>
           <w14:textFill>
             <w14:solidFill>
@@ -237,7 +216,7 @@
         <w:pStyle w:val="164"/>
         <w:shd w:val="clear" w:fill="F7F7F7"/>
         <w:rPr>
-          <w:rFonts w:hint="default" w:ascii="Times New Roman" w:hAnsi="Times New Roman" w:eastAsia="宋体" w:cs="Times New Roman"/>
+          <w:rFonts w:hint="eastAsia" w:ascii="宋体" w:hAnsi="宋体" w:eastAsia="宋体" w:cs="宋体"/>
           <w:color w:val="000000" w:themeColor="text1"/>
           <w14:textFill>
             <w14:solidFill>
@@ -248,7 +227,7 @@
       </w:pPr>
       <w:r>
         <w:rPr>
-          <w:rFonts w:hint="default" w:ascii="Times New Roman" w:hAnsi="Times New Roman" w:eastAsia="宋体" w:cs="Times New Roman"/>
+          <w:rFonts w:hint="eastAsia" w:ascii="宋体" w:hAnsi="宋体" w:eastAsia="宋体" w:cs="宋体"/>
           <w:color w:val="000000" w:themeColor="text1"/>
           <w14:textFill>
             <w14:solidFill>
@@ -264,7 +243,7 @@
         <w:ind w:firstLine="0"/>
         <w:jc w:val="center"/>
         <w:rPr>
-          <w:rFonts w:hint="default" w:ascii="Times New Roman" w:hAnsi="Times New Roman" w:eastAsia="宋体" w:cs="Times New Roman"/>
+          <w:rFonts w:hint="eastAsia" w:ascii="宋体" w:hAnsi="宋体" w:eastAsia="宋体" w:cs="宋体"/>
           <w:color w:val="000000" w:themeColor="text1"/>
           <w14:textFill>
             <w14:solidFill>
@@ -275,7 +254,7 @@
       </w:pPr>
       <w:r>
         <w:rPr>
-          <w:rFonts w:hint="default" w:ascii="Times New Roman" w:hAnsi="Times New Roman" w:eastAsia="宋体" w:cs="Times New Roman"/>
+          <w:rFonts w:hint="eastAsia" w:ascii="宋体" w:hAnsi="宋体" w:eastAsia="宋体" w:cs="宋体"/>
           <w:color w:val="000000" w:themeColor="text1"/>
           <w14:textFill>
             <w14:solidFill>
@@ -327,7 +306,7 @@
         <w:ind w:firstLine="0"/>
         <w:jc w:val="center"/>
         <w:rPr>
-          <w:rFonts w:hint="default" w:ascii="Times New Roman" w:hAnsi="Times New Roman" w:eastAsia="宋体" w:cs="Times New Roman"/>
+          <w:rFonts w:hint="eastAsia" w:ascii="宋体" w:hAnsi="宋体" w:eastAsia="宋体" w:cs="宋体"/>
           <w:color w:val="000000" w:themeColor="text1"/>
           <w14:textFill>
             <w14:solidFill>
@@ -338,9 +317,7 @@
       </w:pPr>
       <w:r>
         <w:rPr>
-          <w:rFonts w:hint="default" w:ascii="Times New Roman" w:hAnsi="Times New Roman" w:eastAsia="宋体" w:cs="Times New Roman"/>
-          <w:b w:val="0"/>
-          <w:i w:val="0"/>
+          <w:rFonts w:hint="eastAsia" w:ascii="宋体" w:hAnsi="宋体" w:eastAsia="宋体" w:cs="宋体"/>
           <w:color w:val="000000" w:themeColor="text1"/>
           <w:sz w:val="20"/>
           <w14:textFill>
@@ -357,7 +334,7 @@
         <w:pStyle w:val="4"/>
         <w:jc w:val="left"/>
         <w:rPr>
-          <w:rFonts w:hint="default" w:ascii="Times New Roman" w:hAnsi="Times New Roman" w:eastAsia="宋体" w:cs="Times New Roman"/>
+          <w:rFonts w:hint="eastAsia" w:ascii="宋体" w:hAnsi="宋体" w:eastAsia="宋体" w:cs="宋体"/>
           <w:color w:val="000000" w:themeColor="text1"/>
           <w14:textFill>
             <w14:solidFill>
@@ -368,7 +345,7 @@
       </w:pPr>
       <w:r>
         <w:rPr>
-          <w:rFonts w:hint="default" w:ascii="Times New Roman" w:hAnsi="Times New Roman" w:eastAsia="宋体" w:cs="Times New Roman"/>
+          <w:rFonts w:hint="eastAsia" w:ascii="宋体" w:hAnsi="宋体" w:eastAsia="宋体" w:cs="宋体"/>
           <w:color w:val="000000" w:themeColor="text1"/>
           <w14:textFill>
             <w14:solidFill>
@@ -382,7 +359,7 @@
     <w:p>
       <w:pPr>
         <w:rPr>
-          <w:rFonts w:hint="default" w:ascii="Times New Roman" w:hAnsi="Times New Roman" w:eastAsia="宋体" w:cs="Times New Roman"/>
+          <w:rFonts w:hint="eastAsia" w:ascii="宋体" w:hAnsi="宋体" w:eastAsia="宋体" w:cs="宋体"/>
           <w:color w:val="000000" w:themeColor="text1"/>
           <w14:textFill>
             <w14:solidFill>
@@ -393,7 +370,7 @@
       </w:pPr>
       <w:r>
         <w:rPr>
-          <w:rFonts w:hint="default" w:ascii="Times New Roman" w:hAnsi="Times New Roman" w:eastAsia="宋体" w:cs="Times New Roman"/>
+          <w:rFonts w:hint="eastAsia" w:ascii="宋体" w:hAnsi="宋体" w:eastAsia="宋体" w:cs="宋体"/>
           <w:color w:val="000000" w:themeColor="text1"/>
           <w14:textFill>
             <w14:solidFill>
@@ -409,7 +386,7 @@
         <w:pStyle w:val="3"/>
         <w:jc w:val="left"/>
         <w:rPr>
-          <w:rFonts w:hint="default" w:ascii="Times New Roman" w:hAnsi="Times New Roman" w:eastAsia="宋体" w:cs="Times New Roman"/>
+          <w:rFonts w:hint="eastAsia" w:ascii="宋体" w:hAnsi="宋体" w:eastAsia="宋体" w:cs="宋体"/>
           <w:color w:val="000000" w:themeColor="text1"/>
           <w14:textFill>
             <w14:solidFill>
@@ -420,7 +397,7 @@
       </w:pPr>
       <w:r>
         <w:rPr>
-          <w:rFonts w:hint="default" w:ascii="Times New Roman" w:hAnsi="Times New Roman" w:eastAsia="宋体" w:cs="Times New Roman"/>
+          <w:rFonts w:hint="eastAsia" w:ascii="宋体" w:hAnsi="宋体" w:eastAsia="宋体" w:cs="宋体"/>
           <w:color w:val="000000" w:themeColor="text1"/>
           <w14:textFill>
             <w14:solidFill>
@@ -436,7 +413,7 @@
         <w:pStyle w:val="4"/>
         <w:jc w:val="left"/>
         <w:rPr>
-          <w:rFonts w:hint="default" w:ascii="Times New Roman" w:hAnsi="Times New Roman" w:eastAsia="宋体" w:cs="Times New Roman"/>
+          <w:rFonts w:hint="eastAsia" w:ascii="宋体" w:hAnsi="宋体" w:eastAsia="宋体" w:cs="宋体"/>
           <w:color w:val="000000" w:themeColor="text1"/>
           <w14:textFill>
             <w14:solidFill>
@@ -447,7 +424,7 @@
       </w:pPr>
       <w:r>
         <w:rPr>
-          <w:rFonts w:hint="default" w:ascii="Times New Roman" w:hAnsi="Times New Roman" w:eastAsia="宋体" w:cs="Times New Roman"/>
+          <w:rFonts w:hint="eastAsia" w:ascii="宋体" w:hAnsi="宋体" w:eastAsia="宋体" w:cs="宋体"/>
           <w:color w:val="000000" w:themeColor="text1"/>
           <w14:textFill>
             <w14:solidFill>
@@ -461,7 +438,7 @@
     <w:p>
       <w:pPr>
         <w:rPr>
-          <w:rFonts w:hint="default" w:ascii="Times New Roman" w:hAnsi="Times New Roman" w:eastAsia="宋体" w:cs="Times New Roman"/>
+          <w:rFonts w:hint="eastAsia" w:ascii="宋体" w:hAnsi="宋体" w:eastAsia="宋体" w:cs="宋体"/>
           <w:color w:val="000000" w:themeColor="text1"/>
           <w14:textFill>
             <w14:solidFill>
@@ -472,7 +449,7 @@
       </w:pPr>
       <w:r>
         <w:rPr>
-          <w:rFonts w:hint="default" w:ascii="Times New Roman" w:hAnsi="Times New Roman" w:eastAsia="宋体" w:cs="Times New Roman"/>
+          <w:rFonts w:hint="eastAsia" w:ascii="宋体" w:hAnsi="宋体" w:eastAsia="宋体" w:cs="宋体"/>
           <w:color w:val="000000" w:themeColor="text1"/>
           <w14:textFill>
             <w14:solidFill>
@@ -488,7 +465,7 @@
         <w:pStyle w:val="164"/>
         <w:shd w:val="clear" w:fill="F7F7F7"/>
         <w:rPr>
-          <w:rFonts w:hint="default" w:ascii="Times New Roman" w:hAnsi="Times New Roman" w:eastAsia="宋体" w:cs="Times New Roman"/>
+          <w:rFonts w:hint="eastAsia" w:ascii="宋体" w:hAnsi="宋体" w:eastAsia="宋体" w:cs="宋体"/>
           <w:color w:val="000000" w:themeColor="text1"/>
           <w14:textFill>
             <w14:solidFill>
@@ -497,9 +474,11 @@
           </w14:textFill>
         </w:rPr>
       </w:pPr>
+      <w:bookmarkStart w:id="0" w:name="_GoBack"/>
+      <w:bookmarkEnd w:id="0"/>
       <w:r>
         <w:rPr>
-          <w:rFonts w:hint="default" w:ascii="Times New Roman" w:hAnsi="Times New Roman" w:eastAsia="宋体" w:cs="Times New Roman"/>
+          <w:rFonts w:hint="eastAsia" w:ascii="宋体" w:hAnsi="宋体" w:eastAsia="宋体" w:cs="宋体"/>
           <w:color w:val="000000" w:themeColor="text1"/>
           <w14:textFill>
             <w14:solidFill>
@@ -515,7 +494,7 @@
         <w:pStyle w:val="4"/>
         <w:jc w:val="left"/>
         <w:rPr>
-          <w:rFonts w:hint="default" w:ascii="Times New Roman" w:hAnsi="Times New Roman" w:eastAsia="宋体" w:cs="Times New Roman"/>
+          <w:rFonts w:hint="eastAsia" w:ascii="宋体" w:hAnsi="宋体" w:eastAsia="宋体" w:cs="宋体"/>
           <w:color w:val="000000" w:themeColor="text1"/>
           <w14:textFill>
             <w14:solidFill>
@@ -526,7 +505,7 @@
       </w:pPr>
       <w:r>
         <w:rPr>
-          <w:rFonts w:hint="default" w:ascii="Times New Roman" w:hAnsi="Times New Roman" w:eastAsia="宋体" w:cs="Times New Roman"/>
+          <w:rFonts w:hint="eastAsia" w:ascii="宋体" w:hAnsi="宋体" w:eastAsia="宋体" w:cs="宋体"/>
           <w:color w:val="000000" w:themeColor="text1"/>
           <w14:textFill>
             <w14:solidFill>
@@ -534,13 +513,13 @@
             </w14:solidFill>
           </w14:textFill>
         </w:rPr>
-        <w:t>（二）电感式传感器</w:t>
+        <w:t>（二）电感式、光电式与超声波传感器</w:t>
       </w:r>
     </w:p>
     <w:p>
       <w:pPr>
         <w:rPr>
-          <w:rFonts w:hint="default" w:ascii="Times New Roman" w:hAnsi="Times New Roman" w:eastAsia="宋体" w:cs="Times New Roman"/>
+          <w:rFonts w:hint="eastAsia" w:ascii="宋体" w:hAnsi="宋体" w:eastAsia="宋体" w:cs="宋体"/>
           <w:color w:val="000000" w:themeColor="text1"/>
           <w14:textFill>
             <w14:solidFill>
@@ -551,7 +530,7 @@
       </w:pPr>
       <w:r>
         <w:rPr>
-          <w:rFonts w:hint="default" w:ascii="Times New Roman" w:hAnsi="Times New Roman" w:eastAsia="宋体" w:cs="Times New Roman"/>
+          <w:rFonts w:hint="eastAsia" w:ascii="宋体" w:hAnsi="宋体" w:eastAsia="宋体" w:cs="宋体"/>
           <w:color w:val="000000" w:themeColor="text1"/>
           <w14:textFill>
             <w14:solidFill>
@@ -559,15 +538,15 @@
             </w14:solidFill>
           </w14:textFill>
         </w:rPr>
-        <w:t>电感式传感器主要用于金属目标检测。老师讲解了其电磁检测思路：传感器内部线圈产生电磁场，当金属目标靠近感应面时，金属中的电磁效应会改变传感器内部振荡状态，从而使输出信号发生变化。由于不同金属材料的电磁特性存在差异，传感器对不同材料的响应也可能不同。在MPS生产线中，可利用这一类传感器判断某个工件是否具有金属属性，为后续材料分类和装配逻辑提供依据。</w:t>
+        <w:t>电感式传感器主要用于金属目标检测，金属靠近感应面后会改变传感器内部电磁状态，从而形成开关或连续输出。在MPS生产线中，可利用它判断工件是否为金属。光电传感器包括对射式和漫反射式：对射式适合检测工件到位或通过，漫反射式可依据反射光强差异辅助判断距离或颜色。超声波传感器则通过测量声波往返时间计算距离，使用时应避开近距离的非线性区域。</w:t>
       </w:r>
     </w:p>
     <w:p>
       <w:pPr>
-        <w:pStyle w:val="164"/>
-        <w:shd w:val="clear" w:fill="F7F7F7"/>
+        <w:pStyle w:val="4"/>
+        <w:jc w:val="left"/>
         <w:rPr>
-          <w:rFonts w:hint="default" w:ascii="Times New Roman" w:hAnsi="Times New Roman" w:eastAsia="宋体" w:cs="Times New Roman"/>
+          <w:rFonts w:hint="eastAsia" w:ascii="宋体" w:hAnsi="宋体" w:eastAsia="宋体" w:cs="宋体"/>
           <w:color w:val="000000" w:themeColor="text1"/>
           <w14:textFill>
             <w14:solidFill>
@@ -578,7 +557,7 @@
       </w:pPr>
       <w:r>
         <w:rPr>
-          <w:rFonts w:hint="default" w:ascii="Times New Roman" w:hAnsi="Times New Roman" w:eastAsia="宋体" w:cs="Times New Roman"/>
+          <w:rFonts w:hint="eastAsia" w:ascii="宋体" w:hAnsi="宋体" w:eastAsia="宋体" w:cs="宋体"/>
           <w:color w:val="000000" w:themeColor="text1"/>
           <w14:textFill>
             <w14:solidFill>
@@ -586,15 +565,13 @@
             </w14:solidFill>
           </w14:textFill>
         </w:rPr>
-        <w:t>根据资料查找，常见电感式接近传感器利用线圈产生交变电磁场，金属目标进入磁场后产生涡流并消耗振荡能量，检测电路据此产生开关信号。因此其典型优势是非接触、无机械磨损、适合工业位置检测，但通常不能直接检测塑料等非金属目标。</w:t>
+        <w:t>（三）AD590与应变片传感器</w:t>
       </w:r>
     </w:p>
     <w:p>
       <w:pPr>
-        <w:pStyle w:val="4"/>
-        <w:jc w:val="left"/>
         <w:rPr>
-          <w:rFonts w:hint="default" w:ascii="Times New Roman" w:hAnsi="Times New Roman" w:eastAsia="宋体" w:cs="Times New Roman"/>
+          <w:rFonts w:hint="eastAsia" w:ascii="宋体" w:hAnsi="宋体" w:eastAsia="宋体" w:cs="宋体"/>
           <w:color w:val="000000" w:themeColor="text1"/>
           <w14:textFill>
             <w14:solidFill>
@@ -605,7 +582,7 @@
       </w:pPr>
       <w:r>
         <w:rPr>
-          <w:rFonts w:hint="default" w:ascii="Times New Roman" w:hAnsi="Times New Roman" w:eastAsia="宋体" w:cs="Times New Roman"/>
+          <w:rFonts w:hint="eastAsia" w:ascii="宋体" w:hAnsi="宋体" w:eastAsia="宋体" w:cs="宋体"/>
           <w:color w:val="000000" w:themeColor="text1"/>
           <w14:textFill>
             <w14:solidFill>
@@ -613,13 +590,15 @@
             </w14:solidFill>
           </w14:textFill>
         </w:rPr>
-        <w:t>（三）光电传感器</w:t>
+        <w:t>老师以AD590说明温度信号的转换过程：传感器输出随温度变化的电流，经电流—电压转换后可送入控制器。应变片则把悬臂梁受力产生的微小变形转换为电阻变化，再通过电桥得到微弱电压信号。根据资料查找，AD590输出电流与绝对温度近似成正比，便于进行线性温度测量。</w:t>
       </w:r>
     </w:p>
     <w:p>
       <w:pPr>
+        <w:pStyle w:val="3"/>
+        <w:jc w:val="left"/>
         <w:rPr>
-          <w:rFonts w:hint="default" w:ascii="Times New Roman" w:hAnsi="Times New Roman" w:eastAsia="宋体" w:cs="Times New Roman"/>
+          <w:rFonts w:hint="eastAsia" w:ascii="宋体" w:hAnsi="宋体" w:eastAsia="宋体" w:cs="宋体"/>
           <w:color w:val="000000" w:themeColor="text1"/>
           <w14:textFill>
             <w14:solidFill>
@@ -630,7 +609,7 @@
       </w:pPr>
       <w:r>
         <w:rPr>
-          <w:rFonts w:hint="default" w:ascii="Times New Roman" w:hAnsi="Times New Roman" w:eastAsia="宋体" w:cs="Times New Roman"/>
+          <w:rFonts w:hint="eastAsia" w:ascii="宋体" w:hAnsi="宋体" w:eastAsia="宋体" w:cs="宋体"/>
           <w:color w:val="000000" w:themeColor="text1"/>
           <w14:textFill>
             <w14:solidFill>
@@ -638,15 +617,13 @@
             </w14:solidFill>
           </w14:textFill>
         </w:rPr>
-        <w:t>老师介绍了对射式和漫反射式两类光电检测方式。对射式传感器由发射端和接收端组成，当工件进入光路并遮挡光线时，接收信号发生变化，可以用于判断工件是否到位或是否经过。前面MPS加工单元中就使用了红外对射式传感器：工件进入位置后，传感器输出到位信号，控制器再启动转位和加工动作。漫反射式则由传感器发射光线，经目标表面反射后再由接收端检测。目标距离以及表面颜色不同，反射光强也会发生差异，因此可用于一定程度的距离或颜色识别。老师还通过黑色、白色等表面对光的吸收和反射差异说明了颜色检测的基本思路。</w:t>
+        <w:t>四、信号调理与工业标准信号</w:t>
       </w:r>
     </w:p>
     <w:p>
       <w:pPr>
-        <w:pStyle w:val="4"/>
-        <w:jc w:val="left"/>
         <w:rPr>
-          <w:rFonts w:hint="default" w:ascii="Times New Roman" w:hAnsi="Times New Roman" w:eastAsia="宋体" w:cs="Times New Roman"/>
+          <w:rFonts w:hint="eastAsia" w:ascii="宋体" w:hAnsi="宋体" w:eastAsia="宋体" w:cs="宋体"/>
           <w:color w:val="000000" w:themeColor="text1"/>
           <w14:textFill>
             <w14:solidFill>
@@ -657,7 +634,7 @@
       </w:pPr>
       <w:r>
         <w:rPr>
-          <w:rFonts w:hint="default" w:ascii="Times New Roman" w:hAnsi="Times New Roman" w:eastAsia="宋体" w:cs="Times New Roman"/>
+          <w:rFonts w:hint="eastAsia" w:ascii="宋体" w:hAnsi="宋体" w:eastAsia="宋体" w:cs="宋体"/>
           <w:color w:val="000000" w:themeColor="text1"/>
           <w14:textFill>
             <w14:solidFill>
@@ -665,13 +642,15 @@
             </w14:solidFill>
           </w14:textFill>
         </w:rPr>
-        <w:t>（四）超声波传感器</w:t>
+        <w:t>应变片等敏感元件的原始输出往往很弱，不能直接用于远距离传输，因此需要电桥、运算放大器等电路完成转换与放大。老师还介绍了0～5V、0～10V和4～20mA等工业常用信号，它们便于与PLC或采集设备连接。其中4～20mA电流信号适合较远距离传输，也便于识别断线等异常状态。</w:t>
       </w:r>
     </w:p>
     <w:p>
       <w:pPr>
+        <w:ind w:firstLine="0"/>
+        <w:jc w:val="center"/>
         <w:rPr>
-          <w:rFonts w:hint="default" w:ascii="Times New Roman" w:hAnsi="Times New Roman" w:eastAsia="宋体" w:cs="Times New Roman"/>
+          <w:rFonts w:hint="eastAsia" w:ascii="宋体" w:hAnsi="宋体" w:eastAsia="宋体" w:cs="宋体"/>
           <w:color w:val="000000" w:themeColor="text1"/>
           <w14:textFill>
             <w14:solidFill>
@@ -682,165 +661,7 @@
       </w:pPr>
       <w:r>
         <w:rPr>
-          <w:rFonts w:hint="default" w:ascii="Times New Roman" w:hAnsi="Times New Roman" w:eastAsia="宋体" w:cs="Times New Roman"/>
-          <w:color w:val="000000" w:themeColor="text1"/>
-          <w14:textFill>
-            <w14:solidFill>
-              <w14:schemeClr w14:val="tx1"/>
-            </w14:solidFill>
-          </w14:textFill>
-        </w:rPr>
-        <w:t>超声波传感器利用声波传播时间实现非接触测距。传感器先发射超声波，声波遇到目标后发生反射并返回接收端，通过记录发射和接收之间的时间，并结合空气中的声速即可估算目标距离。老师指出，超声波传感器在过近距离处通常存在非线性或不稳定区域，因此实际使用时应避开不可靠的近场范围，尽量工作在线性较好的测量区间。</w:t>
-      </w:r>
-    </w:p>
-    <w:p>
-      <w:pPr>
-        <w:pStyle w:val="4"/>
-        <w:jc w:val="left"/>
-        <w:rPr>
-          <w:rFonts w:hint="default" w:ascii="Times New Roman" w:hAnsi="Times New Roman" w:eastAsia="宋体" w:cs="Times New Roman"/>
-          <w:color w:val="000000" w:themeColor="text1"/>
-          <w14:textFill>
-            <w14:solidFill>
-              <w14:schemeClr w14:val="tx1"/>
-            </w14:solidFill>
-          </w14:textFill>
-        </w:rPr>
-      </w:pPr>
-      <w:r>
-        <w:rPr>
-          <w:rFonts w:hint="default" w:ascii="Times New Roman" w:hAnsi="Times New Roman" w:eastAsia="宋体" w:cs="Times New Roman"/>
-          <w:color w:val="000000" w:themeColor="text1"/>
-          <w14:textFill>
-            <w14:solidFill>
-              <w14:schemeClr w14:val="tx1"/>
-            </w14:solidFill>
-          </w14:textFill>
-        </w:rPr>
-        <w:t>（五）AD590温度传感器</w:t>
-      </w:r>
-    </w:p>
-    <w:p>
-      <w:pPr>
-        <w:rPr>
-          <w:rFonts w:hint="default" w:ascii="Times New Roman" w:hAnsi="Times New Roman" w:eastAsia="宋体" w:cs="Times New Roman"/>
-          <w:color w:val="000000" w:themeColor="text1"/>
-          <w14:textFill>
-            <w14:solidFill>
-              <w14:schemeClr w14:val="tx1"/>
-            </w14:solidFill>
-          </w14:textFill>
-        </w:rPr>
-      </w:pPr>
-      <w:r>
-        <w:rPr>
-          <w:rFonts w:hint="default" w:ascii="Times New Roman" w:hAnsi="Times New Roman" w:eastAsia="宋体" w:cs="Times New Roman"/>
-          <w:color w:val="000000" w:themeColor="text1"/>
-          <w14:textFill>
-            <w14:solidFill>
-              <w14:schemeClr w14:val="tx1"/>
-            </w14:solidFill>
-          </w14:textFill>
-        </w:rPr>
-        <w:t>在温度检测部分，老师除了提到热电偶和红外测温外，还专门介绍了AD590温度传感器。其输出是随温度变化的电流信号，因此在控制系统中常需要先经过电流—电压转换，将微小电流转换成控制器更方便读取的电压，再送入比较和控制环节。例如可以把一定温度范围线性对应到0～5V电压范围，使控制器通过电压值获得当前温度。</w:t>
-      </w:r>
-    </w:p>
-    <w:p>
-      <w:pPr>
-        <w:pStyle w:val="164"/>
-        <w:shd w:val="clear" w:fill="F7F7F7"/>
-        <w:rPr>
-          <w:rFonts w:hint="default" w:ascii="Times New Roman" w:hAnsi="Times New Roman" w:eastAsia="宋体" w:cs="Times New Roman"/>
-          <w:color w:val="000000" w:themeColor="text1"/>
-          <w14:textFill>
-            <w14:solidFill>
-              <w14:schemeClr w14:val="tx1"/>
-            </w14:solidFill>
-          </w14:textFill>
-        </w:rPr>
-      </w:pPr>
-      <w:r>
-        <w:rPr>
-          <w:rFonts w:hint="default" w:ascii="Times New Roman" w:hAnsi="Times New Roman" w:eastAsia="宋体" w:cs="Times New Roman"/>
-          <w:color w:val="000000" w:themeColor="text1"/>
-          <w14:textFill>
-            <w14:solidFill>
-              <w14:schemeClr w14:val="tx1"/>
-            </w14:solidFill>
-          </w14:textFill>
-        </w:rPr>
-        <w:t>根据资料查找，AD590是一种两端式集成温度传感器，其输出电流与绝对温度成正比，典型灵敏度可理解为约1 μA/K。这类器件适合把温度直接转换为较易远传和后续处理的电流信号。</w:t>
-      </w:r>
-    </w:p>
-    <w:p>
-      <w:pPr>
-        <w:pStyle w:val="4"/>
-        <w:jc w:val="left"/>
-        <w:rPr>
-          <w:rFonts w:hint="default" w:ascii="Times New Roman" w:hAnsi="Times New Roman" w:eastAsia="宋体" w:cs="Times New Roman"/>
-          <w:color w:val="000000" w:themeColor="text1"/>
-          <w14:textFill>
-            <w14:solidFill>
-              <w14:schemeClr w14:val="tx1"/>
-            </w14:solidFill>
-          </w14:textFill>
-        </w:rPr>
-      </w:pPr>
-      <w:r>
-        <w:rPr>
-          <w:rFonts w:hint="default" w:ascii="Times New Roman" w:hAnsi="Times New Roman" w:eastAsia="宋体" w:cs="Times New Roman"/>
-          <w:color w:val="000000" w:themeColor="text1"/>
-          <w14:textFill>
-            <w14:solidFill>
-              <w14:schemeClr w14:val="tx1"/>
-            </w14:solidFill>
-          </w14:textFill>
-        </w:rPr>
-        <w:t>（六）应变片传感器</w:t>
-      </w:r>
-    </w:p>
-    <w:p>
-      <w:pPr>
-        <w:rPr>
-          <w:rFonts w:hint="default" w:ascii="Times New Roman" w:hAnsi="Times New Roman" w:eastAsia="宋体" w:cs="Times New Roman"/>
-          <w:color w:val="000000" w:themeColor="text1"/>
-          <w14:textFill>
-            <w14:solidFill>
-              <w14:schemeClr w14:val="tx1"/>
-            </w14:solidFill>
-          </w14:textFill>
-        </w:rPr>
-      </w:pPr>
-      <w:r>
-        <w:rPr>
-          <w:rFonts w:hint="default" w:ascii="Times New Roman" w:hAnsi="Times New Roman" w:eastAsia="宋体" w:cs="Times New Roman"/>
-          <w:color w:val="000000" w:themeColor="text1"/>
-          <w14:textFill>
-            <w14:solidFill>
-              <w14:schemeClr w14:val="tx1"/>
-            </w14:solidFill>
-          </w14:textFill>
-        </w:rPr>
-        <w:t>老师还以悬臂梁为例介绍了应变片测量。当悬臂梁受力发生弯曲时，一侧表面被拉伸，另一侧被压缩，粘贴在表面的应变片也随之产生微小变形，其电阻值随应变发生变化。这样，原本难以直接测量的机械变形就转化为电阻变化。但应变片阻值变化通常很小，必须进一步利用电桥和放大电路进行处理，才能得到控制器可以稳定识别的信号。</w:t>
-      </w:r>
-    </w:p>
-    <w:p>
-      <w:pPr>
-        <w:ind w:firstLine="0"/>
-        <w:jc w:val="center"/>
-        <w:rPr>
-          <w:rFonts w:hint="default" w:ascii="Times New Roman" w:hAnsi="Times New Roman" w:eastAsia="宋体" w:cs="Times New Roman"/>
-          <w:color w:val="000000" w:themeColor="text1"/>
-          <w14:textFill>
-            <w14:solidFill>
-              <w14:schemeClr w14:val="tx1"/>
-            </w14:solidFill>
-          </w14:textFill>
-        </w:rPr>
-      </w:pPr>
-      <w:r>
-        <w:rPr>
-          <w:rFonts w:hint="default" w:ascii="Times New Roman" w:hAnsi="Times New Roman" w:eastAsia="宋体" w:cs="Times New Roman"/>
+          <w:rFonts w:hint="eastAsia" w:ascii="宋体" w:hAnsi="宋体" w:eastAsia="宋体" w:cs="宋体"/>
           <w:color w:val="000000" w:themeColor="text1"/>
           <w14:textFill>
             <w14:solidFill>
@@ -850,8 +671,8 @@
         </w:rPr>
         <w:drawing>
           <wp:inline distT="0" distB="0" distL="114300" distR="114300">
-            <wp:extent cx="5651500" cy="2088515"/>
-            <wp:effectExtent l="0" t="0" r="0" b="6985"/>
+            <wp:extent cx="5327650" cy="1127760"/>
+            <wp:effectExtent l="0" t="0" r="6350" b="2540"/>
             <wp:docPr id="2" name="Picture 2"/>
             <wp:cNvGraphicFramePr>
               <a:graphicFrameLocks xmlns:a="http://schemas.openxmlformats.org/drawingml/2006/main" noChangeAspect="1"/>
@@ -867,1552 +688,6 @@
                   </pic:nvPicPr>
                   <pic:blipFill>
                     <a:blip r:embed="rId8"/>
-                    <a:stretch>
-                      <a:fillRect/>
-                    </a:stretch>
-                  </pic:blipFill>
-                  <pic:spPr>
-                    <a:xfrm>
-                      <a:off x="0" y="0"/>
-                      <a:ext cx="5652000" cy="2088531"/>
-                    </a:xfrm>
-                    <a:prstGeom prst="rect">
-                      <a:avLst/>
-                    </a:prstGeom>
-                  </pic:spPr>
-                </pic:pic>
-              </a:graphicData>
-            </a:graphic>
-          </wp:inline>
-        </w:drawing>
-      </w:r>
-    </w:p>
-    <w:p>
-      <w:pPr>
-        <w:ind w:firstLine="0"/>
-        <w:jc w:val="center"/>
-        <w:rPr>
-          <w:rFonts w:hint="default" w:ascii="Times New Roman" w:hAnsi="Times New Roman" w:eastAsia="宋体" w:cs="Times New Roman"/>
-          <w:color w:val="000000" w:themeColor="text1"/>
-          <w14:textFill>
-            <w14:solidFill>
-              <w14:schemeClr w14:val="tx1"/>
-            </w14:solidFill>
-          </w14:textFill>
-        </w:rPr>
-      </w:pPr>
-      <w:r>
-        <w:rPr>
-          <w:rFonts w:hint="default" w:ascii="Times New Roman" w:hAnsi="Times New Roman" w:eastAsia="宋体" w:cs="Times New Roman"/>
-          <w:b w:val="0"/>
-          <w:i w:val="0"/>
-          <w:color w:val="000000" w:themeColor="text1"/>
-          <w:sz w:val="20"/>
-          <w14:textFill>
-            <w14:solidFill>
-              <w14:schemeClr w14:val="tx1"/>
-            </w14:solidFill>
-          </w14:textFill>
-        </w:rPr>
-        <w:t>图2  典型传感器主要检测功能对比图</w:t>
-      </w:r>
-    </w:p>
-    <w:p>
-      <w:pPr>
-        <w:keepNext/>
-        <w:ind w:firstLine="0"/>
-        <w:jc w:val="center"/>
-        <w:rPr>
-          <w:rFonts w:hint="default" w:ascii="Times New Roman" w:hAnsi="Times New Roman" w:eastAsia="宋体" w:cs="Times New Roman"/>
-          <w:color w:val="000000" w:themeColor="text1"/>
-          <w14:textFill>
-            <w14:solidFill>
-              <w14:schemeClr w14:val="tx1"/>
-            </w14:solidFill>
-          </w14:textFill>
-        </w:rPr>
-      </w:pPr>
-      <w:r>
-        <w:rPr>
-          <w:rFonts w:hint="default" w:ascii="Times New Roman" w:hAnsi="Times New Roman" w:eastAsia="宋体" w:cs="Times New Roman"/>
-          <w:b w:val="0"/>
-          <w:color w:val="000000" w:themeColor="text1"/>
-          <w:sz w:val="20"/>
-          <w14:textFill>
-            <w14:solidFill>
-              <w14:schemeClr w14:val="tx1"/>
-            </w14:solidFill>
-          </w14:textFill>
-        </w:rPr>
-        <w:t>表1  常见传感器特点简表</w:t>
-      </w:r>
-    </w:p>
-    <w:tbl>
-      <w:tblPr>
-        <w:tblStyle w:val="33"/>
-        <w:tblW w:w="0" w:type="auto"/>
-        <w:jc w:val="center"/>
-        <w:tblBorders>
-          <w:top w:val="single" w:color="auto" w:sz="4" w:space="0"/>
-          <w:left w:val="single" w:color="auto" w:sz="4" w:space="0"/>
-          <w:bottom w:val="single" w:color="auto" w:sz="4" w:space="0"/>
-          <w:right w:val="single" w:color="auto" w:sz="4" w:space="0"/>
-          <w:insideH w:val="single" w:color="auto" w:sz="4" w:space="0"/>
-          <w:insideV w:val="single" w:color="auto" w:sz="4" w:space="0"/>
-        </w:tblBorders>
-        <w:tblLayout w:type="autofit"/>
-        <w:tblCellMar>
-          <w:top w:w="0" w:type="dxa"/>
-          <w:left w:w="108" w:type="dxa"/>
-          <w:bottom w:w="0" w:type="dxa"/>
-          <w:right w:w="108" w:type="dxa"/>
-        </w:tblCellMar>
-      </w:tblPr>
-      <w:tblGrid>
-        <w:gridCol w:w="2294"/>
-        <w:gridCol w:w="2294"/>
-        <w:gridCol w:w="2294"/>
-        <w:gridCol w:w="2294"/>
-      </w:tblGrid>
-      <w:tr>
-        <w:tblPrEx>
-          <w:tblBorders>
-            <w:top w:val="single" w:color="auto" w:sz="4" w:space="0"/>
-            <w:left w:val="single" w:color="auto" w:sz="4" w:space="0"/>
-            <w:bottom w:val="single" w:color="auto" w:sz="4" w:space="0"/>
-            <w:right w:val="single" w:color="auto" w:sz="4" w:space="0"/>
-            <w:insideH w:val="single" w:color="auto" w:sz="4" w:space="0"/>
-            <w:insideV w:val="single" w:color="auto" w:sz="4" w:space="0"/>
-          </w:tblBorders>
-          <w:tblCellMar>
-            <w:top w:w="0" w:type="dxa"/>
-            <w:left w:w="108" w:type="dxa"/>
-            <w:bottom w:w="0" w:type="dxa"/>
-            <w:right w:w="108" w:type="dxa"/>
-          </w:tblCellMar>
-        </w:tblPrEx>
-        <w:trPr>
-          <w:jc w:val="center"/>
-        </w:trPr>
-        <w:tc>
-          <w:tcPr>
-            <w:tcW w:w="2294" w:type="dxa"/>
-            <w:vAlign w:val="center"/>
-          </w:tcPr>
-          <w:p>
-            <w:pPr>
-              <w:ind w:firstLine="0"/>
-              <w:rPr>
-                <w:rFonts w:hint="default" w:ascii="Times New Roman" w:hAnsi="Times New Roman" w:eastAsia="宋体" w:cs="Times New Roman"/>
-                <w:color w:val="000000" w:themeColor="text1"/>
-                <w14:textFill>
-                  <w14:solidFill>
-                    <w14:schemeClr w14:val="tx1"/>
-                  </w14:solidFill>
-                </w14:textFill>
-              </w:rPr>
-            </w:pPr>
-            <w:r>
-              <w:rPr>
-                <w:rFonts w:hint="default" w:ascii="Times New Roman" w:hAnsi="Times New Roman" w:eastAsia="宋体" w:cs="Times New Roman"/>
-                <w:b/>
-                <w:i w:val="0"/>
-                <w:color w:val="000000" w:themeColor="text1"/>
-                <w:sz w:val="21"/>
-                <w14:textFill>
-                  <w14:solidFill>
-                    <w14:schemeClr w14:val="tx1"/>
-                  </w14:solidFill>
-                </w14:textFill>
-              </w:rPr>
-              <w:t>传感器类型</w:t>
-            </w:r>
-          </w:p>
-        </w:tc>
-        <w:tc>
-          <w:tcPr>
-            <w:tcW w:w="2294" w:type="dxa"/>
-            <w:vAlign w:val="center"/>
-          </w:tcPr>
-          <w:p>
-            <w:pPr>
-              <w:ind w:firstLine="0"/>
-              <w:rPr>
-                <w:rFonts w:hint="default" w:ascii="Times New Roman" w:hAnsi="Times New Roman" w:eastAsia="宋体" w:cs="Times New Roman"/>
-                <w:color w:val="000000" w:themeColor="text1"/>
-                <w14:textFill>
-                  <w14:solidFill>
-                    <w14:schemeClr w14:val="tx1"/>
-                  </w14:solidFill>
-                </w14:textFill>
-              </w:rPr>
-            </w:pPr>
-            <w:r>
-              <w:rPr>
-                <w:rFonts w:hint="default" w:ascii="Times New Roman" w:hAnsi="Times New Roman" w:eastAsia="宋体" w:cs="Times New Roman"/>
-                <w:b/>
-                <w:i w:val="0"/>
-                <w:color w:val="000000" w:themeColor="text1"/>
-                <w:sz w:val="21"/>
-                <w14:textFill>
-                  <w14:solidFill>
-                    <w14:schemeClr w14:val="tx1"/>
-                  </w14:solidFill>
-                </w14:textFill>
-              </w:rPr>
-              <w:t>现场主要用途</w:t>
-            </w:r>
-          </w:p>
-        </w:tc>
-        <w:tc>
-          <w:tcPr>
-            <w:tcW w:w="2294" w:type="dxa"/>
-            <w:vAlign w:val="center"/>
-          </w:tcPr>
-          <w:p>
-            <w:pPr>
-              <w:ind w:firstLine="0"/>
-              <w:rPr>
-                <w:rFonts w:hint="default" w:ascii="Times New Roman" w:hAnsi="Times New Roman" w:eastAsia="宋体" w:cs="Times New Roman"/>
-                <w:color w:val="000000" w:themeColor="text1"/>
-                <w14:textFill>
-                  <w14:solidFill>
-                    <w14:schemeClr w14:val="tx1"/>
-                  </w14:solidFill>
-                </w14:textFill>
-              </w:rPr>
-            </w:pPr>
-            <w:r>
-              <w:rPr>
-                <w:rFonts w:hint="default" w:ascii="Times New Roman" w:hAnsi="Times New Roman" w:eastAsia="宋体" w:cs="Times New Roman"/>
-                <w:b/>
-                <w:i w:val="0"/>
-                <w:color w:val="000000" w:themeColor="text1"/>
-                <w:sz w:val="21"/>
-                <w14:textFill>
-                  <w14:solidFill>
-                    <w14:schemeClr w14:val="tx1"/>
-                  </w14:solidFill>
-                </w14:textFill>
-              </w:rPr>
-              <w:t>优点</w:t>
-            </w:r>
-          </w:p>
-        </w:tc>
-        <w:tc>
-          <w:tcPr>
-            <w:tcW w:w="2294" w:type="dxa"/>
-            <w:vAlign w:val="center"/>
-          </w:tcPr>
-          <w:p>
-            <w:pPr>
-              <w:ind w:firstLine="0"/>
-              <w:rPr>
-                <w:rFonts w:hint="default" w:ascii="Times New Roman" w:hAnsi="Times New Roman" w:eastAsia="宋体" w:cs="Times New Roman"/>
-                <w:color w:val="000000" w:themeColor="text1"/>
-                <w14:textFill>
-                  <w14:solidFill>
-                    <w14:schemeClr w14:val="tx1"/>
-                  </w14:solidFill>
-                </w14:textFill>
-              </w:rPr>
-            </w:pPr>
-            <w:r>
-              <w:rPr>
-                <w:rFonts w:hint="default" w:ascii="Times New Roman" w:hAnsi="Times New Roman" w:eastAsia="宋体" w:cs="Times New Roman"/>
-                <w:b/>
-                <w:i w:val="0"/>
-                <w:color w:val="000000" w:themeColor="text1"/>
-                <w:sz w:val="21"/>
-                <w14:textFill>
-                  <w14:solidFill>
-                    <w14:schemeClr w14:val="tx1"/>
-                  </w14:solidFill>
-                </w14:textFill>
-              </w:rPr>
-              <w:t>局限或注意点</w:t>
-            </w:r>
-          </w:p>
-        </w:tc>
-      </w:tr>
-      <w:tr>
-        <w:tblPrEx>
-          <w:tblBorders>
-            <w:top w:val="single" w:color="auto" w:sz="4" w:space="0"/>
-            <w:left w:val="single" w:color="auto" w:sz="4" w:space="0"/>
-            <w:bottom w:val="single" w:color="auto" w:sz="4" w:space="0"/>
-            <w:right w:val="single" w:color="auto" w:sz="4" w:space="0"/>
-            <w:insideH w:val="single" w:color="auto" w:sz="4" w:space="0"/>
-            <w:insideV w:val="single" w:color="auto" w:sz="4" w:space="0"/>
-          </w:tblBorders>
-          <w:tblCellMar>
-            <w:top w:w="0" w:type="dxa"/>
-            <w:left w:w="108" w:type="dxa"/>
-            <w:bottom w:w="0" w:type="dxa"/>
-            <w:right w:w="108" w:type="dxa"/>
-          </w:tblCellMar>
-        </w:tblPrEx>
-        <w:trPr>
-          <w:jc w:val="center"/>
-        </w:trPr>
-        <w:tc>
-          <w:tcPr>
-            <w:tcW w:w="2294" w:type="dxa"/>
-            <w:vAlign w:val="center"/>
-          </w:tcPr>
-          <w:p>
-            <w:pPr>
-              <w:spacing w:line="276" w:lineRule="auto"/>
-              <w:ind w:firstLine="0"/>
-              <w:rPr>
-                <w:rFonts w:hint="default" w:ascii="Times New Roman" w:hAnsi="Times New Roman" w:eastAsia="宋体" w:cs="Times New Roman"/>
-                <w:color w:val="000000" w:themeColor="text1"/>
-                <w14:textFill>
-                  <w14:solidFill>
-                    <w14:schemeClr w14:val="tx1"/>
-                  </w14:solidFill>
-                </w14:textFill>
-              </w:rPr>
-            </w:pPr>
-            <w:r>
-              <w:rPr>
-                <w:rFonts w:hint="default" w:ascii="Times New Roman" w:hAnsi="Times New Roman" w:eastAsia="宋体" w:cs="Times New Roman"/>
-                <w:b w:val="0"/>
-                <w:i w:val="0"/>
-                <w:color w:val="000000" w:themeColor="text1"/>
-                <w:sz w:val="20"/>
-                <w14:textFill>
-                  <w14:solidFill>
-                    <w14:schemeClr w14:val="tx1"/>
-                  </w14:solidFill>
-                </w14:textFill>
-              </w:rPr>
-              <w:t>电容式</w:t>
-            </w:r>
-          </w:p>
-        </w:tc>
-        <w:tc>
-          <w:tcPr>
-            <w:tcW w:w="2294" w:type="dxa"/>
-            <w:vAlign w:val="center"/>
-          </w:tcPr>
-          <w:p>
-            <w:pPr>
-              <w:spacing w:line="276" w:lineRule="auto"/>
-              <w:ind w:firstLine="0"/>
-              <w:rPr>
-                <w:rFonts w:hint="default" w:ascii="Times New Roman" w:hAnsi="Times New Roman" w:eastAsia="宋体" w:cs="Times New Roman"/>
-                <w:color w:val="000000" w:themeColor="text1"/>
-                <w14:textFill>
-                  <w14:solidFill>
-                    <w14:schemeClr w14:val="tx1"/>
-                  </w14:solidFill>
-                </w14:textFill>
-              </w:rPr>
-            </w:pPr>
-            <w:r>
-              <w:rPr>
-                <w:rFonts w:hint="default" w:ascii="Times New Roman" w:hAnsi="Times New Roman" w:eastAsia="宋体" w:cs="Times New Roman"/>
-                <w:b w:val="0"/>
-                <w:i w:val="0"/>
-                <w:color w:val="000000" w:themeColor="text1"/>
-                <w:sz w:val="20"/>
-                <w14:textFill>
-                  <w14:solidFill>
-                    <w14:schemeClr w14:val="tx1"/>
-                  </w14:solidFill>
-                </w14:textFill>
-              </w:rPr>
-              <w:t>工件有无、近距离检测</w:t>
-            </w:r>
-          </w:p>
-        </w:tc>
-        <w:tc>
-          <w:tcPr>
-            <w:tcW w:w="2294" w:type="dxa"/>
-            <w:vAlign w:val="center"/>
-          </w:tcPr>
-          <w:p>
-            <w:pPr>
-              <w:spacing w:line="276" w:lineRule="auto"/>
-              <w:ind w:firstLine="0"/>
-              <w:rPr>
-                <w:rFonts w:hint="default" w:ascii="Times New Roman" w:hAnsi="Times New Roman" w:eastAsia="宋体" w:cs="Times New Roman"/>
-                <w:color w:val="000000" w:themeColor="text1"/>
-                <w14:textFill>
-                  <w14:solidFill>
-                    <w14:schemeClr w14:val="tx1"/>
-                  </w14:solidFill>
-                </w14:textFill>
-              </w:rPr>
-            </w:pPr>
-            <w:r>
-              <w:rPr>
-                <w:rFonts w:hint="default" w:ascii="Times New Roman" w:hAnsi="Times New Roman" w:eastAsia="宋体" w:cs="Times New Roman"/>
-                <w:b w:val="0"/>
-                <w:i w:val="0"/>
-                <w:color w:val="000000" w:themeColor="text1"/>
-                <w:sz w:val="20"/>
-                <w14:textFill>
-                  <w14:solidFill>
-                    <w14:schemeClr w14:val="tx1"/>
-                  </w14:solidFill>
-                </w14:textFill>
-              </w:rPr>
-              <w:t>可检测金属和非金属</w:t>
-            </w:r>
-          </w:p>
-        </w:tc>
-        <w:tc>
-          <w:tcPr>
-            <w:tcW w:w="2294" w:type="dxa"/>
-            <w:vAlign w:val="center"/>
-          </w:tcPr>
-          <w:p>
-            <w:pPr>
-              <w:spacing w:line="276" w:lineRule="auto"/>
-              <w:ind w:firstLine="0"/>
-              <w:rPr>
-                <w:rFonts w:hint="default" w:ascii="Times New Roman" w:hAnsi="Times New Roman" w:eastAsia="宋体" w:cs="Times New Roman"/>
-                <w:color w:val="000000" w:themeColor="text1"/>
-                <w14:textFill>
-                  <w14:solidFill>
-                    <w14:schemeClr w14:val="tx1"/>
-                  </w14:solidFill>
-                </w14:textFill>
-              </w:rPr>
-            </w:pPr>
-            <w:r>
-              <w:rPr>
-                <w:rFonts w:hint="default" w:ascii="Times New Roman" w:hAnsi="Times New Roman" w:eastAsia="宋体" w:cs="Times New Roman"/>
-                <w:b w:val="0"/>
-                <w:i w:val="0"/>
-                <w:color w:val="000000" w:themeColor="text1"/>
-                <w:sz w:val="20"/>
-                <w14:textFill>
-                  <w14:solidFill>
-                    <w14:schemeClr w14:val="tx1"/>
-                  </w14:solidFill>
-                </w14:textFill>
-              </w:rPr>
-              <w:t>检测距离短，安装间隙要合适</w:t>
-            </w:r>
-          </w:p>
-        </w:tc>
-      </w:tr>
-      <w:tr>
-        <w:tblPrEx>
-          <w:tblBorders>
-            <w:top w:val="single" w:color="auto" w:sz="4" w:space="0"/>
-            <w:left w:val="single" w:color="auto" w:sz="4" w:space="0"/>
-            <w:bottom w:val="single" w:color="auto" w:sz="4" w:space="0"/>
-            <w:right w:val="single" w:color="auto" w:sz="4" w:space="0"/>
-            <w:insideH w:val="single" w:color="auto" w:sz="4" w:space="0"/>
-            <w:insideV w:val="single" w:color="auto" w:sz="4" w:space="0"/>
-          </w:tblBorders>
-          <w:tblCellMar>
-            <w:top w:w="0" w:type="dxa"/>
-            <w:left w:w="108" w:type="dxa"/>
-            <w:bottom w:w="0" w:type="dxa"/>
-            <w:right w:w="108" w:type="dxa"/>
-          </w:tblCellMar>
-        </w:tblPrEx>
-        <w:trPr>
-          <w:jc w:val="center"/>
-        </w:trPr>
-        <w:tc>
-          <w:tcPr>
-            <w:tcW w:w="2294" w:type="dxa"/>
-            <w:vAlign w:val="center"/>
-          </w:tcPr>
-          <w:p>
-            <w:pPr>
-              <w:spacing w:line="276" w:lineRule="auto"/>
-              <w:ind w:firstLine="0"/>
-              <w:rPr>
-                <w:rFonts w:hint="default" w:ascii="Times New Roman" w:hAnsi="Times New Roman" w:eastAsia="宋体" w:cs="Times New Roman"/>
-                <w:color w:val="000000" w:themeColor="text1"/>
-                <w14:textFill>
-                  <w14:solidFill>
-                    <w14:schemeClr w14:val="tx1"/>
-                  </w14:solidFill>
-                </w14:textFill>
-              </w:rPr>
-            </w:pPr>
-            <w:r>
-              <w:rPr>
-                <w:rFonts w:hint="default" w:ascii="Times New Roman" w:hAnsi="Times New Roman" w:eastAsia="宋体" w:cs="Times New Roman"/>
-                <w:b w:val="0"/>
-                <w:i w:val="0"/>
-                <w:color w:val="000000" w:themeColor="text1"/>
-                <w:sz w:val="20"/>
-                <w14:textFill>
-                  <w14:solidFill>
-                    <w14:schemeClr w14:val="tx1"/>
-                  </w14:solidFill>
-                </w14:textFill>
-              </w:rPr>
-              <w:t>电感式</w:t>
-            </w:r>
-          </w:p>
-        </w:tc>
-        <w:tc>
-          <w:tcPr>
-            <w:tcW w:w="2294" w:type="dxa"/>
-            <w:vAlign w:val="center"/>
-          </w:tcPr>
-          <w:p>
-            <w:pPr>
-              <w:spacing w:line="276" w:lineRule="auto"/>
-              <w:ind w:firstLine="0"/>
-              <w:rPr>
-                <w:rFonts w:hint="default" w:ascii="Times New Roman" w:hAnsi="Times New Roman" w:eastAsia="宋体" w:cs="Times New Roman"/>
-                <w:color w:val="000000" w:themeColor="text1"/>
-                <w14:textFill>
-                  <w14:solidFill>
-                    <w14:schemeClr w14:val="tx1"/>
-                  </w14:solidFill>
-                </w14:textFill>
-              </w:rPr>
-            </w:pPr>
-            <w:r>
-              <w:rPr>
-                <w:rFonts w:hint="default" w:ascii="Times New Roman" w:hAnsi="Times New Roman" w:eastAsia="宋体" w:cs="Times New Roman"/>
-                <w:b w:val="0"/>
-                <w:i w:val="0"/>
-                <w:color w:val="000000" w:themeColor="text1"/>
-                <w:sz w:val="20"/>
-                <w14:textFill>
-                  <w14:solidFill>
-                    <w14:schemeClr w14:val="tx1"/>
-                  </w14:solidFill>
-                </w14:textFill>
-              </w:rPr>
-              <w:t>金属识别、接近检测</w:t>
-            </w:r>
-          </w:p>
-        </w:tc>
-        <w:tc>
-          <w:tcPr>
-            <w:tcW w:w="2294" w:type="dxa"/>
-            <w:vAlign w:val="center"/>
-          </w:tcPr>
-          <w:p>
-            <w:pPr>
-              <w:spacing w:line="276" w:lineRule="auto"/>
-              <w:ind w:firstLine="0"/>
-              <w:rPr>
-                <w:rFonts w:hint="default" w:ascii="Times New Roman" w:hAnsi="Times New Roman" w:eastAsia="宋体" w:cs="Times New Roman"/>
-                <w:color w:val="000000" w:themeColor="text1"/>
-                <w14:textFill>
-                  <w14:solidFill>
-                    <w14:schemeClr w14:val="tx1"/>
-                  </w14:solidFill>
-                </w14:textFill>
-              </w:rPr>
-            </w:pPr>
-            <w:r>
-              <w:rPr>
-                <w:rFonts w:hint="default" w:ascii="Times New Roman" w:hAnsi="Times New Roman" w:eastAsia="宋体" w:cs="Times New Roman"/>
-                <w:b w:val="0"/>
-                <w:i w:val="0"/>
-                <w:color w:val="000000" w:themeColor="text1"/>
-                <w:sz w:val="20"/>
-                <w14:textFill>
-                  <w14:solidFill>
-                    <w14:schemeClr w14:val="tx1"/>
-                  </w14:solidFill>
-                </w14:textFill>
-              </w:rPr>
-              <w:t>抗污染能力较好，结构简单</w:t>
-            </w:r>
-          </w:p>
-        </w:tc>
-        <w:tc>
-          <w:tcPr>
-            <w:tcW w:w="2294" w:type="dxa"/>
-            <w:vAlign w:val="center"/>
-          </w:tcPr>
-          <w:p>
-            <w:pPr>
-              <w:spacing w:line="276" w:lineRule="auto"/>
-              <w:ind w:firstLine="0"/>
-              <w:rPr>
-                <w:rFonts w:hint="default" w:ascii="Times New Roman" w:hAnsi="Times New Roman" w:eastAsia="宋体" w:cs="Times New Roman"/>
-                <w:color w:val="000000" w:themeColor="text1"/>
-                <w14:textFill>
-                  <w14:solidFill>
-                    <w14:schemeClr w14:val="tx1"/>
-                  </w14:solidFill>
-                </w14:textFill>
-              </w:rPr>
-            </w:pPr>
-            <w:r>
-              <w:rPr>
-                <w:rFonts w:hint="default" w:ascii="Times New Roman" w:hAnsi="Times New Roman" w:eastAsia="宋体" w:cs="Times New Roman"/>
-                <w:b w:val="0"/>
-                <w:i w:val="0"/>
-                <w:color w:val="000000" w:themeColor="text1"/>
-                <w:sz w:val="20"/>
-                <w14:textFill>
-                  <w14:solidFill>
-                    <w14:schemeClr w14:val="tx1"/>
-                  </w14:solidFill>
-                </w14:textFill>
-              </w:rPr>
-              <w:t>通常只适合金属目标</w:t>
-            </w:r>
-          </w:p>
-        </w:tc>
-      </w:tr>
-      <w:tr>
-        <w:tblPrEx>
-          <w:tblBorders>
-            <w:top w:val="single" w:color="auto" w:sz="4" w:space="0"/>
-            <w:left w:val="single" w:color="auto" w:sz="4" w:space="0"/>
-            <w:bottom w:val="single" w:color="auto" w:sz="4" w:space="0"/>
-            <w:right w:val="single" w:color="auto" w:sz="4" w:space="0"/>
-            <w:insideH w:val="single" w:color="auto" w:sz="4" w:space="0"/>
-            <w:insideV w:val="single" w:color="auto" w:sz="4" w:space="0"/>
-          </w:tblBorders>
-          <w:tblCellMar>
-            <w:top w:w="0" w:type="dxa"/>
-            <w:left w:w="108" w:type="dxa"/>
-            <w:bottom w:w="0" w:type="dxa"/>
-            <w:right w:w="108" w:type="dxa"/>
-          </w:tblCellMar>
-        </w:tblPrEx>
-        <w:trPr>
-          <w:jc w:val="center"/>
-        </w:trPr>
-        <w:tc>
-          <w:tcPr>
-            <w:tcW w:w="2294" w:type="dxa"/>
-            <w:vAlign w:val="center"/>
-          </w:tcPr>
-          <w:p>
-            <w:pPr>
-              <w:spacing w:line="276" w:lineRule="auto"/>
-              <w:ind w:firstLine="0"/>
-              <w:rPr>
-                <w:rFonts w:hint="default" w:ascii="Times New Roman" w:hAnsi="Times New Roman" w:eastAsia="宋体" w:cs="Times New Roman"/>
-                <w:color w:val="000000" w:themeColor="text1"/>
-                <w14:textFill>
-                  <w14:solidFill>
-                    <w14:schemeClr w14:val="tx1"/>
-                  </w14:solidFill>
-                </w14:textFill>
-              </w:rPr>
-            </w:pPr>
-            <w:r>
-              <w:rPr>
-                <w:rFonts w:hint="default" w:ascii="Times New Roman" w:hAnsi="Times New Roman" w:eastAsia="宋体" w:cs="Times New Roman"/>
-                <w:b w:val="0"/>
-                <w:i w:val="0"/>
-                <w:color w:val="000000" w:themeColor="text1"/>
-                <w:sz w:val="20"/>
-                <w14:textFill>
-                  <w14:solidFill>
-                    <w14:schemeClr w14:val="tx1"/>
-                  </w14:solidFill>
-                </w14:textFill>
-              </w:rPr>
-              <w:t>光电式</w:t>
-            </w:r>
-          </w:p>
-        </w:tc>
-        <w:tc>
-          <w:tcPr>
-            <w:tcW w:w="2294" w:type="dxa"/>
-            <w:vAlign w:val="center"/>
-          </w:tcPr>
-          <w:p>
-            <w:pPr>
-              <w:spacing w:line="276" w:lineRule="auto"/>
-              <w:ind w:firstLine="0"/>
-              <w:rPr>
-                <w:rFonts w:hint="default" w:ascii="Times New Roman" w:hAnsi="Times New Roman" w:eastAsia="宋体" w:cs="Times New Roman"/>
-                <w:color w:val="000000" w:themeColor="text1"/>
-                <w14:textFill>
-                  <w14:solidFill>
-                    <w14:schemeClr w14:val="tx1"/>
-                  </w14:solidFill>
-                </w14:textFill>
-              </w:rPr>
-            </w:pPr>
-            <w:r>
-              <w:rPr>
-                <w:rFonts w:hint="default" w:ascii="Times New Roman" w:hAnsi="Times New Roman" w:eastAsia="宋体" w:cs="Times New Roman"/>
-                <w:b w:val="0"/>
-                <w:i w:val="0"/>
-                <w:color w:val="000000" w:themeColor="text1"/>
-                <w:sz w:val="20"/>
-                <w14:textFill>
-                  <w14:solidFill>
-                    <w14:schemeClr w14:val="tx1"/>
-                  </w14:solidFill>
-                </w14:textFill>
-              </w:rPr>
-              <w:t>到位检测、颜色/反射差异识别</w:t>
-            </w:r>
-          </w:p>
-        </w:tc>
-        <w:tc>
-          <w:tcPr>
-            <w:tcW w:w="2294" w:type="dxa"/>
-            <w:vAlign w:val="center"/>
-          </w:tcPr>
-          <w:p>
-            <w:pPr>
-              <w:spacing w:line="276" w:lineRule="auto"/>
-              <w:ind w:firstLine="0"/>
-              <w:rPr>
-                <w:rFonts w:hint="default" w:ascii="Times New Roman" w:hAnsi="Times New Roman" w:eastAsia="宋体" w:cs="Times New Roman"/>
-                <w:color w:val="000000" w:themeColor="text1"/>
-                <w14:textFill>
-                  <w14:solidFill>
-                    <w14:schemeClr w14:val="tx1"/>
-                  </w14:solidFill>
-                </w14:textFill>
-              </w:rPr>
-            </w:pPr>
-            <w:r>
-              <w:rPr>
-                <w:rFonts w:hint="default" w:ascii="Times New Roman" w:hAnsi="Times New Roman" w:eastAsia="宋体" w:cs="Times New Roman"/>
-                <w:b w:val="0"/>
-                <w:i w:val="0"/>
-                <w:color w:val="000000" w:themeColor="text1"/>
-                <w:sz w:val="20"/>
-                <w14:textFill>
-                  <w14:solidFill>
-                    <w14:schemeClr w14:val="tx1"/>
-                  </w14:solidFill>
-                </w14:textFill>
-              </w:rPr>
-              <w:t>响应快，使用灵活</w:t>
-            </w:r>
-          </w:p>
-        </w:tc>
-        <w:tc>
-          <w:tcPr>
-            <w:tcW w:w="2294" w:type="dxa"/>
-            <w:vAlign w:val="center"/>
-          </w:tcPr>
-          <w:p>
-            <w:pPr>
-              <w:spacing w:line="276" w:lineRule="auto"/>
-              <w:ind w:firstLine="0"/>
-              <w:rPr>
-                <w:rFonts w:hint="default" w:ascii="Times New Roman" w:hAnsi="Times New Roman" w:eastAsia="宋体" w:cs="Times New Roman"/>
-                <w:color w:val="000000" w:themeColor="text1"/>
-                <w14:textFill>
-                  <w14:solidFill>
-                    <w14:schemeClr w14:val="tx1"/>
-                  </w14:solidFill>
-                </w14:textFill>
-              </w:rPr>
-            </w:pPr>
-            <w:r>
-              <w:rPr>
-                <w:rFonts w:hint="default" w:ascii="Times New Roman" w:hAnsi="Times New Roman" w:eastAsia="宋体" w:cs="Times New Roman"/>
-                <w:b w:val="0"/>
-                <w:i w:val="0"/>
-                <w:color w:val="000000" w:themeColor="text1"/>
-                <w:sz w:val="20"/>
-                <w14:textFill>
-                  <w14:solidFill>
-                    <w14:schemeClr w14:val="tx1"/>
-                  </w14:solidFill>
-                </w14:textFill>
-              </w:rPr>
-              <w:t>受反射率、环境光影响较明显</w:t>
-            </w:r>
-          </w:p>
-        </w:tc>
-      </w:tr>
-      <w:tr>
-        <w:tblPrEx>
-          <w:tblBorders>
-            <w:top w:val="single" w:color="auto" w:sz="4" w:space="0"/>
-            <w:left w:val="single" w:color="auto" w:sz="4" w:space="0"/>
-            <w:bottom w:val="single" w:color="auto" w:sz="4" w:space="0"/>
-            <w:right w:val="single" w:color="auto" w:sz="4" w:space="0"/>
-            <w:insideH w:val="single" w:color="auto" w:sz="4" w:space="0"/>
-            <w:insideV w:val="single" w:color="auto" w:sz="4" w:space="0"/>
-          </w:tblBorders>
-          <w:tblCellMar>
-            <w:top w:w="0" w:type="dxa"/>
-            <w:left w:w="108" w:type="dxa"/>
-            <w:bottom w:w="0" w:type="dxa"/>
-            <w:right w:w="108" w:type="dxa"/>
-          </w:tblCellMar>
-        </w:tblPrEx>
-        <w:trPr>
-          <w:jc w:val="center"/>
-        </w:trPr>
-        <w:tc>
-          <w:tcPr>
-            <w:tcW w:w="2294" w:type="dxa"/>
-            <w:vAlign w:val="center"/>
-          </w:tcPr>
-          <w:p>
-            <w:pPr>
-              <w:spacing w:line="276" w:lineRule="auto"/>
-              <w:ind w:firstLine="0"/>
-              <w:rPr>
-                <w:rFonts w:hint="default" w:ascii="Times New Roman" w:hAnsi="Times New Roman" w:eastAsia="宋体" w:cs="Times New Roman"/>
-                <w:color w:val="000000" w:themeColor="text1"/>
-                <w14:textFill>
-                  <w14:solidFill>
-                    <w14:schemeClr w14:val="tx1"/>
-                  </w14:solidFill>
-                </w14:textFill>
-              </w:rPr>
-            </w:pPr>
-            <w:r>
-              <w:rPr>
-                <w:rFonts w:hint="default" w:ascii="Times New Roman" w:hAnsi="Times New Roman" w:eastAsia="宋体" w:cs="Times New Roman"/>
-                <w:b w:val="0"/>
-                <w:i w:val="0"/>
-                <w:color w:val="000000" w:themeColor="text1"/>
-                <w:sz w:val="20"/>
-                <w14:textFill>
-                  <w14:solidFill>
-                    <w14:schemeClr w14:val="tx1"/>
-                  </w14:solidFill>
-                </w14:textFill>
-              </w:rPr>
-              <w:t>超声波</w:t>
-            </w:r>
-          </w:p>
-        </w:tc>
-        <w:tc>
-          <w:tcPr>
-            <w:tcW w:w="2294" w:type="dxa"/>
-            <w:vAlign w:val="center"/>
-          </w:tcPr>
-          <w:p>
-            <w:pPr>
-              <w:spacing w:line="276" w:lineRule="auto"/>
-              <w:ind w:firstLine="0"/>
-              <w:rPr>
-                <w:rFonts w:hint="default" w:ascii="Times New Roman" w:hAnsi="Times New Roman" w:eastAsia="宋体" w:cs="Times New Roman"/>
-                <w:color w:val="000000" w:themeColor="text1"/>
-                <w14:textFill>
-                  <w14:solidFill>
-                    <w14:schemeClr w14:val="tx1"/>
-                  </w14:solidFill>
-                </w14:textFill>
-              </w:rPr>
-            </w:pPr>
-            <w:r>
-              <w:rPr>
-                <w:rFonts w:hint="default" w:ascii="Times New Roman" w:hAnsi="Times New Roman" w:eastAsia="宋体" w:cs="Times New Roman"/>
-                <w:b w:val="0"/>
-                <w:i w:val="0"/>
-                <w:color w:val="000000" w:themeColor="text1"/>
-                <w:sz w:val="20"/>
-                <w14:textFill>
-                  <w14:solidFill>
-                    <w14:schemeClr w14:val="tx1"/>
-                  </w14:solidFill>
-                </w14:textFill>
-              </w:rPr>
-              <w:t>非接触距离测量</w:t>
-            </w:r>
-          </w:p>
-        </w:tc>
-        <w:tc>
-          <w:tcPr>
-            <w:tcW w:w="2294" w:type="dxa"/>
-            <w:vAlign w:val="center"/>
-          </w:tcPr>
-          <w:p>
-            <w:pPr>
-              <w:spacing w:line="276" w:lineRule="auto"/>
-              <w:ind w:firstLine="0"/>
-              <w:rPr>
-                <w:rFonts w:hint="default" w:ascii="Times New Roman" w:hAnsi="Times New Roman" w:eastAsia="宋体" w:cs="Times New Roman"/>
-                <w:color w:val="000000" w:themeColor="text1"/>
-                <w14:textFill>
-                  <w14:solidFill>
-                    <w14:schemeClr w14:val="tx1"/>
-                  </w14:solidFill>
-                </w14:textFill>
-              </w:rPr>
-            </w:pPr>
-            <w:r>
-              <w:rPr>
-                <w:rFonts w:hint="default" w:ascii="Times New Roman" w:hAnsi="Times New Roman" w:eastAsia="宋体" w:cs="Times New Roman"/>
-                <w:b w:val="0"/>
-                <w:i w:val="0"/>
-                <w:color w:val="000000" w:themeColor="text1"/>
-                <w:sz w:val="20"/>
-                <w14:textFill>
-                  <w14:solidFill>
-                    <w14:schemeClr w14:val="tx1"/>
-                  </w14:solidFill>
-                </w14:textFill>
-              </w:rPr>
-              <w:t>可测透明或颜色差异明显目标</w:t>
-            </w:r>
-          </w:p>
-        </w:tc>
-        <w:tc>
-          <w:tcPr>
-            <w:tcW w:w="2294" w:type="dxa"/>
-            <w:vAlign w:val="center"/>
-          </w:tcPr>
-          <w:p>
-            <w:pPr>
-              <w:spacing w:line="276" w:lineRule="auto"/>
-              <w:ind w:firstLine="0"/>
-              <w:rPr>
-                <w:rFonts w:hint="default" w:ascii="Times New Roman" w:hAnsi="Times New Roman" w:eastAsia="宋体" w:cs="Times New Roman"/>
-                <w:color w:val="000000" w:themeColor="text1"/>
-                <w14:textFill>
-                  <w14:solidFill>
-                    <w14:schemeClr w14:val="tx1"/>
-                  </w14:solidFill>
-                </w14:textFill>
-              </w:rPr>
-            </w:pPr>
-            <w:r>
-              <w:rPr>
-                <w:rFonts w:hint="default" w:ascii="Times New Roman" w:hAnsi="Times New Roman" w:eastAsia="宋体" w:cs="Times New Roman"/>
-                <w:b w:val="0"/>
-                <w:i w:val="0"/>
-                <w:color w:val="000000" w:themeColor="text1"/>
-                <w:sz w:val="20"/>
-                <w14:textFill>
-                  <w14:solidFill>
-                    <w14:schemeClr w14:val="tx1"/>
-                  </w14:solidFill>
-                </w14:textFill>
-              </w:rPr>
-              <w:t>近距离存在非线性区域</w:t>
-            </w:r>
-          </w:p>
-        </w:tc>
-      </w:tr>
-      <w:tr>
-        <w:tblPrEx>
-          <w:tblBorders>
-            <w:top w:val="single" w:color="auto" w:sz="4" w:space="0"/>
-            <w:left w:val="single" w:color="auto" w:sz="4" w:space="0"/>
-            <w:bottom w:val="single" w:color="auto" w:sz="4" w:space="0"/>
-            <w:right w:val="single" w:color="auto" w:sz="4" w:space="0"/>
-            <w:insideH w:val="single" w:color="auto" w:sz="4" w:space="0"/>
-            <w:insideV w:val="single" w:color="auto" w:sz="4" w:space="0"/>
-          </w:tblBorders>
-          <w:tblCellMar>
-            <w:top w:w="0" w:type="dxa"/>
-            <w:left w:w="108" w:type="dxa"/>
-            <w:bottom w:w="0" w:type="dxa"/>
-            <w:right w:w="108" w:type="dxa"/>
-          </w:tblCellMar>
-        </w:tblPrEx>
-        <w:trPr>
-          <w:jc w:val="center"/>
-        </w:trPr>
-        <w:tc>
-          <w:tcPr>
-            <w:tcW w:w="2294" w:type="dxa"/>
-            <w:vAlign w:val="center"/>
-          </w:tcPr>
-          <w:p>
-            <w:pPr>
-              <w:spacing w:line="276" w:lineRule="auto"/>
-              <w:ind w:firstLine="0"/>
-              <w:rPr>
-                <w:rFonts w:hint="default" w:ascii="Times New Roman" w:hAnsi="Times New Roman" w:eastAsia="宋体" w:cs="Times New Roman"/>
-                <w:color w:val="000000" w:themeColor="text1"/>
-                <w14:textFill>
-                  <w14:solidFill>
-                    <w14:schemeClr w14:val="tx1"/>
-                  </w14:solidFill>
-                </w14:textFill>
-              </w:rPr>
-            </w:pPr>
-            <w:r>
-              <w:rPr>
-                <w:rFonts w:hint="default" w:ascii="Times New Roman" w:hAnsi="Times New Roman" w:eastAsia="宋体" w:cs="Times New Roman"/>
-                <w:b w:val="0"/>
-                <w:i w:val="0"/>
-                <w:color w:val="000000" w:themeColor="text1"/>
-                <w:sz w:val="20"/>
-                <w14:textFill>
-                  <w14:solidFill>
-                    <w14:schemeClr w14:val="tx1"/>
-                  </w14:solidFill>
-                </w14:textFill>
-              </w:rPr>
-              <w:t>AD590</w:t>
-            </w:r>
-          </w:p>
-        </w:tc>
-        <w:tc>
-          <w:tcPr>
-            <w:tcW w:w="2294" w:type="dxa"/>
-            <w:vAlign w:val="center"/>
-          </w:tcPr>
-          <w:p>
-            <w:pPr>
-              <w:spacing w:line="276" w:lineRule="auto"/>
-              <w:ind w:firstLine="0"/>
-              <w:rPr>
-                <w:rFonts w:hint="default" w:ascii="Times New Roman" w:hAnsi="Times New Roman" w:eastAsia="宋体" w:cs="Times New Roman"/>
-                <w:color w:val="000000" w:themeColor="text1"/>
-                <w14:textFill>
-                  <w14:solidFill>
-                    <w14:schemeClr w14:val="tx1"/>
-                  </w14:solidFill>
-                </w14:textFill>
-              </w:rPr>
-            </w:pPr>
-            <w:r>
-              <w:rPr>
-                <w:rFonts w:hint="default" w:ascii="Times New Roman" w:hAnsi="Times New Roman" w:eastAsia="宋体" w:cs="Times New Roman"/>
-                <w:b w:val="0"/>
-                <w:i w:val="0"/>
-                <w:color w:val="000000" w:themeColor="text1"/>
-                <w:sz w:val="20"/>
-                <w14:textFill>
-                  <w14:solidFill>
-                    <w14:schemeClr w14:val="tx1"/>
-                  </w14:solidFill>
-                </w14:textFill>
-              </w:rPr>
-              <w:t>温度测量</w:t>
-            </w:r>
-          </w:p>
-        </w:tc>
-        <w:tc>
-          <w:tcPr>
-            <w:tcW w:w="2294" w:type="dxa"/>
-            <w:vAlign w:val="center"/>
-          </w:tcPr>
-          <w:p>
-            <w:pPr>
-              <w:spacing w:line="276" w:lineRule="auto"/>
-              <w:ind w:firstLine="0"/>
-              <w:rPr>
-                <w:rFonts w:hint="default" w:ascii="Times New Roman" w:hAnsi="Times New Roman" w:eastAsia="宋体" w:cs="Times New Roman"/>
-                <w:color w:val="000000" w:themeColor="text1"/>
-                <w14:textFill>
-                  <w14:solidFill>
-                    <w14:schemeClr w14:val="tx1"/>
-                  </w14:solidFill>
-                </w14:textFill>
-              </w:rPr>
-            </w:pPr>
-            <w:r>
-              <w:rPr>
-                <w:rFonts w:hint="default" w:ascii="Times New Roman" w:hAnsi="Times New Roman" w:eastAsia="宋体" w:cs="Times New Roman"/>
-                <w:b w:val="0"/>
-                <w:i w:val="0"/>
-                <w:color w:val="000000" w:themeColor="text1"/>
-                <w:sz w:val="20"/>
-                <w14:textFill>
-                  <w14:solidFill>
-                    <w14:schemeClr w14:val="tx1"/>
-                  </w14:solidFill>
-                </w14:textFill>
-              </w:rPr>
-              <w:t>输出与温度关系明确，便于转换</w:t>
-            </w:r>
-          </w:p>
-        </w:tc>
-        <w:tc>
-          <w:tcPr>
-            <w:tcW w:w="2294" w:type="dxa"/>
-            <w:vAlign w:val="center"/>
-          </w:tcPr>
-          <w:p>
-            <w:pPr>
-              <w:spacing w:line="276" w:lineRule="auto"/>
-              <w:ind w:firstLine="0"/>
-              <w:rPr>
-                <w:rFonts w:hint="default" w:ascii="Times New Roman" w:hAnsi="Times New Roman" w:eastAsia="宋体" w:cs="Times New Roman"/>
-                <w:color w:val="000000" w:themeColor="text1"/>
-                <w14:textFill>
-                  <w14:solidFill>
-                    <w14:schemeClr w14:val="tx1"/>
-                  </w14:solidFill>
-                </w14:textFill>
-              </w:rPr>
-            </w:pPr>
-            <w:r>
-              <w:rPr>
-                <w:rFonts w:hint="default" w:ascii="Times New Roman" w:hAnsi="Times New Roman" w:eastAsia="宋体" w:cs="Times New Roman"/>
-                <w:b w:val="0"/>
-                <w:i w:val="0"/>
-                <w:color w:val="000000" w:themeColor="text1"/>
-                <w:sz w:val="20"/>
-                <w14:textFill>
-                  <w14:solidFill>
-                    <w14:schemeClr w14:val="tx1"/>
-                  </w14:solidFill>
-                </w14:textFill>
-              </w:rPr>
-              <w:t>通常需后续电路进行信号调理</w:t>
-            </w:r>
-          </w:p>
-        </w:tc>
-      </w:tr>
-      <w:tr>
-        <w:tblPrEx>
-          <w:tblBorders>
-            <w:top w:val="single" w:color="auto" w:sz="4" w:space="0"/>
-            <w:left w:val="single" w:color="auto" w:sz="4" w:space="0"/>
-            <w:bottom w:val="single" w:color="auto" w:sz="4" w:space="0"/>
-            <w:right w:val="single" w:color="auto" w:sz="4" w:space="0"/>
-            <w:insideH w:val="single" w:color="auto" w:sz="4" w:space="0"/>
-            <w:insideV w:val="single" w:color="auto" w:sz="4" w:space="0"/>
-          </w:tblBorders>
-          <w:tblCellMar>
-            <w:top w:w="0" w:type="dxa"/>
-            <w:left w:w="108" w:type="dxa"/>
-            <w:bottom w:w="0" w:type="dxa"/>
-            <w:right w:w="108" w:type="dxa"/>
-          </w:tblCellMar>
-        </w:tblPrEx>
-        <w:trPr>
-          <w:jc w:val="center"/>
-        </w:trPr>
-        <w:tc>
-          <w:tcPr>
-            <w:tcW w:w="2294" w:type="dxa"/>
-            <w:vAlign w:val="center"/>
-          </w:tcPr>
-          <w:p>
-            <w:pPr>
-              <w:spacing w:line="276" w:lineRule="auto"/>
-              <w:ind w:firstLine="0"/>
-              <w:rPr>
-                <w:rFonts w:hint="default" w:ascii="Times New Roman" w:hAnsi="Times New Roman" w:eastAsia="宋体" w:cs="Times New Roman"/>
-                <w:color w:val="000000" w:themeColor="text1"/>
-                <w14:textFill>
-                  <w14:solidFill>
-                    <w14:schemeClr w14:val="tx1"/>
-                  </w14:solidFill>
-                </w14:textFill>
-              </w:rPr>
-            </w:pPr>
-            <w:r>
-              <w:rPr>
-                <w:rFonts w:hint="default" w:ascii="Times New Roman" w:hAnsi="Times New Roman" w:eastAsia="宋体" w:cs="Times New Roman"/>
-                <w:b w:val="0"/>
-                <w:i w:val="0"/>
-                <w:color w:val="000000" w:themeColor="text1"/>
-                <w:sz w:val="20"/>
-                <w14:textFill>
-                  <w14:solidFill>
-                    <w14:schemeClr w14:val="tx1"/>
-                  </w14:solidFill>
-                </w14:textFill>
-              </w:rPr>
-              <w:t>应变片</w:t>
-            </w:r>
-          </w:p>
-        </w:tc>
-        <w:tc>
-          <w:tcPr>
-            <w:tcW w:w="2294" w:type="dxa"/>
-            <w:vAlign w:val="center"/>
-          </w:tcPr>
-          <w:p>
-            <w:pPr>
-              <w:spacing w:line="276" w:lineRule="auto"/>
-              <w:ind w:firstLine="0"/>
-              <w:rPr>
-                <w:rFonts w:hint="default" w:ascii="Times New Roman" w:hAnsi="Times New Roman" w:eastAsia="宋体" w:cs="Times New Roman"/>
-                <w:color w:val="000000" w:themeColor="text1"/>
-                <w14:textFill>
-                  <w14:solidFill>
-                    <w14:schemeClr w14:val="tx1"/>
-                  </w14:solidFill>
-                </w14:textFill>
-              </w:rPr>
-            </w:pPr>
-            <w:r>
-              <w:rPr>
-                <w:rFonts w:hint="default" w:ascii="Times New Roman" w:hAnsi="Times New Roman" w:eastAsia="宋体" w:cs="Times New Roman"/>
-                <w:b w:val="0"/>
-                <w:i w:val="0"/>
-                <w:color w:val="000000" w:themeColor="text1"/>
-                <w:sz w:val="20"/>
-                <w14:textFill>
-                  <w14:solidFill>
-                    <w14:schemeClr w14:val="tx1"/>
-                  </w14:solidFill>
-                </w14:textFill>
-              </w:rPr>
-              <w:t>力/变形测量</w:t>
-            </w:r>
-          </w:p>
-        </w:tc>
-        <w:tc>
-          <w:tcPr>
-            <w:tcW w:w="2294" w:type="dxa"/>
-            <w:vAlign w:val="center"/>
-          </w:tcPr>
-          <w:p>
-            <w:pPr>
-              <w:spacing w:line="276" w:lineRule="auto"/>
-              <w:ind w:firstLine="0"/>
-              <w:rPr>
-                <w:rFonts w:hint="default" w:ascii="Times New Roman" w:hAnsi="Times New Roman" w:eastAsia="宋体" w:cs="Times New Roman"/>
-                <w:color w:val="000000" w:themeColor="text1"/>
-                <w14:textFill>
-                  <w14:solidFill>
-                    <w14:schemeClr w14:val="tx1"/>
-                  </w14:solidFill>
-                </w14:textFill>
-              </w:rPr>
-            </w:pPr>
-            <w:r>
-              <w:rPr>
-                <w:rFonts w:hint="default" w:ascii="Times New Roman" w:hAnsi="Times New Roman" w:eastAsia="宋体" w:cs="Times New Roman"/>
-                <w:b w:val="0"/>
-                <w:i w:val="0"/>
-                <w:color w:val="000000" w:themeColor="text1"/>
-                <w:sz w:val="20"/>
-                <w14:textFill>
-                  <w14:solidFill>
-                    <w14:schemeClr w14:val="tx1"/>
-                  </w14:solidFill>
-                </w14:textFill>
-              </w:rPr>
-              <w:t>灵敏度高，适合结构受力检测</w:t>
-            </w:r>
-          </w:p>
-        </w:tc>
-        <w:tc>
-          <w:tcPr>
-            <w:tcW w:w="2294" w:type="dxa"/>
-            <w:vAlign w:val="center"/>
-          </w:tcPr>
-          <w:p>
-            <w:pPr>
-              <w:spacing w:line="276" w:lineRule="auto"/>
-              <w:ind w:firstLine="0"/>
-              <w:rPr>
-                <w:rFonts w:hint="default" w:ascii="Times New Roman" w:hAnsi="Times New Roman" w:eastAsia="宋体" w:cs="Times New Roman"/>
-                <w:color w:val="000000" w:themeColor="text1"/>
-                <w14:textFill>
-                  <w14:solidFill>
-                    <w14:schemeClr w14:val="tx1"/>
-                  </w14:solidFill>
-                </w14:textFill>
-              </w:rPr>
-            </w:pPr>
-            <w:r>
-              <w:rPr>
-                <w:rFonts w:hint="default" w:ascii="Times New Roman" w:hAnsi="Times New Roman" w:eastAsia="宋体" w:cs="Times New Roman"/>
-                <w:b w:val="0"/>
-                <w:i w:val="0"/>
-                <w:color w:val="000000" w:themeColor="text1"/>
-                <w:sz w:val="20"/>
-                <w14:textFill>
-                  <w14:solidFill>
-                    <w14:schemeClr w14:val="tx1"/>
-                  </w14:solidFill>
-                </w14:textFill>
-              </w:rPr>
-              <w:t>输出微弱，需要电桥和运放</w:t>
-            </w:r>
-          </w:p>
-        </w:tc>
-      </w:tr>
-      <w:tr>
-        <w:tblPrEx>
-          <w:tblBorders>
-            <w:top w:val="single" w:color="auto" w:sz="4" w:space="0"/>
-            <w:left w:val="single" w:color="auto" w:sz="4" w:space="0"/>
-            <w:bottom w:val="single" w:color="auto" w:sz="4" w:space="0"/>
-            <w:right w:val="single" w:color="auto" w:sz="4" w:space="0"/>
-            <w:insideH w:val="single" w:color="auto" w:sz="4" w:space="0"/>
-            <w:insideV w:val="single" w:color="auto" w:sz="4" w:space="0"/>
-          </w:tblBorders>
-          <w:tblCellMar>
-            <w:top w:w="0" w:type="dxa"/>
-            <w:left w:w="108" w:type="dxa"/>
-            <w:bottom w:w="0" w:type="dxa"/>
-            <w:right w:w="108" w:type="dxa"/>
-          </w:tblCellMar>
-        </w:tblPrEx>
-        <w:trPr>
-          <w:jc w:val="center"/>
-        </w:trPr>
-        <w:tc>
-          <w:tcPr>
-            <w:tcW w:w="2294" w:type="dxa"/>
-            <w:vAlign w:val="center"/>
-          </w:tcPr>
-          <w:p>
-            <w:pPr>
-              <w:spacing w:line="276" w:lineRule="auto"/>
-              <w:ind w:firstLine="0"/>
-              <w:rPr>
-                <w:rFonts w:hint="default" w:ascii="Times New Roman" w:hAnsi="Times New Roman" w:eastAsia="宋体" w:cs="Times New Roman"/>
-                <w:color w:val="000000" w:themeColor="text1"/>
-                <w14:textFill>
-                  <w14:solidFill>
-                    <w14:schemeClr w14:val="tx1"/>
-                  </w14:solidFill>
-                </w14:textFill>
-              </w:rPr>
-            </w:pPr>
-            <w:r>
-              <w:rPr>
-                <w:rFonts w:hint="default" w:ascii="Times New Roman" w:hAnsi="Times New Roman" w:eastAsia="宋体" w:cs="Times New Roman"/>
-                <w:b w:val="0"/>
-                <w:i w:val="0"/>
-                <w:color w:val="000000" w:themeColor="text1"/>
-                <w:sz w:val="20"/>
-                <w14:textFill>
-                  <w14:solidFill>
-                    <w14:schemeClr w14:val="tx1"/>
-                  </w14:solidFill>
-                </w14:textFill>
-              </w:rPr>
-              <w:t>编码器</w:t>
-            </w:r>
-          </w:p>
-        </w:tc>
-        <w:tc>
-          <w:tcPr>
-            <w:tcW w:w="2294" w:type="dxa"/>
-            <w:vAlign w:val="center"/>
-          </w:tcPr>
-          <w:p>
-            <w:pPr>
-              <w:spacing w:line="276" w:lineRule="auto"/>
-              <w:ind w:firstLine="0"/>
-              <w:rPr>
-                <w:rFonts w:hint="default" w:ascii="Times New Roman" w:hAnsi="Times New Roman" w:eastAsia="宋体" w:cs="Times New Roman"/>
-                <w:color w:val="000000" w:themeColor="text1"/>
-                <w14:textFill>
-                  <w14:solidFill>
-                    <w14:schemeClr w14:val="tx1"/>
-                  </w14:solidFill>
-                </w14:textFill>
-              </w:rPr>
-            </w:pPr>
-            <w:r>
-              <w:rPr>
-                <w:rFonts w:hint="default" w:ascii="Times New Roman" w:hAnsi="Times New Roman" w:eastAsia="宋体" w:cs="Times New Roman"/>
-                <w:b w:val="0"/>
-                <w:i w:val="0"/>
-                <w:color w:val="000000" w:themeColor="text1"/>
-                <w:sz w:val="20"/>
-                <w14:textFill>
-                  <w14:solidFill>
-                    <w14:schemeClr w14:val="tx1"/>
-                  </w14:solidFill>
-                </w14:textFill>
-              </w:rPr>
-              <w:t>位置与速度反馈</w:t>
-            </w:r>
-          </w:p>
-        </w:tc>
-        <w:tc>
-          <w:tcPr>
-            <w:tcW w:w="2294" w:type="dxa"/>
-            <w:vAlign w:val="center"/>
-          </w:tcPr>
-          <w:p>
-            <w:pPr>
-              <w:spacing w:line="276" w:lineRule="auto"/>
-              <w:ind w:firstLine="0"/>
-              <w:rPr>
-                <w:rFonts w:hint="default" w:ascii="Times New Roman" w:hAnsi="Times New Roman" w:eastAsia="宋体" w:cs="Times New Roman"/>
-                <w:color w:val="000000" w:themeColor="text1"/>
-                <w14:textFill>
-                  <w14:solidFill>
-                    <w14:schemeClr w14:val="tx1"/>
-                  </w14:solidFill>
-                </w14:textFill>
-              </w:rPr>
-            </w:pPr>
-            <w:r>
-              <w:rPr>
-                <w:rFonts w:hint="default" w:ascii="Times New Roman" w:hAnsi="Times New Roman" w:eastAsia="宋体" w:cs="Times New Roman"/>
-                <w:b w:val="0"/>
-                <w:i w:val="0"/>
-                <w:color w:val="000000" w:themeColor="text1"/>
-                <w:sz w:val="20"/>
-                <w14:textFill>
-                  <w14:solidFill>
-                    <w14:schemeClr w14:val="tx1"/>
-                  </w14:solidFill>
-                </w14:textFill>
-              </w:rPr>
-              <w:t>精度高，便于闭环控制</w:t>
-            </w:r>
-          </w:p>
-        </w:tc>
-        <w:tc>
-          <w:tcPr>
-            <w:tcW w:w="2294" w:type="dxa"/>
-            <w:vAlign w:val="center"/>
-          </w:tcPr>
-          <w:p>
-            <w:pPr>
-              <w:spacing w:line="276" w:lineRule="auto"/>
-              <w:ind w:firstLine="0"/>
-              <w:rPr>
-                <w:rFonts w:hint="default" w:ascii="Times New Roman" w:hAnsi="Times New Roman" w:eastAsia="宋体" w:cs="Times New Roman"/>
-                <w:color w:val="000000" w:themeColor="text1"/>
-                <w14:textFill>
-                  <w14:solidFill>
-                    <w14:schemeClr w14:val="tx1"/>
-                  </w14:solidFill>
-                </w14:textFill>
-              </w:rPr>
-            </w:pPr>
-            <w:r>
-              <w:rPr>
-                <w:rFonts w:hint="default" w:ascii="Times New Roman" w:hAnsi="Times New Roman" w:eastAsia="宋体" w:cs="Times New Roman"/>
-                <w:b w:val="0"/>
-                <w:i w:val="0"/>
-                <w:color w:val="000000" w:themeColor="text1"/>
-                <w:sz w:val="20"/>
-                <w14:textFill>
-                  <w14:solidFill>
-                    <w14:schemeClr w14:val="tx1"/>
-                  </w14:solidFill>
-                </w14:textFill>
-              </w:rPr>
-              <w:t>安装与对中要求较高</w:t>
-            </w:r>
-          </w:p>
-        </w:tc>
-      </w:tr>
-    </w:tbl>
-    <w:p>
-      <w:pPr>
-        <w:pStyle w:val="3"/>
-        <w:jc w:val="left"/>
-        <w:rPr>
-          <w:rFonts w:hint="default" w:ascii="Times New Roman" w:hAnsi="Times New Roman" w:eastAsia="宋体" w:cs="Times New Roman"/>
-          <w:color w:val="000000" w:themeColor="text1"/>
-          <w14:textFill>
-            <w14:solidFill>
-              <w14:schemeClr w14:val="tx1"/>
-            </w14:solidFill>
-          </w14:textFill>
-        </w:rPr>
-      </w:pPr>
-      <w:r>
-        <w:rPr>
-          <w:rFonts w:hint="default" w:ascii="Times New Roman" w:hAnsi="Times New Roman" w:eastAsia="宋体" w:cs="Times New Roman"/>
-          <w:color w:val="000000" w:themeColor="text1"/>
-          <w14:textFill>
-            <w14:solidFill>
-              <w14:schemeClr w14:val="tx1"/>
-            </w14:solidFill>
-          </w14:textFill>
-        </w:rPr>
-        <w:t>四、传感器信号转换与调理</w:t>
-      </w:r>
-    </w:p>
-    <w:p>
-      <w:pPr>
-        <w:pStyle w:val="4"/>
-        <w:jc w:val="left"/>
-        <w:rPr>
-          <w:rFonts w:hint="default" w:ascii="Times New Roman" w:hAnsi="Times New Roman" w:eastAsia="宋体" w:cs="Times New Roman"/>
-          <w:color w:val="000000" w:themeColor="text1"/>
-          <w14:textFill>
-            <w14:solidFill>
-              <w14:schemeClr w14:val="tx1"/>
-            </w14:solidFill>
-          </w14:textFill>
-        </w:rPr>
-      </w:pPr>
-      <w:r>
-        <w:rPr>
-          <w:rFonts w:hint="default" w:ascii="Times New Roman" w:hAnsi="Times New Roman" w:eastAsia="宋体" w:cs="Times New Roman"/>
-          <w:color w:val="000000" w:themeColor="text1"/>
-          <w14:textFill>
-            <w14:solidFill>
-              <w14:schemeClr w14:val="tx1"/>
-            </w14:solidFill>
-          </w14:textFill>
-        </w:rPr>
-        <w:t>（一）电桥与运算放大器</w:t>
-      </w:r>
-    </w:p>
-    <w:p>
-      <w:pPr>
-        <w:rPr>
-          <w:rFonts w:hint="default" w:ascii="Times New Roman" w:hAnsi="Times New Roman" w:eastAsia="宋体" w:cs="Times New Roman"/>
-          <w:color w:val="000000" w:themeColor="text1"/>
-          <w14:textFill>
-            <w14:solidFill>
-              <w14:schemeClr w14:val="tx1"/>
-            </w14:solidFill>
-          </w14:textFill>
-        </w:rPr>
-      </w:pPr>
-      <w:r>
-        <w:rPr>
-          <w:rFonts w:hint="default" w:ascii="Times New Roman" w:hAnsi="Times New Roman" w:eastAsia="宋体" w:cs="Times New Roman"/>
-          <w:color w:val="000000" w:themeColor="text1"/>
-          <w14:textFill>
-            <w14:solidFill>
-              <w14:schemeClr w14:val="tx1"/>
-            </w14:solidFill>
-          </w14:textFill>
-        </w:rPr>
-        <w:t>对于应变片这类电阻式敏感元件，可以把应变片接入电桥电路。初始平衡时，电桥两侧电压接近相等；当某一桥臂的应变片因受力而改变电阻时，电桥失去平衡并产生微小的差分电压。老师现场举例说明，即使电阻只发生很小变化，输出电压也会非常微弱，因此不能直接进行远距离传输。随后需要使用运算放大器对微弱电压进行放大，并根据后续控制器的输入范围进行适当调整。</w:t>
-      </w:r>
-    </w:p>
-    <w:p>
-      <w:pPr>
-        <w:ind w:firstLine="0"/>
-        <w:jc w:val="center"/>
-        <w:rPr>
-          <w:rFonts w:hint="default" w:ascii="Times New Roman" w:hAnsi="Times New Roman" w:eastAsia="宋体" w:cs="Times New Roman"/>
-          <w:color w:val="000000" w:themeColor="text1"/>
-          <w14:textFill>
-            <w14:solidFill>
-              <w14:schemeClr w14:val="tx1"/>
-            </w14:solidFill>
-          </w14:textFill>
-        </w:rPr>
-      </w:pPr>
-      <w:r>
-        <w:rPr>
-          <w:rFonts w:hint="default" w:ascii="Times New Roman" w:hAnsi="Times New Roman" w:eastAsia="宋体" w:cs="Times New Roman"/>
-          <w:color w:val="000000" w:themeColor="text1"/>
-          <w14:textFill>
-            <w14:solidFill>
-              <w14:schemeClr w14:val="tx1"/>
-            </w14:solidFill>
-          </w14:textFill>
-        </w:rPr>
-        <w:drawing>
-          <wp:inline distT="0" distB="0" distL="114300" distR="114300">
-            <wp:extent cx="5327650" cy="1127760"/>
-            <wp:effectExtent l="0" t="0" r="6350" b="2540"/>
-            <wp:docPr id="3" name="Picture 3"/>
-            <wp:cNvGraphicFramePr>
-              <a:graphicFrameLocks xmlns:a="http://schemas.openxmlformats.org/drawingml/2006/main" noChangeAspect="1"/>
-            </wp:cNvGraphicFramePr>
-            <a:graphic xmlns:a="http://schemas.openxmlformats.org/drawingml/2006/main">
-              <a:graphicData uri="http://schemas.openxmlformats.org/drawingml/2006/picture">
-                <pic:pic xmlns:pic="http://schemas.openxmlformats.org/drawingml/2006/picture">
-                  <pic:nvPicPr>
-                    <pic:cNvPr id="3" name="Picture 3"/>
-                    <pic:cNvPicPr>
-                      <a:picLocks noChangeAspect="1"/>
-                    </pic:cNvPicPr>
-                  </pic:nvPicPr>
-                  <pic:blipFill>
-                    <a:blip r:embed="rId9"/>
                     <a:stretch>
                       <a:fillRect/>
                     </a:stretch>
@@ -2438,7 +713,7 @@
         <w:ind w:firstLine="0"/>
         <w:jc w:val="center"/>
         <w:rPr>
-          <w:rFonts w:hint="default" w:ascii="Times New Roman" w:hAnsi="Times New Roman" w:eastAsia="宋体" w:cs="Times New Roman"/>
+          <w:rFonts w:hint="eastAsia" w:ascii="宋体" w:hAnsi="宋体" w:eastAsia="宋体" w:cs="宋体"/>
           <w:color w:val="000000" w:themeColor="text1"/>
           <w14:textFill>
             <w14:solidFill>
@@ -2449,9 +724,7 @@
       </w:pPr>
       <w:r>
         <w:rPr>
-          <w:rFonts w:hint="default" w:ascii="Times New Roman" w:hAnsi="Times New Roman" w:eastAsia="宋体" w:cs="Times New Roman"/>
-          <w:b w:val="0"/>
-          <w:i w:val="0"/>
+          <w:rFonts w:hint="eastAsia" w:ascii="宋体" w:hAnsi="宋体" w:eastAsia="宋体" w:cs="宋体"/>
           <w:color w:val="000000" w:themeColor="text1"/>
           <w:sz w:val="20"/>
           <w14:textFill>
@@ -2460,15 +733,15 @@
             </w14:solidFill>
           </w14:textFill>
         </w:rPr>
-        <w:t>图3  应变测量与信号调理过程示意图</w:t>
+        <w:t>图2  应变测量与信号调理过程示意图</w:t>
       </w:r>
     </w:p>
     <w:p>
       <w:pPr>
-        <w:pStyle w:val="4"/>
+        <w:pStyle w:val="3"/>
         <w:jc w:val="left"/>
         <w:rPr>
-          <w:rFonts w:hint="default" w:ascii="Times New Roman" w:hAnsi="Times New Roman" w:eastAsia="宋体" w:cs="Times New Roman"/>
+          <w:rFonts w:hint="eastAsia" w:ascii="宋体" w:hAnsi="宋体" w:eastAsia="宋体" w:cs="宋体"/>
           <w:color w:val="000000" w:themeColor="text1"/>
           <w14:textFill>
             <w14:solidFill>
@@ -2479,7 +752,7 @@
       </w:pPr>
       <w:r>
         <w:rPr>
-          <w:rFonts w:hint="default" w:ascii="Times New Roman" w:hAnsi="Times New Roman" w:eastAsia="宋体" w:cs="Times New Roman"/>
+          <w:rFonts w:hint="eastAsia" w:ascii="宋体" w:hAnsi="宋体" w:eastAsia="宋体" w:cs="宋体"/>
           <w:color w:val="000000" w:themeColor="text1"/>
           <w14:textFill>
             <w14:solidFill>
@@ -2487,13 +760,13 @@
             </w14:solidFill>
           </w14:textFill>
         </w:rPr>
-        <w:t>（二）工业标准电压、电流信号</w:t>
+        <w:t>五、电机反馈与MPS生产线应用</w:t>
       </w:r>
     </w:p>
     <w:p>
       <w:pPr>
         <w:rPr>
-          <w:rFonts w:hint="default" w:ascii="Times New Roman" w:hAnsi="Times New Roman" w:eastAsia="宋体" w:cs="Times New Roman"/>
+          <w:rFonts w:hint="eastAsia" w:ascii="宋体" w:hAnsi="宋体" w:eastAsia="宋体" w:cs="宋体"/>
           <w:color w:val="000000" w:themeColor="text1"/>
           <w14:textFill>
             <w14:solidFill>
@@ -2504,7 +777,7 @@
       </w:pPr>
       <w:r>
         <w:rPr>
-          <w:rFonts w:hint="default" w:ascii="Times New Roman" w:hAnsi="Times New Roman" w:eastAsia="宋体" w:cs="Times New Roman"/>
+          <w:rFonts w:hint="eastAsia" w:ascii="宋体" w:hAnsi="宋体" w:eastAsia="宋体" w:cs="宋体"/>
           <w:color w:val="000000" w:themeColor="text1"/>
           <w14:textFill>
             <w14:solidFill>
@@ -2512,15 +785,15 @@
             </w14:solidFill>
           </w14:textFill>
         </w:rPr>
-        <w:t>老师在讲解信号远传时提到了0～5V、0～10V和4～20mA等工业常用电信号。传感器把温度、变形、距离等物理量转换为标准电压或电流后，可以更加方便地接入PLC、采集卡或其他控制设备。对于距离较远、现场干扰较强的工业环境，电流信号具有明显的工程价值，因此4～20mA在过程控制领域十分常见。</w:t>
+        <w:t>在运动控制中，系统还需要获得电机当前位置和速度。精度要求不高时可采用霍尔传感器，高精度场合可使用光电编码器或光栅尺，通过脉冲或位移信号形成位置、速度反馈。MPS生产线中，上料、检测、加工、装配和分拣各工位都依赖传感器确认工件状态，再由PLC决定下一步动作，从而形成“检测—判断—执行—再检测”的循环。</w:t>
       </w:r>
     </w:p>
     <w:p>
       <w:pPr>
-        <w:pStyle w:val="164"/>
-        <w:shd w:val="clear" w:fill="F7F7F7"/>
+        <w:ind w:firstLine="0"/>
+        <w:jc w:val="center"/>
         <w:rPr>
-          <w:rFonts w:hint="default" w:ascii="Times New Roman" w:hAnsi="Times New Roman" w:eastAsia="宋体" w:cs="Times New Roman"/>
+          <w:rFonts w:hint="eastAsia" w:ascii="宋体" w:hAnsi="宋体" w:eastAsia="宋体" w:cs="宋体"/>
           <w:color w:val="000000" w:themeColor="text1"/>
           <w14:textFill>
             <w14:solidFill>
@@ -2531,188 +804,7 @@
       </w:pPr>
       <w:r>
         <w:rPr>
-          <w:rFonts w:hint="default" w:ascii="Times New Roman" w:hAnsi="Times New Roman" w:eastAsia="宋体" w:cs="Times New Roman"/>
-          <w:color w:val="000000" w:themeColor="text1"/>
-          <w14:textFill>
-            <w14:solidFill>
-              <w14:schemeClr w14:val="tx1"/>
-            </w14:solidFill>
-          </w14:textFill>
-        </w:rPr>
-        <w:t>根据资料查找，4～20mA电流环适合工业长距离传输，一个重要原因是电流信号对线路压降和许多电气噪声的影响相对不敏感；同时4mA作为“活零点”，当回路断线造成电流降为0mA时，接收端可以把故障与正常的零量程状态区分开来。</w:t>
-      </w:r>
-    </w:p>
-    <w:p>
-      <w:pPr>
-        <w:pStyle w:val="3"/>
-        <w:jc w:val="left"/>
-        <w:rPr>
-          <w:rFonts w:hint="default" w:ascii="Times New Roman" w:hAnsi="Times New Roman" w:eastAsia="宋体" w:cs="Times New Roman"/>
-          <w:color w:val="000000" w:themeColor="text1"/>
-          <w14:textFill>
-            <w14:solidFill>
-              <w14:schemeClr w14:val="tx1"/>
-            </w14:solidFill>
-          </w14:textFill>
-        </w:rPr>
-      </w:pPr>
-      <w:r>
-        <w:rPr>
-          <w:rFonts w:hint="default" w:ascii="Times New Roman" w:hAnsi="Times New Roman" w:eastAsia="宋体" w:cs="Times New Roman"/>
-          <w:color w:val="000000" w:themeColor="text1"/>
-          <w14:textFill>
-            <w14:solidFill>
-              <w14:schemeClr w14:val="tx1"/>
-            </w14:solidFill>
-          </w14:textFill>
-        </w:rPr>
-        <w:t>五、电机位置、速度检测与闭环反馈</w:t>
-      </w:r>
-    </w:p>
-    <w:p>
-      <w:pPr>
-        <w:rPr>
-          <w:rFonts w:hint="default" w:ascii="Times New Roman" w:hAnsi="Times New Roman" w:eastAsia="宋体" w:cs="Times New Roman"/>
-          <w:color w:val="000000" w:themeColor="text1"/>
-          <w14:textFill>
-            <w14:solidFill>
-              <w14:schemeClr w14:val="tx1"/>
-            </w14:solidFill>
-          </w14:textFill>
-        </w:rPr>
-      </w:pPr>
-      <w:r>
-        <w:rPr>
-          <w:rFonts w:hint="default" w:ascii="Times New Roman" w:hAnsi="Times New Roman" w:eastAsia="宋体" w:cs="Times New Roman"/>
-          <w:color w:val="000000" w:themeColor="text1"/>
-          <w14:textFill>
-            <w14:solidFill>
-              <w14:schemeClr w14:val="tx1"/>
-            </w14:solidFill>
-          </w14:textFill>
-        </w:rPr>
-        <w:t>自动控制系统不仅要知道工件有没有到位，还要知道执行机构当前“运动到了哪里”。老师以电机为例介绍了霍尔传感器、光电编码器和光栅尺。霍尔传感器可以利用磁场变化检测转动状态，结构简单，适合精度要求不高的转速检测，例如小车车轮测速。如果需要更高精度的位置与速度控制，则可以使用光电编码器。</w:t>
-      </w:r>
-    </w:p>
-    <w:p>
-      <w:pPr>
-        <w:rPr>
-          <w:rFonts w:hint="default" w:ascii="Times New Roman" w:hAnsi="Times New Roman" w:eastAsia="宋体" w:cs="Times New Roman"/>
-          <w:color w:val="000000" w:themeColor="text1"/>
-          <w14:textFill>
-            <w14:solidFill>
-              <w14:schemeClr w14:val="tx1"/>
-            </w14:solidFill>
-          </w14:textFill>
-        </w:rPr>
-      </w:pPr>
-      <w:r>
-        <w:rPr>
-          <w:rFonts w:hint="default" w:ascii="Times New Roman" w:hAnsi="Times New Roman" w:eastAsia="宋体" w:cs="Times New Roman"/>
-          <w:color w:val="000000" w:themeColor="text1"/>
-          <w14:textFill>
-            <w14:solidFill>
-              <w14:schemeClr w14:val="tx1"/>
-            </w14:solidFill>
-          </w14:textFill>
-        </w:rPr>
-        <w:t>光电编码器通常通过带有刻线或狭缝的码盘周期性遮挡光路，使接收端产生连续脉冲。控制器统计脉冲数量可以估算转角和位置，根据单位时间内脉冲变化又可以计算转速。这样，电机的实际位置和速度就能够作为反馈量重新送入控制器，与目标值比较后继续修正电机输出，从而形成位置或速度闭环。光栅尺在直线位移检测中也可起到类似的高精度反馈作用。</w:t>
-      </w:r>
-    </w:p>
-    <w:p>
-      <w:pPr>
-        <w:pStyle w:val="3"/>
-        <w:jc w:val="left"/>
-        <w:rPr>
-          <w:rFonts w:hint="default" w:ascii="Times New Roman" w:hAnsi="Times New Roman" w:eastAsia="宋体" w:cs="Times New Roman"/>
-          <w:color w:val="000000" w:themeColor="text1"/>
-          <w14:textFill>
-            <w14:solidFill>
-              <w14:schemeClr w14:val="tx1"/>
-            </w14:solidFill>
-          </w14:textFill>
-        </w:rPr>
-      </w:pPr>
-      <w:r>
-        <w:rPr>
-          <w:rFonts w:hint="default" w:ascii="Times New Roman" w:hAnsi="Times New Roman" w:eastAsia="宋体" w:cs="Times New Roman"/>
-          <w:color w:val="000000" w:themeColor="text1"/>
-          <w14:textFill>
-            <w14:solidFill>
-              <w14:schemeClr w14:val="tx1"/>
-            </w14:solidFill>
-          </w14:textFill>
-        </w:rPr>
-        <w:t>六、传感器在MPS自动化生产线中的应用</w:t>
-      </w:r>
-    </w:p>
-    <w:p>
-      <w:pPr>
-        <w:rPr>
-          <w:rFonts w:hint="default" w:ascii="Times New Roman" w:hAnsi="Times New Roman" w:eastAsia="宋体" w:cs="Times New Roman"/>
-          <w:color w:val="000000" w:themeColor="text1"/>
-          <w14:textFill>
-            <w14:solidFill>
-              <w14:schemeClr w14:val="tx1"/>
-            </w14:solidFill>
-          </w14:textFill>
-        </w:rPr>
-      </w:pPr>
-      <w:r>
-        <w:rPr>
-          <w:rFonts w:hint="default" w:ascii="Times New Roman" w:hAnsi="Times New Roman" w:eastAsia="宋体" w:cs="Times New Roman"/>
-          <w:color w:val="000000" w:themeColor="text1"/>
-          <w14:textFill>
-            <w14:solidFill>
-              <w14:schemeClr w14:val="tx1"/>
-            </w14:solidFill>
-          </w14:textFill>
-        </w:rPr>
-        <w:t>本次传感器讲解与前面MPS模块化生产系统的参观内容具有直接联系。MPS各工作站能否协同运行，关键就在于控制器能否及时获得准确的状态信息。上料单元需要判断料仓是否有料；工件搬运后需要判断是否到位；检测单元需要筛选有缺陷的工件；加工单元使用红外对射式传感器确认工件进入加工位置；装配和分拣阶段还需要根据材料属性和颜色判断工件类别。这些检测结果都作为PLC执行下一步程序的条件。</w:t>
-      </w:r>
-    </w:p>
-    <w:p>
-      <w:pPr>
-        <w:rPr>
-          <w:rFonts w:hint="default" w:ascii="Times New Roman" w:hAnsi="Times New Roman" w:eastAsia="宋体" w:cs="Times New Roman"/>
-          <w:color w:val="000000" w:themeColor="text1"/>
-          <w14:textFill>
-            <w14:solidFill>
-              <w14:schemeClr w14:val="tx1"/>
-            </w14:solidFill>
-          </w14:textFill>
-        </w:rPr>
-      </w:pPr>
-      <w:r>
-        <w:rPr>
-          <w:rFonts w:hint="default" w:ascii="Times New Roman" w:hAnsi="Times New Roman" w:eastAsia="宋体" w:cs="Times New Roman"/>
-          <w:color w:val="000000" w:themeColor="text1"/>
-          <w14:textFill>
-            <w14:solidFill>
-              <w14:schemeClr w14:val="tx1"/>
-            </w14:solidFill>
-          </w14:textFill>
-        </w:rPr>
-        <w:t>因此，一条自动化生产线可以概括为“传感器感知状态—PLC作出决策—执行机构完成动作—传感器再次确认结果”的循环。没有传感器，控制系统就无法知道机械动作是否已经完成；没有控制器，不同传感器信号也无法形成有序的动作逻辑；没有执行机构，控制信号又无法转化为机械运动。三者共同构成了自动化机械系统运行的基础。</w:t>
-      </w:r>
-    </w:p>
-    <w:p>
-      <w:pPr>
-        <w:ind w:firstLine="0"/>
-        <w:jc w:val="center"/>
-        <w:rPr>
-          <w:rFonts w:hint="default" w:ascii="Times New Roman" w:hAnsi="Times New Roman" w:eastAsia="宋体" w:cs="Times New Roman"/>
-          <w:color w:val="000000" w:themeColor="text1"/>
-          <w14:textFill>
-            <w14:solidFill>
-              <w14:schemeClr w14:val="tx1"/>
-            </w14:solidFill>
-          </w14:textFill>
-        </w:rPr>
-      </w:pPr>
-      <w:r>
-        <w:rPr>
-          <w:rFonts w:hint="default" w:ascii="Times New Roman" w:hAnsi="Times New Roman" w:eastAsia="宋体" w:cs="Times New Roman"/>
+          <w:rFonts w:hint="eastAsia" w:ascii="宋体" w:hAnsi="宋体" w:eastAsia="宋体" w:cs="宋体"/>
           <w:color w:val="000000" w:themeColor="text1"/>
           <w14:textFill>
             <w14:solidFill>
@@ -2722,9 +814,9 @@
         </w:rPr>
         <w:drawing>
           <wp:inline distT="0" distB="0" distL="114300" distR="114300">
-            <wp:extent cx="5687695" cy="1744345"/>
-            <wp:effectExtent l="0" t="0" r="1905" b="8255"/>
-            <wp:docPr id="4" name="Picture 4"/>
+            <wp:extent cx="5615940" cy="1722120"/>
+            <wp:effectExtent l="0" t="0" r="10160" b="5080"/>
+            <wp:docPr id="3" name="Picture 3"/>
             <wp:cNvGraphicFramePr>
               <a:graphicFrameLocks xmlns:a="http://schemas.openxmlformats.org/drawingml/2006/main" noChangeAspect="1"/>
             </wp:cNvGraphicFramePr>
@@ -2732,13 +824,13 @@
               <a:graphicData uri="http://schemas.openxmlformats.org/drawingml/2006/picture">
                 <pic:pic xmlns:pic="http://schemas.openxmlformats.org/drawingml/2006/picture">
                   <pic:nvPicPr>
-                    <pic:cNvPr id="4" name="Picture 4"/>
+                    <pic:cNvPr id="3" name="Picture 3"/>
                     <pic:cNvPicPr>
                       <a:picLocks noChangeAspect="1"/>
                     </pic:cNvPicPr>
                   </pic:nvPicPr>
                   <pic:blipFill>
-                    <a:blip r:embed="rId10"/>
+                    <a:blip r:embed="rId9"/>
                     <a:stretch>
                       <a:fillRect/>
                     </a:stretch>
@@ -2746,7 +838,7 @@
                   <pic:spPr>
                     <a:xfrm>
                       <a:off x="0" y="0"/>
-                      <a:ext cx="5688000" cy="1744743"/>
+                      <a:ext cx="5616000" cy="1722658"/>
                     </a:xfrm>
                     <a:prstGeom prst="rect">
                       <a:avLst/>
@@ -2764,7 +856,7 @@
         <w:ind w:firstLine="0"/>
         <w:jc w:val="center"/>
         <w:rPr>
-          <w:rFonts w:hint="default" w:ascii="Times New Roman" w:hAnsi="Times New Roman" w:eastAsia="宋体" w:cs="Times New Roman"/>
+          <w:rFonts w:hint="eastAsia" w:ascii="宋体" w:hAnsi="宋体" w:eastAsia="宋体" w:cs="宋体"/>
           <w:color w:val="000000" w:themeColor="text1"/>
           <w14:textFill>
             <w14:solidFill>
@@ -2775,9 +867,7 @@
       </w:pPr>
       <w:r>
         <w:rPr>
-          <w:rFonts w:hint="default" w:ascii="Times New Roman" w:hAnsi="Times New Roman" w:eastAsia="宋体" w:cs="Times New Roman"/>
-          <w:b w:val="0"/>
-          <w:i w:val="0"/>
+          <w:rFonts w:hint="eastAsia" w:ascii="宋体" w:hAnsi="宋体" w:eastAsia="宋体" w:cs="宋体"/>
           <w:color w:val="000000" w:themeColor="text1"/>
           <w:sz w:val="20"/>
           <w14:textFill>
@@ -2786,17 +876,15 @@
             </w14:solidFill>
           </w14:textFill>
         </w:rPr>
-        <w:t>图4  MPS生产线中的典型传感器应用流程图</w:t>
+        <w:t>图3  MPS生产线中的典型传感器应用流程图</w:t>
       </w:r>
     </w:p>
     <w:p>
       <w:pPr>
-        <w:keepNext/>
-        <w:spacing w:before="0" w:after="40"/>
         <w:ind w:firstLine="0"/>
         <w:jc w:val="center"/>
         <w:rPr>
-          <w:rFonts w:hint="default" w:ascii="Times New Roman" w:hAnsi="Times New Roman" w:eastAsia="宋体" w:cs="Times New Roman"/>
+          <w:rFonts w:hint="eastAsia" w:ascii="宋体" w:hAnsi="宋体" w:eastAsia="宋体" w:cs="宋体"/>
           <w:color w:val="000000" w:themeColor="text1"/>
           <w14:textFill>
             <w14:solidFill>
@@ -2807,17 +895,15 @@
       </w:pPr>
       <w:r>
         <w:rPr>
-          <w:rFonts w:hint="default" w:ascii="Times New Roman" w:hAnsi="Times New Roman" w:eastAsia="宋体" w:cs="Times New Roman"/>
-          <w:b w:val="0"/>
+          <w:rFonts w:hint="eastAsia" w:ascii="宋体" w:hAnsi="宋体" w:eastAsia="宋体" w:cs="宋体"/>
           <w:color w:val="000000" w:themeColor="text1"/>
-          <w:sz w:val="20"/>
           <w14:textFill>
             <w14:solidFill>
               <w14:schemeClr w14:val="tx1"/>
             </w14:solidFill>
           </w14:textFill>
         </w:rPr>
-        <w:t>表2  MPS生产线现场典型检测任务归纳</w:t>
+        <w:t>表1  MPS现场典型检测任务归纳</w:t>
       </w:r>
     </w:p>
     <w:tbl>
@@ -2864,7 +950,6 @@
           </w:tblCellMar>
         </w:tblPrEx>
         <w:trPr>
-          <w:cantSplit/>
           <w:jc w:val="center"/>
         </w:trPr>
         <w:tc>
@@ -2874,10 +959,9 @@
           </w:tcPr>
           <w:p>
             <w:pPr>
-              <w:spacing w:before="0" w:after="0" w:line="228" w:lineRule="auto"/>
               <w:ind w:firstLine="0"/>
               <w:rPr>
-                <w:rFonts w:hint="default" w:ascii="Times New Roman" w:hAnsi="Times New Roman" w:eastAsia="宋体" w:cs="Times New Roman"/>
+                <w:rFonts w:hint="eastAsia" w:ascii="宋体" w:hAnsi="宋体" w:eastAsia="宋体" w:cs="宋体"/>
                 <w:color w:val="000000" w:themeColor="text1"/>
                 <w14:textFill>
                   <w14:solidFill>
@@ -2888,11 +972,10 @@
             </w:pPr>
             <w:r>
               <w:rPr>
-                <w:rFonts w:hint="default" w:ascii="Times New Roman" w:hAnsi="Times New Roman" w:eastAsia="宋体" w:cs="Times New Roman"/>
+                <w:rFonts w:hint="eastAsia" w:ascii="宋体" w:hAnsi="宋体" w:eastAsia="宋体" w:cs="宋体"/>
                 <w:b/>
-                <w:i w:val="0"/>
                 <w:color w:val="000000" w:themeColor="text1"/>
-                <w:sz w:val="19"/>
+                <w:sz w:val="20"/>
                 <w14:textFill>
                   <w14:solidFill>
                     <w14:schemeClr w14:val="tx1"/>
@@ -2910,10 +993,9 @@
           </w:tcPr>
           <w:p>
             <w:pPr>
-              <w:spacing w:before="0" w:after="0" w:line="228" w:lineRule="auto"/>
               <w:ind w:firstLine="0"/>
               <w:rPr>
-                <w:rFonts w:hint="default" w:ascii="Times New Roman" w:hAnsi="Times New Roman" w:eastAsia="宋体" w:cs="Times New Roman"/>
+                <w:rFonts w:hint="eastAsia" w:ascii="宋体" w:hAnsi="宋体" w:eastAsia="宋体" w:cs="宋体"/>
                 <w:color w:val="000000" w:themeColor="text1"/>
                 <w14:textFill>
                   <w14:solidFill>
@@ -2924,18 +1006,17 @@
             </w:pPr>
             <w:r>
               <w:rPr>
-                <w:rFonts w:hint="default" w:ascii="Times New Roman" w:hAnsi="Times New Roman" w:eastAsia="宋体" w:cs="Times New Roman"/>
+                <w:rFonts w:hint="eastAsia" w:ascii="宋体" w:hAnsi="宋体" w:eastAsia="宋体" w:cs="宋体"/>
                 <w:b/>
-                <w:i w:val="0"/>
                 <w:color w:val="000000" w:themeColor="text1"/>
-                <w:sz w:val="19"/>
+                <w:sz w:val="20"/>
                 <w14:textFill>
                   <w14:solidFill>
                     <w14:schemeClr w14:val="tx1"/>
                   </w14:solidFill>
                 </w14:textFill>
               </w:rPr>
-              <w:t>现场涉及的检测方式</w:t>
+              <w:t>主要检测方式</w:t>
             </w:r>
           </w:p>
         </w:tc>
@@ -2946,10 +1027,9 @@
           </w:tcPr>
           <w:p>
             <w:pPr>
-              <w:spacing w:before="0" w:after="0" w:line="228" w:lineRule="auto"/>
               <w:ind w:firstLine="0"/>
               <w:rPr>
-                <w:rFonts w:hint="default" w:ascii="Times New Roman" w:hAnsi="Times New Roman" w:eastAsia="宋体" w:cs="Times New Roman"/>
+                <w:rFonts w:hint="eastAsia" w:ascii="宋体" w:hAnsi="宋体" w:eastAsia="宋体" w:cs="宋体"/>
                 <w:color w:val="000000" w:themeColor="text1"/>
                 <w14:textFill>
                   <w14:solidFill>
@@ -2960,18 +1040,17 @@
             </w:pPr>
             <w:r>
               <w:rPr>
-                <w:rFonts w:hint="default" w:ascii="Times New Roman" w:hAnsi="Times New Roman" w:eastAsia="宋体" w:cs="Times New Roman"/>
+                <w:rFonts w:hint="eastAsia" w:ascii="宋体" w:hAnsi="宋体" w:eastAsia="宋体" w:cs="宋体"/>
                 <w:b/>
-                <w:i w:val="0"/>
                 <w:color w:val="000000" w:themeColor="text1"/>
-                <w:sz w:val="19"/>
+                <w:sz w:val="20"/>
                 <w14:textFill>
                   <w14:solidFill>
                     <w14:schemeClr w14:val="tx1"/>
                   </w14:solidFill>
                 </w14:textFill>
               </w:rPr>
-              <w:t>在控制系统中的作用</w:t>
+              <w:t>作用</w:t>
             </w:r>
           </w:p>
         </w:tc>
@@ -2994,7 +1073,6 @@
           </w:tblCellMar>
         </w:tblPrEx>
         <w:trPr>
-          <w:cantSplit/>
           <w:jc w:val="center"/>
         </w:trPr>
         <w:tc>
@@ -3004,10 +1082,10 @@
           </w:tcPr>
           <w:p>
             <w:pPr>
-              <w:spacing w:before="0" w:after="0" w:line="228" w:lineRule="auto"/>
+              <w:spacing w:line="276" w:lineRule="auto"/>
               <w:ind w:firstLine="0"/>
               <w:rPr>
-                <w:rFonts w:hint="default" w:ascii="Times New Roman" w:hAnsi="Times New Roman" w:eastAsia="宋体" w:cs="Times New Roman"/>
+                <w:rFonts w:hint="eastAsia" w:ascii="宋体" w:hAnsi="宋体" w:eastAsia="宋体" w:cs="宋体"/>
                 <w:color w:val="000000" w:themeColor="text1"/>
                 <w14:textFill>
                   <w14:solidFill>
@@ -3018,18 +1096,16 @@
             </w:pPr>
             <w:r>
               <w:rPr>
-                <w:rFonts w:hint="default" w:ascii="Times New Roman" w:hAnsi="Times New Roman" w:eastAsia="宋体" w:cs="Times New Roman"/>
-                <w:b w:val="0"/>
-                <w:i w:val="0"/>
+                <w:rFonts w:hint="eastAsia" w:ascii="宋体" w:hAnsi="宋体" w:eastAsia="宋体" w:cs="宋体"/>
                 <w:color w:val="000000" w:themeColor="text1"/>
-                <w:sz w:val="18"/>
+                <w:sz w:val="20"/>
                 <w14:textFill>
                   <w14:solidFill>
                     <w14:schemeClr w14:val="tx1"/>
                   </w14:solidFill>
                 </w14:textFill>
               </w:rPr>
-              <w:t>工件是否到位</w:t>
+              <w:t>工件到位</w:t>
             </w:r>
           </w:p>
         </w:tc>
@@ -3040,10 +1116,10 @@
           </w:tcPr>
           <w:p>
             <w:pPr>
-              <w:spacing w:before="0" w:after="0" w:line="228" w:lineRule="auto"/>
+              <w:spacing w:line="276" w:lineRule="auto"/>
               <w:ind w:firstLine="0"/>
               <w:rPr>
-                <w:rFonts w:hint="default" w:ascii="Times New Roman" w:hAnsi="Times New Roman" w:eastAsia="宋体" w:cs="Times New Roman"/>
+                <w:rFonts w:hint="eastAsia" w:ascii="宋体" w:hAnsi="宋体" w:eastAsia="宋体" w:cs="宋体"/>
                 <w:color w:val="000000" w:themeColor="text1"/>
                 <w14:textFill>
                   <w14:solidFill>
@@ -3054,18 +1130,16 @@
             </w:pPr>
             <w:r>
               <w:rPr>
-                <w:rFonts w:hint="default" w:ascii="Times New Roman" w:hAnsi="Times New Roman" w:eastAsia="宋体" w:cs="Times New Roman"/>
-                <w:b w:val="0"/>
-                <w:i w:val="0"/>
+                <w:rFonts w:hint="eastAsia" w:ascii="宋体" w:hAnsi="宋体" w:eastAsia="宋体" w:cs="宋体"/>
                 <w:color w:val="000000" w:themeColor="text1"/>
-                <w:sz w:val="18"/>
+                <w:sz w:val="20"/>
                 <w14:textFill>
                   <w14:solidFill>
                     <w14:schemeClr w14:val="tx1"/>
                   </w14:solidFill>
                 </w14:textFill>
               </w:rPr>
-              <w:t>红外/光电对射式等</w:t>
+              <w:t>红外/光电对射</w:t>
             </w:r>
           </w:p>
         </w:tc>
@@ -3076,10 +1150,10 @@
           </w:tcPr>
           <w:p>
             <w:pPr>
-              <w:spacing w:before="0" w:after="0" w:line="228" w:lineRule="auto"/>
+              <w:spacing w:line="276" w:lineRule="auto"/>
               <w:ind w:firstLine="0"/>
               <w:rPr>
-                <w:rFonts w:hint="default" w:ascii="Times New Roman" w:hAnsi="Times New Roman" w:eastAsia="宋体" w:cs="Times New Roman"/>
+                <w:rFonts w:hint="eastAsia" w:ascii="宋体" w:hAnsi="宋体" w:eastAsia="宋体" w:cs="宋体"/>
                 <w:color w:val="000000" w:themeColor="text1"/>
                 <w14:textFill>
                   <w14:solidFill>
@@ -3090,18 +1164,16 @@
             </w:pPr>
             <w:r>
               <w:rPr>
-                <w:rFonts w:hint="default" w:ascii="Times New Roman" w:hAnsi="Times New Roman" w:eastAsia="宋体" w:cs="Times New Roman"/>
-                <w:b w:val="0"/>
-                <w:i w:val="0"/>
+                <w:rFonts w:hint="eastAsia" w:ascii="宋体" w:hAnsi="宋体" w:eastAsia="宋体" w:cs="宋体"/>
                 <w:color w:val="000000" w:themeColor="text1"/>
-                <w:sz w:val="18"/>
+                <w:sz w:val="20"/>
                 <w14:textFill>
                   <w14:solidFill>
                     <w14:schemeClr w14:val="tx1"/>
                   </w14:solidFill>
                 </w14:textFill>
               </w:rPr>
-              <w:t>作为下一工序启动条件</w:t>
+              <w:t>触发下一工序</w:t>
             </w:r>
           </w:p>
         </w:tc>
@@ -3124,7 +1196,6 @@
           </w:tblCellMar>
         </w:tblPrEx>
         <w:trPr>
-          <w:cantSplit/>
           <w:jc w:val="center"/>
         </w:trPr>
         <w:tc>
@@ -3134,10 +1205,10 @@
           </w:tcPr>
           <w:p>
             <w:pPr>
-              <w:spacing w:before="0" w:after="0" w:line="228" w:lineRule="auto"/>
+              <w:spacing w:line="276" w:lineRule="auto"/>
               <w:ind w:firstLine="0"/>
               <w:rPr>
-                <w:rFonts w:hint="default" w:ascii="Times New Roman" w:hAnsi="Times New Roman" w:eastAsia="宋体" w:cs="Times New Roman"/>
+                <w:rFonts w:hint="eastAsia" w:ascii="宋体" w:hAnsi="宋体" w:eastAsia="宋体" w:cs="宋体"/>
                 <w:color w:val="000000" w:themeColor="text1"/>
                 <w14:textFill>
                   <w14:solidFill>
@@ -3148,18 +1219,16 @@
             </w:pPr>
             <w:r>
               <w:rPr>
-                <w:rFonts w:hint="default" w:ascii="Times New Roman" w:hAnsi="Times New Roman" w:eastAsia="宋体" w:cs="Times New Roman"/>
-                <w:b w:val="0"/>
-                <w:i w:val="0"/>
+                <w:rFonts w:hint="eastAsia" w:ascii="宋体" w:hAnsi="宋体" w:eastAsia="宋体" w:cs="宋体"/>
                 <w:color w:val="000000" w:themeColor="text1"/>
-                <w:sz w:val="18"/>
+                <w:sz w:val="20"/>
                 <w14:textFill>
                   <w14:solidFill>
                     <w14:schemeClr w14:val="tx1"/>
                   </w14:solidFill>
                 </w14:textFill>
               </w:rPr>
-              <w:t>工位是否有工件</w:t>
+              <w:t>金属识别</w:t>
             </w:r>
           </w:p>
         </w:tc>
@@ -3170,10 +1239,10 @@
           </w:tcPr>
           <w:p>
             <w:pPr>
-              <w:spacing w:before="0" w:after="0" w:line="228" w:lineRule="auto"/>
+              <w:spacing w:line="276" w:lineRule="auto"/>
               <w:ind w:firstLine="0"/>
               <w:rPr>
-                <w:rFonts w:hint="default" w:ascii="Times New Roman" w:hAnsi="Times New Roman" w:eastAsia="宋体" w:cs="Times New Roman"/>
+                <w:rFonts w:hint="eastAsia" w:ascii="宋体" w:hAnsi="宋体" w:eastAsia="宋体" w:cs="宋体"/>
                 <w:color w:val="000000" w:themeColor="text1"/>
                 <w14:textFill>
                   <w14:solidFill>
@@ -3184,18 +1253,16 @@
             </w:pPr>
             <w:r>
               <w:rPr>
-                <w:rFonts w:hint="default" w:ascii="Times New Roman" w:hAnsi="Times New Roman" w:eastAsia="宋体" w:cs="Times New Roman"/>
-                <w:b w:val="0"/>
-                <w:i w:val="0"/>
+                <w:rFonts w:hint="eastAsia" w:ascii="宋体" w:hAnsi="宋体" w:eastAsia="宋体" w:cs="宋体"/>
                 <w:color w:val="000000" w:themeColor="text1"/>
-                <w:sz w:val="18"/>
+                <w:sz w:val="20"/>
                 <w14:textFill>
                   <w14:solidFill>
                     <w14:schemeClr w14:val="tx1"/>
                   </w14:solidFill>
                 </w14:textFill>
               </w:rPr>
-              <w:t>电容式接近检测等</w:t>
+              <w:t>电感式</w:t>
             </w:r>
           </w:p>
         </w:tc>
@@ -3206,10 +1273,10 @@
           </w:tcPr>
           <w:p>
             <w:pPr>
-              <w:spacing w:before="0" w:after="0" w:line="228" w:lineRule="auto"/>
+              <w:spacing w:line="276" w:lineRule="auto"/>
               <w:ind w:firstLine="0"/>
               <w:rPr>
-                <w:rFonts w:hint="default" w:ascii="Times New Roman" w:hAnsi="Times New Roman" w:eastAsia="宋体" w:cs="Times New Roman"/>
+                <w:rFonts w:hint="eastAsia" w:ascii="宋体" w:hAnsi="宋体" w:eastAsia="宋体" w:cs="宋体"/>
                 <w:color w:val="000000" w:themeColor="text1"/>
                 <w14:textFill>
                   <w14:solidFill>
@@ -3220,18 +1287,16 @@
             </w:pPr>
             <w:r>
               <w:rPr>
-                <w:rFonts w:hint="default" w:ascii="Times New Roman" w:hAnsi="Times New Roman" w:eastAsia="宋体" w:cs="Times New Roman"/>
-                <w:b w:val="0"/>
-                <w:i w:val="0"/>
+                <w:rFonts w:hint="eastAsia" w:ascii="宋体" w:hAnsi="宋体" w:eastAsia="宋体" w:cs="宋体"/>
                 <w:color w:val="000000" w:themeColor="text1"/>
-                <w:sz w:val="18"/>
+                <w:sz w:val="20"/>
                 <w14:textFill>
                   <w14:solidFill>
                     <w14:schemeClr w14:val="tx1"/>
                   </w14:solidFill>
                 </w14:textFill>
               </w:rPr>
-              <w:t>确认有无、避免空动作</w:t>
+              <w:t>材料分类</w:t>
             </w:r>
           </w:p>
         </w:tc>
@@ -3254,7 +1319,6 @@
           </w:tblCellMar>
         </w:tblPrEx>
         <w:trPr>
-          <w:cantSplit/>
           <w:jc w:val="center"/>
         </w:trPr>
         <w:tc>
@@ -3264,10 +1328,10 @@
           </w:tcPr>
           <w:p>
             <w:pPr>
-              <w:spacing w:before="0" w:after="0" w:line="228" w:lineRule="auto"/>
+              <w:spacing w:line="276" w:lineRule="auto"/>
               <w:ind w:firstLine="0"/>
               <w:rPr>
-                <w:rFonts w:hint="default" w:ascii="Times New Roman" w:hAnsi="Times New Roman" w:eastAsia="宋体" w:cs="Times New Roman"/>
+                <w:rFonts w:hint="eastAsia" w:ascii="宋体" w:hAnsi="宋体" w:eastAsia="宋体" w:cs="宋体"/>
                 <w:color w:val="000000" w:themeColor="text1"/>
                 <w14:textFill>
                   <w14:solidFill>
@@ -3278,18 +1342,16 @@
             </w:pPr>
             <w:r>
               <w:rPr>
-                <w:rFonts w:hint="default" w:ascii="Times New Roman" w:hAnsi="Times New Roman" w:eastAsia="宋体" w:cs="Times New Roman"/>
-                <w:b w:val="0"/>
-                <w:i w:val="0"/>
+                <w:rFonts w:hint="eastAsia" w:ascii="宋体" w:hAnsi="宋体" w:eastAsia="宋体" w:cs="宋体"/>
                 <w:color w:val="000000" w:themeColor="text1"/>
-                <w:sz w:val="18"/>
+                <w:sz w:val="20"/>
                 <w14:textFill>
                   <w14:solidFill>
                     <w14:schemeClr w14:val="tx1"/>
                   </w14:solidFill>
                 </w14:textFill>
               </w:rPr>
-              <w:t>是否为金属</w:t>
+              <w:t>颜色识别</w:t>
             </w:r>
           </w:p>
         </w:tc>
@@ -3300,10 +1362,10 @@
           </w:tcPr>
           <w:p>
             <w:pPr>
-              <w:spacing w:before="0" w:after="0" w:line="228" w:lineRule="auto"/>
+              <w:spacing w:line="276" w:lineRule="auto"/>
               <w:ind w:firstLine="0"/>
               <w:rPr>
-                <w:rFonts w:hint="default" w:ascii="Times New Roman" w:hAnsi="Times New Roman" w:eastAsia="宋体" w:cs="Times New Roman"/>
+                <w:rFonts w:hint="eastAsia" w:ascii="宋体" w:hAnsi="宋体" w:eastAsia="宋体" w:cs="宋体"/>
                 <w:color w:val="000000" w:themeColor="text1"/>
                 <w14:textFill>
                   <w14:solidFill>
@@ -3314,18 +1376,16 @@
             </w:pPr>
             <w:r>
               <w:rPr>
-                <w:rFonts w:hint="default" w:ascii="Times New Roman" w:hAnsi="Times New Roman" w:eastAsia="宋体" w:cs="Times New Roman"/>
-                <w:b w:val="0"/>
-                <w:i w:val="0"/>
+                <w:rFonts w:hint="eastAsia" w:ascii="宋体" w:hAnsi="宋体" w:eastAsia="宋体" w:cs="宋体"/>
                 <w:color w:val="000000" w:themeColor="text1"/>
-                <w:sz w:val="18"/>
+                <w:sz w:val="20"/>
                 <w14:textFill>
                   <w14:solidFill>
                     <w14:schemeClr w14:val="tx1"/>
                   </w14:solidFill>
                 </w14:textFill>
               </w:rPr>
-              <w:t>电感式传感器</w:t>
+              <w:t>光电漫反射</w:t>
             </w:r>
           </w:p>
         </w:tc>
@@ -3336,10 +1396,10 @@
           </w:tcPr>
           <w:p>
             <w:pPr>
-              <w:spacing w:before="0" w:after="0" w:line="228" w:lineRule="auto"/>
+              <w:spacing w:line="276" w:lineRule="auto"/>
               <w:ind w:firstLine="0"/>
               <w:rPr>
-                <w:rFonts w:hint="default" w:ascii="Times New Roman" w:hAnsi="Times New Roman" w:eastAsia="宋体" w:cs="Times New Roman"/>
+                <w:rFonts w:hint="eastAsia" w:ascii="宋体" w:hAnsi="宋体" w:eastAsia="宋体" w:cs="宋体"/>
                 <w:color w:val="000000" w:themeColor="text1"/>
                 <w14:textFill>
                   <w14:solidFill>
@@ -3350,18 +1410,16 @@
             </w:pPr>
             <w:r>
               <w:rPr>
-                <w:rFonts w:hint="default" w:ascii="Times New Roman" w:hAnsi="Times New Roman" w:eastAsia="宋体" w:cs="Times New Roman"/>
-                <w:b w:val="0"/>
-                <w:i w:val="0"/>
+                <w:rFonts w:hint="eastAsia" w:ascii="宋体" w:hAnsi="宋体" w:eastAsia="宋体" w:cs="宋体"/>
                 <w:color w:val="000000" w:themeColor="text1"/>
-                <w:sz w:val="18"/>
+                <w:sz w:val="20"/>
                 <w14:textFill>
                   <w14:solidFill>
                     <w14:schemeClr w14:val="tx1"/>
                   </w14:solidFill>
                 </w14:textFill>
               </w:rPr>
-              <w:t>实现材料属性判断与分类</w:t>
+              <w:t>辅助分拣</w:t>
             </w:r>
           </w:p>
         </w:tc>
@@ -3384,7 +1442,6 @@
           </w:tblCellMar>
         </w:tblPrEx>
         <w:trPr>
-          <w:cantSplit/>
           <w:jc w:val="center"/>
         </w:trPr>
         <w:tc>
@@ -3394,10 +1451,10 @@
           </w:tcPr>
           <w:p>
             <w:pPr>
-              <w:spacing w:before="0" w:after="0" w:line="228" w:lineRule="auto"/>
+              <w:spacing w:line="276" w:lineRule="auto"/>
               <w:ind w:firstLine="0"/>
               <w:rPr>
-                <w:rFonts w:hint="default" w:ascii="Times New Roman" w:hAnsi="Times New Roman" w:eastAsia="宋体" w:cs="Times New Roman"/>
+                <w:rFonts w:hint="eastAsia" w:ascii="宋体" w:hAnsi="宋体" w:eastAsia="宋体" w:cs="宋体"/>
                 <w:color w:val="000000" w:themeColor="text1"/>
                 <w14:textFill>
                   <w14:solidFill>
@@ -3408,18 +1465,16 @@
             </w:pPr>
             <w:r>
               <w:rPr>
-                <w:rFonts w:hint="default" w:ascii="Times New Roman" w:hAnsi="Times New Roman" w:eastAsia="宋体" w:cs="Times New Roman"/>
-                <w:b w:val="0"/>
-                <w:i w:val="0"/>
+                <w:rFonts w:hint="eastAsia" w:ascii="宋体" w:hAnsi="宋体" w:eastAsia="宋体" w:cs="宋体"/>
                 <w:color w:val="000000" w:themeColor="text1"/>
-                <w:sz w:val="18"/>
+                <w:sz w:val="20"/>
                 <w14:textFill>
                   <w14:solidFill>
                     <w14:schemeClr w14:val="tx1"/>
                   </w14:solidFill>
                 </w14:textFill>
               </w:rPr>
-              <w:t>不同颜色工件</w:t>
+              <w:t>温度</w:t>
             </w:r>
           </w:p>
         </w:tc>
@@ -3430,10 +1485,10 @@
           </w:tcPr>
           <w:p>
             <w:pPr>
-              <w:spacing w:before="0" w:after="0" w:line="228" w:lineRule="auto"/>
+              <w:spacing w:line="276" w:lineRule="auto"/>
               <w:ind w:firstLine="0"/>
               <w:rPr>
-                <w:rFonts w:hint="default" w:ascii="Times New Roman" w:hAnsi="Times New Roman" w:eastAsia="宋体" w:cs="Times New Roman"/>
+                <w:rFonts w:hint="eastAsia" w:ascii="宋体" w:hAnsi="宋体" w:eastAsia="宋体" w:cs="宋体"/>
                 <w:color w:val="000000" w:themeColor="text1"/>
                 <w14:textFill>
                   <w14:solidFill>
@@ -3444,18 +1499,16 @@
             </w:pPr>
             <w:r>
               <w:rPr>
-                <w:rFonts w:hint="default" w:ascii="Times New Roman" w:hAnsi="Times New Roman" w:eastAsia="宋体" w:cs="Times New Roman"/>
-                <w:b w:val="0"/>
-                <w:i w:val="0"/>
+                <w:rFonts w:hint="eastAsia" w:ascii="宋体" w:hAnsi="宋体" w:eastAsia="宋体" w:cs="宋体"/>
                 <w:color w:val="000000" w:themeColor="text1"/>
-                <w:sz w:val="18"/>
+                <w:sz w:val="20"/>
                 <w14:textFill>
                   <w14:solidFill>
                     <w14:schemeClr w14:val="tx1"/>
                   </w14:solidFill>
                 </w14:textFill>
               </w:rPr>
-              <w:t>光电漫反射检测</w:t>
+              <w:t>AD590/热电偶</w:t>
             </w:r>
           </w:p>
         </w:tc>
@@ -3466,10 +1519,10 @@
           </w:tcPr>
           <w:p>
             <w:pPr>
-              <w:spacing w:before="0" w:after="0" w:line="228" w:lineRule="auto"/>
+              <w:spacing w:line="276" w:lineRule="auto"/>
               <w:ind w:firstLine="0"/>
               <w:rPr>
-                <w:rFonts w:hint="default" w:ascii="Times New Roman" w:hAnsi="Times New Roman" w:eastAsia="宋体" w:cs="Times New Roman"/>
+                <w:rFonts w:hint="eastAsia" w:ascii="宋体" w:hAnsi="宋体" w:eastAsia="宋体" w:cs="宋体"/>
                 <w:color w:val="000000" w:themeColor="text1"/>
                 <w14:textFill>
                   <w14:solidFill>
@@ -3480,18 +1533,16 @@
             </w:pPr>
             <w:r>
               <w:rPr>
-                <w:rFonts w:hint="default" w:ascii="Times New Roman" w:hAnsi="Times New Roman" w:eastAsia="宋体" w:cs="Times New Roman"/>
-                <w:b w:val="0"/>
-                <w:i w:val="0"/>
+                <w:rFonts w:hint="eastAsia" w:ascii="宋体" w:hAnsi="宋体" w:eastAsia="宋体" w:cs="宋体"/>
                 <w:color w:val="000000" w:themeColor="text1"/>
-                <w:sz w:val="18"/>
+                <w:sz w:val="20"/>
                 <w14:textFill>
                   <w14:solidFill>
                     <w14:schemeClr w14:val="tx1"/>
                   </w14:solidFill>
                 </w14:textFill>
               </w:rPr>
-              <w:t>辅助识别不同非金属工件</w:t>
+              <w:t>温度反馈</w:t>
             </w:r>
           </w:p>
         </w:tc>
@@ -3514,7 +1565,6 @@
           </w:tblCellMar>
         </w:tblPrEx>
         <w:trPr>
-          <w:cantSplit/>
           <w:jc w:val="center"/>
         </w:trPr>
         <w:tc>
@@ -3524,10 +1574,10 @@
           </w:tcPr>
           <w:p>
             <w:pPr>
-              <w:spacing w:before="0" w:after="0" w:line="228" w:lineRule="auto"/>
+              <w:spacing w:line="276" w:lineRule="auto"/>
               <w:ind w:firstLine="0"/>
               <w:rPr>
-                <w:rFonts w:hint="default" w:ascii="Times New Roman" w:hAnsi="Times New Roman" w:eastAsia="宋体" w:cs="Times New Roman"/>
+                <w:rFonts w:hint="eastAsia" w:ascii="宋体" w:hAnsi="宋体" w:eastAsia="宋体" w:cs="宋体"/>
                 <w:color w:val="000000" w:themeColor="text1"/>
                 <w14:textFill>
                   <w14:solidFill>
@@ -3538,18 +1588,16 @@
             </w:pPr>
             <w:r>
               <w:rPr>
-                <w:rFonts w:hint="default" w:ascii="Times New Roman" w:hAnsi="Times New Roman" w:eastAsia="宋体" w:cs="Times New Roman"/>
-                <w:b w:val="0"/>
-                <w:i w:val="0"/>
+                <w:rFonts w:hint="eastAsia" w:ascii="宋体" w:hAnsi="宋体" w:eastAsia="宋体" w:cs="宋体"/>
                 <w:color w:val="000000" w:themeColor="text1"/>
-                <w:sz w:val="18"/>
+                <w:sz w:val="20"/>
                 <w14:textFill>
                   <w14:solidFill>
                     <w14:schemeClr w14:val="tx1"/>
                   </w14:solidFill>
                 </w14:textFill>
               </w:rPr>
-              <w:t>温度</w:t>
+              <w:t>位置与速度</w:t>
             </w:r>
           </w:p>
         </w:tc>
@@ -3560,10 +1608,10 @@
           </w:tcPr>
           <w:p>
             <w:pPr>
-              <w:spacing w:before="0" w:after="0" w:line="228" w:lineRule="auto"/>
+              <w:spacing w:line="276" w:lineRule="auto"/>
               <w:ind w:firstLine="0"/>
               <w:rPr>
-                <w:rFonts w:hint="default" w:ascii="Times New Roman" w:hAnsi="Times New Roman" w:eastAsia="宋体" w:cs="Times New Roman"/>
+                <w:rFonts w:hint="eastAsia" w:ascii="宋体" w:hAnsi="宋体" w:eastAsia="宋体" w:cs="宋体"/>
                 <w:color w:val="000000" w:themeColor="text1"/>
                 <w14:textFill>
                   <w14:solidFill>
@@ -3574,18 +1622,16 @@
             </w:pPr>
             <w:r>
               <w:rPr>
-                <w:rFonts w:hint="default" w:ascii="Times New Roman" w:hAnsi="Times New Roman" w:eastAsia="宋体" w:cs="Times New Roman"/>
-                <w:b w:val="0"/>
-                <w:i w:val="0"/>
+                <w:rFonts w:hint="eastAsia" w:ascii="宋体" w:hAnsi="宋体" w:eastAsia="宋体" w:cs="宋体"/>
                 <w:color w:val="000000" w:themeColor="text1"/>
-                <w:sz w:val="18"/>
+                <w:sz w:val="20"/>
                 <w14:textFill>
                   <w14:solidFill>
                     <w14:schemeClr w14:val="tx1"/>
                   </w14:solidFill>
                 </w14:textFill>
               </w:rPr>
-              <w:t>热电偶、AD590等</w:t>
+              <w:t>编码器/光栅尺</w:t>
             </w:r>
           </w:p>
         </w:tc>
@@ -3596,10 +1642,10 @@
           </w:tcPr>
           <w:p>
             <w:pPr>
-              <w:spacing w:before="0" w:after="0" w:line="228" w:lineRule="auto"/>
+              <w:spacing w:line="276" w:lineRule="auto"/>
               <w:ind w:firstLine="0"/>
               <w:rPr>
-                <w:rFonts w:hint="default" w:ascii="Times New Roman" w:hAnsi="Times New Roman" w:eastAsia="宋体" w:cs="Times New Roman"/>
+                <w:rFonts w:hint="eastAsia" w:ascii="宋体" w:hAnsi="宋体" w:eastAsia="宋体" w:cs="宋体"/>
                 <w:color w:val="000000" w:themeColor="text1"/>
                 <w14:textFill>
                   <w14:solidFill>
@@ -3610,278 +1656,16 @@
             </w:pPr>
             <w:r>
               <w:rPr>
-                <w:rFonts w:hint="default" w:ascii="Times New Roman" w:hAnsi="Times New Roman" w:eastAsia="宋体" w:cs="Times New Roman"/>
-                <w:b w:val="0"/>
-                <w:i w:val="0"/>
+                <w:rFonts w:hint="eastAsia" w:ascii="宋体" w:hAnsi="宋体" w:eastAsia="宋体" w:cs="宋体"/>
                 <w:color w:val="000000" w:themeColor="text1"/>
-                <w:sz w:val="18"/>
+                <w:sz w:val="20"/>
                 <w14:textFill>
                   <w14:solidFill>
                     <w14:schemeClr w14:val="tx1"/>
                   </w14:solidFill>
                 </w14:textFill>
               </w:rPr>
-              <w:t>形成温度闭环控制的反馈量</w:t>
-            </w:r>
-          </w:p>
-        </w:tc>
-      </w:tr>
-      <w:tr>
-        <w:tblPrEx>
-          <w:tblBorders>
-            <w:top w:val="single" w:color="auto" w:sz="4" w:space="0"/>
-            <w:left w:val="single" w:color="auto" w:sz="4" w:space="0"/>
-            <w:bottom w:val="single" w:color="auto" w:sz="4" w:space="0"/>
-            <w:right w:val="single" w:color="auto" w:sz="4" w:space="0"/>
-            <w:insideH w:val="single" w:color="auto" w:sz="4" w:space="0"/>
-            <w:insideV w:val="single" w:color="auto" w:sz="4" w:space="0"/>
-          </w:tblBorders>
-          <w:tblCellMar>
-            <w:top w:w="0" w:type="dxa"/>
-            <w:left w:w="108" w:type="dxa"/>
-            <w:bottom w:w="0" w:type="dxa"/>
-            <w:right w:w="108" w:type="dxa"/>
-          </w:tblCellMar>
-        </w:tblPrEx>
-        <w:trPr>
-          <w:cantSplit/>
-          <w:jc w:val="center"/>
-        </w:trPr>
-        <w:tc>
-          <w:tcPr>
-            <w:tcW w:w="3059" w:type="dxa"/>
-            <w:vAlign w:val="center"/>
-          </w:tcPr>
-          <w:p>
-            <w:pPr>
-              <w:spacing w:before="0" w:after="0" w:line="228" w:lineRule="auto"/>
-              <w:ind w:firstLine="0"/>
-              <w:rPr>
-                <w:rFonts w:hint="default" w:ascii="Times New Roman" w:hAnsi="Times New Roman" w:eastAsia="宋体" w:cs="Times New Roman"/>
-                <w:color w:val="000000" w:themeColor="text1"/>
-                <w14:textFill>
-                  <w14:solidFill>
-                    <w14:schemeClr w14:val="tx1"/>
-                  </w14:solidFill>
-                </w14:textFill>
-              </w:rPr>
-            </w:pPr>
-            <w:r>
-              <w:rPr>
-                <w:rFonts w:hint="default" w:ascii="Times New Roman" w:hAnsi="Times New Roman" w:eastAsia="宋体" w:cs="Times New Roman"/>
-                <w:b w:val="0"/>
-                <w:i w:val="0"/>
-                <w:color w:val="000000" w:themeColor="text1"/>
-                <w:sz w:val="18"/>
-                <w14:textFill>
-                  <w14:solidFill>
-                    <w14:schemeClr w14:val="tx1"/>
-                  </w14:solidFill>
-                </w14:textFill>
-              </w:rPr>
-              <w:t>力或机械变形</w:t>
-            </w:r>
-          </w:p>
-        </w:tc>
-        <w:tc>
-          <w:tcPr>
-            <w:tcW w:w="3059" w:type="dxa"/>
-            <w:vAlign w:val="center"/>
-          </w:tcPr>
-          <w:p>
-            <w:pPr>
-              <w:spacing w:before="0" w:after="0" w:line="228" w:lineRule="auto"/>
-              <w:ind w:firstLine="0"/>
-              <w:rPr>
-                <w:rFonts w:hint="default" w:ascii="Times New Roman" w:hAnsi="Times New Roman" w:eastAsia="宋体" w:cs="Times New Roman"/>
-                <w:color w:val="000000" w:themeColor="text1"/>
-                <w14:textFill>
-                  <w14:solidFill>
-                    <w14:schemeClr w14:val="tx1"/>
-                  </w14:solidFill>
-                </w14:textFill>
-              </w:rPr>
-            </w:pPr>
-            <w:r>
-              <w:rPr>
-                <w:rFonts w:hint="default" w:ascii="Times New Roman" w:hAnsi="Times New Roman" w:eastAsia="宋体" w:cs="Times New Roman"/>
-                <w:b w:val="0"/>
-                <w:i w:val="0"/>
-                <w:color w:val="000000" w:themeColor="text1"/>
-                <w:sz w:val="18"/>
-                <w14:textFill>
-                  <w14:solidFill>
-                    <w14:schemeClr w14:val="tx1"/>
-                  </w14:solidFill>
-                </w14:textFill>
-              </w:rPr>
-              <w:t>应变片+电桥</w:t>
-            </w:r>
-          </w:p>
-        </w:tc>
-        <w:tc>
-          <w:tcPr>
-            <w:tcW w:w="3059" w:type="dxa"/>
-            <w:vAlign w:val="center"/>
-          </w:tcPr>
-          <w:p>
-            <w:pPr>
-              <w:spacing w:before="0" w:after="0" w:line="228" w:lineRule="auto"/>
-              <w:ind w:firstLine="0"/>
-              <w:rPr>
-                <w:rFonts w:hint="default" w:ascii="Times New Roman" w:hAnsi="Times New Roman" w:eastAsia="宋体" w:cs="Times New Roman"/>
-                <w:color w:val="000000" w:themeColor="text1"/>
-                <w14:textFill>
-                  <w14:solidFill>
-                    <w14:schemeClr w14:val="tx1"/>
-                  </w14:solidFill>
-                </w14:textFill>
-              </w:rPr>
-            </w:pPr>
-            <w:r>
-              <w:rPr>
-                <w:rFonts w:hint="default" w:ascii="Times New Roman" w:hAnsi="Times New Roman" w:eastAsia="宋体" w:cs="Times New Roman"/>
-                <w:b w:val="0"/>
-                <w:i w:val="0"/>
-                <w:color w:val="000000" w:themeColor="text1"/>
-                <w:sz w:val="18"/>
-                <w14:textFill>
-                  <w14:solidFill>
-                    <w14:schemeClr w14:val="tx1"/>
-                  </w14:solidFill>
-                </w14:textFill>
-              </w:rPr>
-              <w:t>把机械变形转换为可处理电信号</w:t>
-            </w:r>
-          </w:p>
-        </w:tc>
-      </w:tr>
-      <w:tr>
-        <w:tblPrEx>
-          <w:tblBorders>
-            <w:top w:val="single" w:color="auto" w:sz="4" w:space="0"/>
-            <w:left w:val="single" w:color="auto" w:sz="4" w:space="0"/>
-            <w:bottom w:val="single" w:color="auto" w:sz="4" w:space="0"/>
-            <w:right w:val="single" w:color="auto" w:sz="4" w:space="0"/>
-            <w:insideH w:val="single" w:color="auto" w:sz="4" w:space="0"/>
-            <w:insideV w:val="single" w:color="auto" w:sz="4" w:space="0"/>
-          </w:tblBorders>
-          <w:tblCellMar>
-            <w:top w:w="0" w:type="dxa"/>
-            <w:left w:w="108" w:type="dxa"/>
-            <w:bottom w:w="0" w:type="dxa"/>
-            <w:right w:w="108" w:type="dxa"/>
-          </w:tblCellMar>
-        </w:tblPrEx>
-        <w:trPr>
-          <w:cantSplit/>
-          <w:jc w:val="center"/>
-        </w:trPr>
-        <w:tc>
-          <w:tcPr>
-            <w:tcW w:w="3059" w:type="dxa"/>
-            <w:vAlign w:val="center"/>
-          </w:tcPr>
-          <w:p>
-            <w:pPr>
-              <w:spacing w:before="0" w:after="0" w:line="228" w:lineRule="auto"/>
-              <w:ind w:firstLine="0"/>
-              <w:rPr>
-                <w:rFonts w:hint="default" w:ascii="Times New Roman" w:hAnsi="Times New Roman" w:eastAsia="宋体" w:cs="Times New Roman"/>
-                <w:color w:val="000000" w:themeColor="text1"/>
-                <w14:textFill>
-                  <w14:solidFill>
-                    <w14:schemeClr w14:val="tx1"/>
-                  </w14:solidFill>
-                </w14:textFill>
-              </w:rPr>
-            </w:pPr>
-            <w:r>
-              <w:rPr>
-                <w:rFonts w:hint="default" w:ascii="Times New Roman" w:hAnsi="Times New Roman" w:eastAsia="宋体" w:cs="Times New Roman"/>
-                <w:b w:val="0"/>
-                <w:i w:val="0"/>
-                <w:color w:val="000000" w:themeColor="text1"/>
-                <w:sz w:val="18"/>
-                <w14:textFill>
-                  <w14:solidFill>
-                    <w14:schemeClr w14:val="tx1"/>
-                  </w14:solidFill>
-                </w14:textFill>
-              </w:rPr>
-              <w:t>电机位置与速度</w:t>
-            </w:r>
-          </w:p>
-        </w:tc>
-        <w:tc>
-          <w:tcPr>
-            <w:tcW w:w="3059" w:type="dxa"/>
-            <w:vAlign w:val="center"/>
-          </w:tcPr>
-          <w:p>
-            <w:pPr>
-              <w:spacing w:before="0" w:after="0" w:line="228" w:lineRule="auto"/>
-              <w:ind w:firstLine="0"/>
-              <w:rPr>
-                <w:rFonts w:hint="default" w:ascii="Times New Roman" w:hAnsi="Times New Roman" w:eastAsia="宋体" w:cs="Times New Roman"/>
-                <w:color w:val="000000" w:themeColor="text1"/>
-                <w14:textFill>
-                  <w14:solidFill>
-                    <w14:schemeClr w14:val="tx1"/>
-                  </w14:solidFill>
-                </w14:textFill>
-              </w:rPr>
-            </w:pPr>
-            <w:r>
-              <w:rPr>
-                <w:rFonts w:hint="default" w:ascii="Times New Roman" w:hAnsi="Times New Roman" w:eastAsia="宋体" w:cs="Times New Roman"/>
-                <w:b w:val="0"/>
-                <w:i w:val="0"/>
-                <w:color w:val="000000" w:themeColor="text1"/>
-                <w:sz w:val="18"/>
-                <w14:textFill>
-                  <w14:solidFill>
-                    <w14:schemeClr w14:val="tx1"/>
-                  </w14:solidFill>
-                </w14:textFill>
-              </w:rPr>
-              <w:t>霍尔传感器、编码器、光栅尺</w:t>
-            </w:r>
-          </w:p>
-        </w:tc>
-        <w:tc>
-          <w:tcPr>
-            <w:tcW w:w="3059" w:type="dxa"/>
-            <w:vAlign w:val="center"/>
-          </w:tcPr>
-          <w:p>
-            <w:pPr>
-              <w:spacing w:before="0" w:after="0" w:line="228" w:lineRule="auto"/>
-              <w:ind w:firstLine="0"/>
-              <w:rPr>
-                <w:rFonts w:hint="default" w:ascii="Times New Roman" w:hAnsi="Times New Roman" w:eastAsia="宋体" w:cs="Times New Roman"/>
-                <w:color w:val="000000" w:themeColor="text1"/>
-                <w14:textFill>
-                  <w14:solidFill>
-                    <w14:schemeClr w14:val="tx1"/>
-                  </w14:solidFill>
-                </w14:textFill>
-              </w:rPr>
-            </w:pPr>
-            <w:r>
-              <w:rPr>
-                <w:rFonts w:hint="default" w:ascii="Times New Roman" w:hAnsi="Times New Roman" w:eastAsia="宋体" w:cs="Times New Roman"/>
-                <w:b w:val="0"/>
-                <w:i w:val="0"/>
-                <w:color w:val="000000" w:themeColor="text1"/>
-                <w:sz w:val="18"/>
-                <w14:textFill>
-                  <w14:solidFill>
-                    <w14:schemeClr w14:val="tx1"/>
-                  </w14:solidFill>
-                </w14:textFill>
-              </w:rPr>
-              <w:t>形成位置或速度闭环反馈</w:t>
+              <w:t>运动闭环</w:t>
             </w:r>
           </w:p>
         </w:tc>
@@ -3892,7 +1676,7 @@
         <w:pStyle w:val="3"/>
         <w:jc w:val="left"/>
         <w:rPr>
-          <w:rFonts w:hint="default" w:ascii="Times New Roman" w:hAnsi="Times New Roman" w:eastAsia="宋体" w:cs="Times New Roman"/>
+          <w:rFonts w:hint="eastAsia" w:ascii="宋体" w:hAnsi="宋体" w:eastAsia="宋体" w:cs="宋体"/>
           <w:color w:val="000000" w:themeColor="text1"/>
           <w14:textFill>
             <w14:solidFill>
@@ -3903,23 +1687,21 @@
       </w:pPr>
       <w:r>
         <w:rPr>
-          <w:rFonts w:hint="default" w:ascii="Times New Roman" w:hAnsi="Times New Roman" w:eastAsia="宋体" w:cs="Times New Roman"/>
-          <w:b/>
+          <w:rFonts w:hint="eastAsia" w:ascii="宋体" w:hAnsi="宋体" w:eastAsia="宋体" w:cs="宋体"/>
           <w:color w:val="000000" w:themeColor="text1"/>
-          <w:sz w:val="30"/>
           <w14:textFill>
             <w14:solidFill>
               <w14:schemeClr w14:val="tx1"/>
             </w14:solidFill>
           </w14:textFill>
         </w:rPr>
-        <w:t>七、实习认识与体会</w:t>
+        <w:t>六、实习认识与体会</w:t>
       </w:r>
     </w:p>
     <w:p>
       <w:pPr>
         <w:rPr>
-          <w:rFonts w:hint="default" w:ascii="Times New Roman" w:hAnsi="Times New Roman" w:eastAsia="宋体" w:cs="Times New Roman"/>
+          <w:rFonts w:hint="eastAsia" w:ascii="宋体" w:hAnsi="宋体" w:eastAsia="宋体" w:cs="宋体"/>
           <w:color w:val="000000" w:themeColor="text1"/>
           <w14:textFill>
             <w14:solidFill>
@@ -3930,7 +1712,7 @@
       </w:pPr>
       <w:r>
         <w:rPr>
-          <w:rFonts w:hint="default" w:ascii="Times New Roman" w:hAnsi="Times New Roman" w:eastAsia="宋体" w:cs="Times New Roman"/>
+          <w:rFonts w:hint="eastAsia" w:ascii="宋体" w:hAnsi="宋体" w:eastAsia="宋体" w:cs="宋体"/>
           <w:color w:val="000000" w:themeColor="text1"/>
           <w14:textFill>
             <w14:solidFill>
@@ -3938,47 +1720,8 @@
             </w14:solidFill>
           </w14:textFill>
         </w:rPr>
-        <w:t>通过本次实习，我对传感器与自动控制系统的认识从单一器件层面扩展到了完整系统层面。过去接触“温度传感器”“电机”“PLC”等概念时，往往把它们看成相互独立的知识点，而现场讲解让我看到，一个真正能够自动运行的机械系统必须同时完成信息采集、信号转换、逻辑判断、控制运算和机械执行。特别是MPS生产线中的工件到位检测、金属与非金属分类以及装配分拣，使抽象的传感器原理与实际机械动作建立了直接联系。</w:t>
+        <w:t>通过本次实习，我认识到传感器、控制器和执行机构必须作为一个整体理解。传感器把现场状态转换为电信号，PLC根据反馈与设定值进行逻辑判断或控制运算，执行机构再完成相应动作。MPS中的到位检测、材料识别和自动分拣，使我直观看到了传感器原理与机械动作之间的联系。与此同时，应变片信号需要电桥和运放处理、温度信号需要转换、电机位置需要反馈，也说明实际自动化系统涉及机械、电子、检测与控制等多方面知识，为后续专业课程学习建立了较清晰的工程认识。</w:t>
       </w:r>
-    </w:p>
-    <w:p>
-      <w:pPr>
-        <w:rPr>
-          <w:rFonts w:hint="default" w:ascii="Times New Roman" w:hAnsi="Times New Roman" w:eastAsia="宋体" w:cs="Times New Roman"/>
-          <w:color w:val="000000" w:themeColor="text1"/>
-          <w14:textFill>
-            <w14:solidFill>
-              <w14:schemeClr w14:val="tx1"/>
-            </w14:solidFill>
-          </w14:textFill>
-        </w:rPr>
-      </w:pPr>
-      <w:r>
-        <w:rPr>
-          <w:rFonts w:hint="default" w:ascii="Times New Roman" w:hAnsi="Times New Roman" w:eastAsia="宋体" w:cs="Times New Roman"/>
-          <w:color w:val="000000" w:themeColor="text1"/>
-          <w14:textFill>
-            <w14:solidFill>
-              <w14:schemeClr w14:val="tx1"/>
-            </w14:solidFill>
-          </w14:textFill>
-        </w:rPr>
-        <w:t>我还认识到，现场测量得到的原始信号并不一定能够直接送入控制器。应变片的微小电阻变化需要电桥和运放处理，AD590输出电流需要进行转换，工业现场又要考虑远距离传输、电气隔离和抗干扰问题。因此，自动化控制不仅是“写程序”，还涉及机械结构、传感检测、电路电子技术、控制算法和执行驱动等多方面知识。这些内容也让我对后续检测技术、控制工程基础、电机控制以及液压与气压传动等课程有了更加直观的认识。</w:t>
-      </w:r>
-    </w:p>
-    <w:p>
-      <w:pPr>
-        <w:ind w:firstLine="0"/>
-        <w:rPr>
-          <w:rFonts w:hint="default" w:ascii="Times New Roman" w:hAnsi="Times New Roman" w:eastAsia="宋体" w:cs="Times New Roman"/>
-          <w:color w:val="000000" w:themeColor="text1"/>
-          <w14:textFill>
-            <w14:solidFill>
-              <w14:schemeClr w14:val="tx1"/>
-            </w14:solidFill>
-          </w14:textFill>
-        </w:rPr>
-      </w:pPr>
     </w:p>
     <w:sectPr>
       <w:footerReference r:id="rId5" w:type="default"/>
@@ -4027,8 +1770,6 @@
     <w:r>
       <w:rPr>
         <w:rFonts w:ascii="Noto Serif CJK SC" w:hAnsi="Noto Serif CJK SC" w:eastAsia="Noto Serif CJK SC"/>
-        <w:b w:val="0"/>
-        <w:i w:val="0"/>
         <w:sz w:val="18"/>
       </w:rPr>
       <w:t xml:space="preserve">第 </w:t>
@@ -4036,8 +1777,6 @@
     <w:r>
       <w:rPr>
         <w:rFonts w:ascii="Noto Serif CJK SC" w:hAnsi="Noto Serif CJK SC" w:eastAsia="Noto Serif CJK SC"/>
-        <w:b w:val="0"/>
-        <w:i w:val="0"/>
         <w:sz w:val="18"/>
       </w:rPr>
       <w:fldChar w:fldCharType="begin"/>
@@ -4045,8 +1784,6 @@
     <w:r>
       <w:rPr>
         <w:rFonts w:ascii="Noto Serif CJK SC" w:hAnsi="Noto Serif CJK SC" w:eastAsia="Noto Serif CJK SC"/>
-        <w:b w:val="0"/>
-        <w:i w:val="0"/>
         <w:sz w:val="18"/>
       </w:rPr>
       <w:instrText xml:space="preserve"> PAGE </w:instrText>
@@ -4054,8 +1791,6 @@
     <w:r>
       <w:rPr>
         <w:rFonts w:ascii="Noto Serif CJK SC" w:hAnsi="Noto Serif CJK SC" w:eastAsia="Noto Serif CJK SC"/>
-        <w:b w:val="0"/>
-        <w:i w:val="0"/>
         <w:sz w:val="18"/>
       </w:rPr>
       <w:fldChar w:fldCharType="end"/>
@@ -4063,8 +1798,6 @@
     <w:r>
       <w:rPr>
         <w:rFonts w:ascii="Noto Serif CJK SC" w:hAnsi="Noto Serif CJK SC" w:eastAsia="Noto Serif CJK SC"/>
-        <w:b w:val="0"/>
-        <w:i w:val="0"/>
         <w:sz w:val="18"/>
       </w:rPr>
       <w:t xml:space="preserve"> 页</w:t>
@@ -4280,7 +2013,7 @@
     <w:lsdException w:uiPriority="99" w:name="Normal Indent"/>
     <w:lsdException w:uiPriority="99" w:name="footnote text"/>
     <w:lsdException w:uiPriority="99" w:name="annotation text"/>
-    <w:lsdException w:uiPriority="99" w:semiHidden="0" w:name="header"/>
+    <w:lsdException w:qFormat="1" w:uiPriority="99" w:semiHidden="0" w:name="header"/>
     <w:lsdException w:uiPriority="99" w:semiHidden="0" w:name="footer"/>
     <w:lsdException w:uiPriority="99" w:name="index heading"/>
     <w:lsdException w:qFormat="1" w:uiPriority="35" w:name="caption"/>
@@ -4300,24 +2033,24 @@
     <w:lsdException w:qFormat="1" w:uiPriority="99" w:semiHidden="0" w:name="List Bullet"/>
     <w:lsdException w:qFormat="1" w:uiPriority="99" w:semiHidden="0" w:name="List Number"/>
     <w:lsdException w:uiPriority="99" w:semiHidden="0" w:name="List 2"/>
-    <w:lsdException w:uiPriority="99" w:semiHidden="0" w:name="List 3"/>
+    <w:lsdException w:qFormat="1" w:uiPriority="99" w:semiHidden="0" w:name="List 3"/>
     <w:lsdException w:uiPriority="99" w:name="List 4"/>
     <w:lsdException w:uiPriority="99" w:name="List 5"/>
     <w:lsdException w:qFormat="1" w:uiPriority="99" w:semiHidden="0" w:name="List Bullet 2"/>
-    <w:lsdException w:uiPriority="99" w:semiHidden="0" w:name="List Bullet 3"/>
+    <w:lsdException w:qFormat="1" w:uiPriority="99" w:semiHidden="0" w:name="List Bullet 3"/>
     <w:lsdException w:uiPriority="99" w:name="List Bullet 4"/>
     <w:lsdException w:uiPriority="99" w:name="List Bullet 5"/>
-    <w:lsdException w:qFormat="1" w:uiPriority="99" w:semiHidden="0" w:name="List Number 2"/>
-    <w:lsdException w:uiPriority="99" w:semiHidden="0" w:name="List Number 3"/>
+    <w:lsdException w:uiPriority="99" w:semiHidden="0" w:name="List Number 2"/>
+    <w:lsdException w:qFormat="1" w:uiPriority="99" w:semiHidden="0" w:name="List Number 3"/>
     <w:lsdException w:uiPriority="99" w:name="List Number 4"/>
     <w:lsdException w:uiPriority="99" w:name="List Number 5"/>
     <w:lsdException w:qFormat="1" w:unhideWhenUsed="0" w:uiPriority="10" w:semiHidden="0" w:name="Title"/>
     <w:lsdException w:uiPriority="99" w:name="Closing"/>
     <w:lsdException w:uiPriority="99" w:name="Signature"/>
-    <w:lsdException w:uiPriority="1" w:name="Default Paragraph Font"/>
-    <w:lsdException w:uiPriority="99" w:semiHidden="0" w:name="Body Text"/>
+    <w:lsdException w:qFormat="1" w:uiPriority="1" w:name="Default Paragraph Font"/>
+    <w:lsdException w:qFormat="1" w:uiPriority="99" w:semiHidden="0" w:name="Body Text"/>
     <w:lsdException w:uiPriority="99" w:name="Body Text Indent"/>
-    <w:lsdException w:qFormat="1" w:uiPriority="99" w:semiHidden="0" w:name="List Continue"/>
+    <w:lsdException w:uiPriority="99" w:semiHidden="0" w:name="List Continue"/>
     <w:lsdException w:qFormat="1" w:uiPriority="99" w:semiHidden="0" w:name="List Continue 2"/>
     <w:lsdException w:qFormat="1" w:uiPriority="99" w:semiHidden="0" w:name="List Continue 3"/>
     <w:lsdException w:uiPriority="99" w:name="List Continue 4"/>
@@ -4329,7 +2062,7 @@
     <w:lsdException w:uiPriority="99" w:name="Body Text First Indent"/>
     <w:lsdException w:uiPriority="99" w:name="Body Text First Indent 2"/>
     <w:lsdException w:uiPriority="99" w:name="Note Heading"/>
-    <w:lsdException w:uiPriority="99" w:semiHidden="0" w:name="Body Text 2"/>
+    <w:lsdException w:qFormat="1" w:uiPriority="99" w:semiHidden="0" w:name="Body Text 2"/>
     <w:lsdException w:uiPriority="99" w:semiHidden="0" w:name="Body Text 3"/>
     <w:lsdException w:uiPriority="99" w:name="Body Text Indent 2"/>
     <w:lsdException w:uiPriority="99" w:name="Body Text Indent 3"/>
@@ -4397,110 +2130,110 @@
     <w:lsdException w:uiPriority="99" w:name="Table Web 2"/>
     <w:lsdException w:uiPriority="99" w:name="Table Web 3"/>
     <w:lsdException w:uiPriority="99" w:name="Balloon Text"/>
-    <w:lsdException w:qFormat="1" w:unhideWhenUsed="0" w:uiPriority="59" w:semiHidden="0" w:name="Table Grid"/>
+    <w:lsdException w:unhideWhenUsed="0" w:uiPriority="59" w:semiHidden="0" w:name="Table Grid"/>
     <w:lsdException w:uiPriority="99" w:name="Table Theme"/>
     <w:lsdException w:qFormat="1" w:unhideWhenUsed="0" w:uiPriority="1" w:semiHidden="0" w:name="No Spacing"/>
     <w:lsdException w:qFormat="1" w:unhideWhenUsed="0" w:uiPriority="60" w:semiHidden="0" w:name="Light Shading"/>
-    <w:lsdException w:unhideWhenUsed="0" w:uiPriority="61" w:semiHidden="0" w:name="Light List"/>
+    <w:lsdException w:qFormat="1" w:unhideWhenUsed="0" w:uiPriority="61" w:semiHidden="0" w:name="Light List"/>
     <w:lsdException w:qFormat="1" w:unhideWhenUsed="0" w:uiPriority="62" w:semiHidden="0" w:name="Light Grid"/>
     <w:lsdException w:qFormat="1" w:unhideWhenUsed="0" w:uiPriority="63" w:semiHidden="0" w:name="Medium Shading 1"/>
-    <w:lsdException w:unhideWhenUsed="0" w:uiPriority="64" w:semiHidden="0" w:name="Medium Shading 2"/>
-    <w:lsdException w:unhideWhenUsed="0" w:uiPriority="65" w:semiHidden="0" w:name="Medium List 1"/>
-    <w:lsdException w:unhideWhenUsed="0" w:uiPriority="66" w:semiHidden="0" w:name="Medium List 2"/>
-    <w:lsdException w:unhideWhenUsed="0" w:uiPriority="67" w:semiHidden="0" w:name="Medium Grid 1"/>
-    <w:lsdException w:unhideWhenUsed="0" w:uiPriority="68" w:semiHidden="0" w:name="Medium Grid 2"/>
-    <w:lsdException w:unhideWhenUsed="0" w:uiPriority="69" w:semiHidden="0" w:name="Medium Grid 3"/>
+    <w:lsdException w:qFormat="1" w:unhideWhenUsed="0" w:uiPriority="64" w:semiHidden="0" w:name="Medium Shading 2"/>
+    <w:lsdException w:qFormat="1" w:unhideWhenUsed="0" w:uiPriority="65" w:semiHidden="0" w:name="Medium List 1"/>
+    <w:lsdException w:qFormat="1" w:unhideWhenUsed="0" w:uiPriority="66" w:semiHidden="0" w:name="Medium List 2"/>
+    <w:lsdException w:qFormat="1" w:unhideWhenUsed="0" w:uiPriority="67" w:semiHidden="0" w:name="Medium Grid 1"/>
+    <w:lsdException w:qFormat="1" w:unhideWhenUsed="0" w:uiPriority="68" w:semiHidden="0" w:name="Medium Grid 2"/>
+    <w:lsdException w:qFormat="1" w:unhideWhenUsed="0" w:uiPriority="69" w:semiHidden="0" w:name="Medium Grid 3"/>
     <w:lsdException w:unhideWhenUsed="0" w:uiPriority="70" w:semiHidden="0" w:name="Dark List"/>
-    <w:lsdException w:unhideWhenUsed="0" w:uiPriority="71" w:semiHidden="0" w:name="Colorful Shading"/>
-    <w:lsdException w:unhideWhenUsed="0" w:uiPriority="72" w:semiHidden="0" w:name="Colorful List"/>
+    <w:lsdException w:qFormat="1" w:unhideWhenUsed="0" w:uiPriority="71" w:semiHidden="0" w:name="Colorful Shading"/>
+    <w:lsdException w:qFormat="1" w:unhideWhenUsed="0" w:uiPriority="72" w:semiHidden="0" w:name="Colorful List"/>
     <w:lsdException w:qFormat="1" w:unhideWhenUsed="0" w:uiPriority="73" w:semiHidden="0" w:name="Colorful Grid"/>
-    <w:lsdException w:unhideWhenUsed="0" w:uiPriority="60" w:semiHidden="0" w:name="Light Shading Accent 1"/>
-    <w:lsdException w:unhideWhenUsed="0" w:uiPriority="61" w:semiHidden="0" w:name="Light List Accent 1"/>
-    <w:lsdException w:unhideWhenUsed="0" w:uiPriority="62" w:semiHidden="0" w:name="Light Grid Accent 1"/>
+    <w:lsdException w:qFormat="1" w:unhideWhenUsed="0" w:uiPriority="60" w:semiHidden="0" w:name="Light Shading Accent 1"/>
+    <w:lsdException w:qFormat="1" w:unhideWhenUsed="0" w:uiPriority="61" w:semiHidden="0" w:name="Light List Accent 1"/>
+    <w:lsdException w:qFormat="1" w:unhideWhenUsed="0" w:uiPriority="62" w:semiHidden="0" w:name="Light Grid Accent 1"/>
     <w:lsdException w:qFormat="1" w:unhideWhenUsed="0" w:uiPriority="63" w:semiHidden="0" w:name="Medium Shading 1 Accent 1"/>
-    <w:lsdException w:unhideWhenUsed="0" w:uiPriority="64" w:semiHidden="0" w:name="Medium Shading 2 Accent 1"/>
-    <w:lsdException w:unhideWhenUsed="0" w:uiPriority="65" w:semiHidden="0" w:name="Medium List 1 Accent 1"/>
+    <w:lsdException w:qFormat="1" w:unhideWhenUsed="0" w:uiPriority="64" w:semiHidden="0" w:name="Medium Shading 2 Accent 1"/>
+    <w:lsdException w:qFormat="1" w:unhideWhenUsed="0" w:uiPriority="65" w:semiHidden="0" w:name="Medium List 1 Accent 1"/>
     <w:lsdException w:qFormat="1" w:unhideWhenUsed="0" w:uiPriority="34" w:semiHidden="0" w:name="List Paragraph"/>
     <w:lsdException w:qFormat="1" w:unhideWhenUsed="0" w:uiPriority="29" w:semiHidden="0" w:name="Quote"/>
     <w:lsdException w:qFormat="1" w:unhideWhenUsed="0" w:uiPriority="30" w:semiHidden="0" w:name="Intense Quote"/>
-    <w:lsdException w:unhideWhenUsed="0" w:uiPriority="66" w:semiHidden="0" w:name="Medium List 2 Accent 1"/>
-    <w:lsdException w:unhideWhenUsed="0" w:uiPriority="67" w:semiHidden="0" w:name="Medium Grid 1 Accent 1"/>
-    <w:lsdException w:unhideWhenUsed="0" w:uiPriority="68" w:semiHidden="0" w:name="Medium Grid 2 Accent 1"/>
-    <w:lsdException w:unhideWhenUsed="0" w:uiPriority="69" w:semiHidden="0" w:name="Medium Grid 3 Accent 1"/>
-    <w:lsdException w:unhideWhenUsed="0" w:uiPriority="70" w:semiHidden="0" w:name="Dark List Accent 1"/>
-    <w:lsdException w:unhideWhenUsed="0" w:uiPriority="71" w:semiHidden="0" w:name="Colorful Shading Accent 1"/>
+    <w:lsdException w:qFormat="1" w:unhideWhenUsed="0" w:uiPriority="66" w:semiHidden="0" w:name="Medium List 2 Accent 1"/>
+    <w:lsdException w:qFormat="1" w:unhideWhenUsed="0" w:uiPriority="67" w:semiHidden="0" w:name="Medium Grid 1 Accent 1"/>
+    <w:lsdException w:qFormat="1" w:unhideWhenUsed="0" w:uiPriority="68" w:semiHidden="0" w:name="Medium Grid 2 Accent 1"/>
+    <w:lsdException w:qFormat="1" w:unhideWhenUsed="0" w:uiPriority="69" w:semiHidden="0" w:name="Medium Grid 3 Accent 1"/>
+    <w:lsdException w:qFormat="1" w:unhideWhenUsed="0" w:uiPriority="70" w:semiHidden="0" w:name="Dark List Accent 1"/>
+    <w:lsdException w:qFormat="1" w:unhideWhenUsed="0" w:uiPriority="71" w:semiHidden="0" w:name="Colorful Shading Accent 1"/>
     <w:lsdException w:qFormat="1" w:unhideWhenUsed="0" w:uiPriority="72" w:semiHidden="0" w:name="Colorful List Accent 1"/>
     <w:lsdException w:qFormat="1" w:unhideWhenUsed="0" w:uiPriority="73" w:semiHidden="0" w:name="Colorful Grid Accent 1"/>
     <w:lsdException w:unhideWhenUsed="0" w:uiPriority="60" w:semiHidden="0" w:name="Light Shading Accent 2"/>
-    <w:lsdException w:unhideWhenUsed="0" w:uiPriority="61" w:semiHidden="0" w:name="Light List Accent 2"/>
-    <w:lsdException w:unhideWhenUsed="0" w:uiPriority="62" w:semiHidden="0" w:name="Light Grid Accent 2"/>
-    <w:lsdException w:unhideWhenUsed="0" w:uiPriority="63" w:semiHidden="0" w:name="Medium Shading 1 Accent 2"/>
-    <w:lsdException w:unhideWhenUsed="0" w:uiPriority="64" w:semiHidden="0" w:name="Medium Shading 2 Accent 2"/>
-    <w:lsdException w:unhideWhenUsed="0" w:uiPriority="65" w:semiHidden="0" w:name="Medium List 1 Accent 2"/>
-    <w:lsdException w:unhideWhenUsed="0" w:uiPriority="66" w:semiHidden="0" w:name="Medium List 2 Accent 2"/>
-    <w:lsdException w:unhideWhenUsed="0" w:uiPriority="67" w:semiHidden="0" w:name="Medium Grid 1 Accent 2"/>
-    <w:lsdException w:unhideWhenUsed="0" w:uiPriority="68" w:semiHidden="0" w:name="Medium Grid 2 Accent 2"/>
-    <w:lsdException w:unhideWhenUsed="0" w:uiPriority="69" w:semiHidden="0" w:name="Medium Grid 3 Accent 2"/>
-    <w:lsdException w:unhideWhenUsed="0" w:uiPriority="70" w:semiHidden="0" w:name="Dark List Accent 2"/>
-    <w:lsdException w:unhideWhenUsed="0" w:uiPriority="71" w:semiHidden="0" w:name="Colorful Shading Accent 2"/>
+    <w:lsdException w:qFormat="1" w:unhideWhenUsed="0" w:uiPriority="61" w:semiHidden="0" w:name="Light List Accent 2"/>
+    <w:lsdException w:qFormat="1" w:unhideWhenUsed="0" w:uiPriority="62" w:semiHidden="0" w:name="Light Grid Accent 2"/>
+    <w:lsdException w:qFormat="1" w:unhideWhenUsed="0" w:uiPriority="63" w:semiHidden="0" w:name="Medium Shading 1 Accent 2"/>
+    <w:lsdException w:qFormat="1" w:unhideWhenUsed="0" w:uiPriority="64" w:semiHidden="0" w:name="Medium Shading 2 Accent 2"/>
+    <w:lsdException w:qFormat="1" w:unhideWhenUsed="0" w:uiPriority="65" w:semiHidden="0" w:name="Medium List 1 Accent 2"/>
+    <w:lsdException w:qFormat="1" w:unhideWhenUsed="0" w:uiPriority="66" w:semiHidden="0" w:name="Medium List 2 Accent 2"/>
+    <w:lsdException w:qFormat="1" w:unhideWhenUsed="0" w:uiPriority="67" w:semiHidden="0" w:name="Medium Grid 1 Accent 2"/>
+    <w:lsdException w:qFormat="1" w:unhideWhenUsed="0" w:uiPriority="68" w:semiHidden="0" w:name="Medium Grid 2 Accent 2"/>
+    <w:lsdException w:qFormat="1" w:unhideWhenUsed="0" w:uiPriority="69" w:semiHidden="0" w:name="Medium Grid 3 Accent 2"/>
+    <w:lsdException w:qFormat="1" w:unhideWhenUsed="0" w:uiPriority="70" w:semiHidden="0" w:name="Dark List Accent 2"/>
+    <w:lsdException w:qFormat="1" w:unhideWhenUsed="0" w:uiPriority="71" w:semiHidden="0" w:name="Colorful Shading Accent 2"/>
     <w:lsdException w:qFormat="1" w:unhideWhenUsed="0" w:uiPriority="72" w:semiHidden="0" w:name="Colorful List Accent 2"/>
     <w:lsdException w:qFormat="1" w:unhideWhenUsed="0" w:uiPriority="73" w:semiHidden="0" w:name="Colorful Grid Accent 2"/>
     <w:lsdException w:unhideWhenUsed="0" w:uiPriority="60" w:semiHidden="0" w:name="Light Shading Accent 3"/>
     <w:lsdException w:qFormat="1" w:unhideWhenUsed="0" w:uiPriority="61" w:semiHidden="0" w:name="Light List Accent 3"/>
-    <w:lsdException w:unhideWhenUsed="0" w:uiPriority="62" w:semiHidden="0" w:name="Light Grid Accent 3"/>
-    <w:lsdException w:unhideWhenUsed="0" w:uiPriority="63" w:semiHidden="0" w:name="Medium Shading 1 Accent 3"/>
-    <w:lsdException w:unhideWhenUsed="0" w:uiPriority="64" w:semiHidden="0" w:name="Medium Shading 2 Accent 3"/>
-    <w:lsdException w:unhideWhenUsed="0" w:uiPriority="65" w:semiHidden="0" w:name="Medium List 1 Accent 3"/>
-    <w:lsdException w:unhideWhenUsed="0" w:uiPriority="66" w:semiHidden="0" w:name="Medium List 2 Accent 3"/>
-    <w:lsdException w:unhideWhenUsed="0" w:uiPriority="67" w:semiHidden="0" w:name="Medium Grid 1 Accent 3"/>
-    <w:lsdException w:unhideWhenUsed="0" w:uiPriority="68" w:semiHidden="0" w:name="Medium Grid 2 Accent 3"/>
-    <w:lsdException w:unhideWhenUsed="0" w:uiPriority="69" w:semiHidden="0" w:name="Medium Grid 3 Accent 3"/>
+    <w:lsdException w:qFormat="1" w:unhideWhenUsed="0" w:uiPriority="62" w:semiHidden="0" w:name="Light Grid Accent 3"/>
+    <w:lsdException w:qFormat="1" w:unhideWhenUsed="0" w:uiPriority="63" w:semiHidden="0" w:name="Medium Shading 1 Accent 3"/>
+    <w:lsdException w:qFormat="1" w:unhideWhenUsed="0" w:uiPriority="64" w:semiHidden="0" w:name="Medium Shading 2 Accent 3"/>
+    <w:lsdException w:qFormat="1" w:unhideWhenUsed="0" w:uiPriority="65" w:semiHidden="0" w:name="Medium List 1 Accent 3"/>
+    <w:lsdException w:qFormat="1" w:unhideWhenUsed="0" w:uiPriority="66" w:semiHidden="0" w:name="Medium List 2 Accent 3"/>
+    <w:lsdException w:qFormat="1" w:unhideWhenUsed="0" w:uiPriority="67" w:semiHidden="0" w:name="Medium Grid 1 Accent 3"/>
+    <w:lsdException w:qFormat="1" w:unhideWhenUsed="0" w:uiPriority="68" w:semiHidden="0" w:name="Medium Grid 2 Accent 3"/>
+    <w:lsdException w:qFormat="1" w:unhideWhenUsed="0" w:uiPriority="69" w:semiHidden="0" w:name="Medium Grid 3 Accent 3"/>
     <w:lsdException w:unhideWhenUsed="0" w:uiPriority="70" w:semiHidden="0" w:name="Dark List Accent 3"/>
-    <w:lsdException w:unhideWhenUsed="0" w:uiPriority="71" w:semiHidden="0" w:name="Colorful Shading Accent 3"/>
+    <w:lsdException w:qFormat="1" w:unhideWhenUsed="0" w:uiPriority="71" w:semiHidden="0" w:name="Colorful Shading Accent 3"/>
     <w:lsdException w:qFormat="1" w:unhideWhenUsed="0" w:uiPriority="72" w:semiHidden="0" w:name="Colorful List Accent 3"/>
-    <w:lsdException w:qFormat="1" w:unhideWhenUsed="0" w:uiPriority="73" w:semiHidden="0" w:name="Colorful Grid Accent 3"/>
+    <w:lsdException w:unhideWhenUsed="0" w:uiPriority="73" w:semiHidden="0" w:name="Colorful Grid Accent 3"/>
     <w:lsdException w:qFormat="1" w:unhideWhenUsed="0" w:uiPriority="60" w:semiHidden="0" w:name="Light Shading Accent 4"/>
-    <w:lsdException w:unhideWhenUsed="0" w:uiPriority="61" w:semiHidden="0" w:name="Light List Accent 4"/>
-    <w:lsdException w:unhideWhenUsed="0" w:uiPriority="62" w:semiHidden="0" w:name="Light Grid Accent 4"/>
-    <w:lsdException w:unhideWhenUsed="0" w:uiPriority="63" w:semiHidden="0" w:name="Medium Shading 1 Accent 4"/>
-    <w:lsdException w:unhideWhenUsed="0" w:uiPriority="64" w:semiHidden="0" w:name="Medium Shading 2 Accent 4"/>
-    <w:lsdException w:unhideWhenUsed="0" w:uiPriority="65" w:semiHidden="0" w:name="Medium List 1 Accent 4"/>
-    <w:lsdException w:unhideWhenUsed="0" w:uiPriority="66" w:semiHidden="0" w:name="Medium List 2 Accent 4"/>
-    <w:lsdException w:unhideWhenUsed="0" w:uiPriority="67" w:semiHidden="0" w:name="Medium Grid 1 Accent 4"/>
-    <w:lsdException w:unhideWhenUsed="0" w:uiPriority="68" w:semiHidden="0" w:name="Medium Grid 2 Accent 4"/>
-    <w:lsdException w:unhideWhenUsed="0" w:uiPriority="69" w:semiHidden="0" w:name="Medium Grid 3 Accent 4"/>
-    <w:lsdException w:unhideWhenUsed="0" w:uiPriority="70" w:semiHidden="0" w:name="Dark List Accent 4"/>
+    <w:lsdException w:qFormat="1" w:unhideWhenUsed="0" w:uiPriority="61" w:semiHidden="0" w:name="Light List Accent 4"/>
+    <w:lsdException w:qFormat="1" w:unhideWhenUsed="0" w:uiPriority="62" w:semiHidden="0" w:name="Light Grid Accent 4"/>
+    <w:lsdException w:qFormat="1" w:unhideWhenUsed="0" w:uiPriority="63" w:semiHidden="0" w:name="Medium Shading 1 Accent 4"/>
+    <w:lsdException w:qFormat="1" w:unhideWhenUsed="0" w:uiPriority="64" w:semiHidden="0" w:name="Medium Shading 2 Accent 4"/>
+    <w:lsdException w:qFormat="1" w:unhideWhenUsed="0" w:uiPriority="65" w:semiHidden="0" w:name="Medium List 1 Accent 4"/>
+    <w:lsdException w:qFormat="1" w:unhideWhenUsed="0" w:uiPriority="66" w:semiHidden="0" w:name="Medium List 2 Accent 4"/>
+    <w:lsdException w:qFormat="1" w:unhideWhenUsed="0" w:uiPriority="67" w:semiHidden="0" w:name="Medium Grid 1 Accent 4"/>
+    <w:lsdException w:qFormat="1" w:unhideWhenUsed="0" w:uiPriority="68" w:semiHidden="0" w:name="Medium Grid 2 Accent 4"/>
+    <w:lsdException w:qFormat="1" w:unhideWhenUsed="0" w:uiPriority="69" w:semiHidden="0" w:name="Medium Grid 3 Accent 4"/>
+    <w:lsdException w:qFormat="1" w:unhideWhenUsed="0" w:uiPriority="70" w:semiHidden="0" w:name="Dark List Accent 4"/>
     <w:lsdException w:unhideWhenUsed="0" w:uiPriority="71" w:semiHidden="0" w:name="Colorful Shading Accent 4"/>
     <w:lsdException w:qFormat="1" w:unhideWhenUsed="0" w:uiPriority="72" w:semiHidden="0" w:name="Colorful List Accent 4"/>
-    <w:lsdException w:qFormat="1" w:unhideWhenUsed="0" w:uiPriority="73" w:semiHidden="0" w:name="Colorful Grid Accent 4"/>
-    <w:lsdException w:qFormat="1" w:unhideWhenUsed="0" w:uiPriority="60" w:semiHidden="0" w:name="Light Shading Accent 5"/>
+    <w:lsdException w:unhideWhenUsed="0" w:uiPriority="73" w:semiHidden="0" w:name="Colorful Grid Accent 4"/>
+    <w:lsdException w:unhideWhenUsed="0" w:uiPriority="60" w:semiHidden="0" w:name="Light Shading Accent 5"/>
     <w:lsdException w:qFormat="1" w:unhideWhenUsed="0" w:uiPriority="61" w:semiHidden="0" w:name="Light List Accent 5"/>
-    <w:lsdException w:unhideWhenUsed="0" w:uiPriority="62" w:semiHidden="0" w:name="Light Grid Accent 5"/>
-    <w:lsdException w:unhideWhenUsed="0" w:uiPriority="63" w:semiHidden="0" w:name="Medium Shading 1 Accent 5"/>
-    <w:lsdException w:unhideWhenUsed="0" w:uiPriority="64" w:semiHidden="0" w:name="Medium Shading 2 Accent 5"/>
-    <w:lsdException w:unhideWhenUsed="0" w:uiPriority="65" w:semiHidden="0" w:name="Medium List 1 Accent 5"/>
-    <w:lsdException w:unhideWhenUsed="0" w:uiPriority="66" w:semiHidden="0" w:name="Medium List 2 Accent 5"/>
-    <w:lsdException w:unhideWhenUsed="0" w:uiPriority="67" w:semiHidden="0" w:name="Medium Grid 1 Accent 5"/>
-    <w:lsdException w:unhideWhenUsed="0" w:uiPriority="68" w:semiHidden="0" w:name="Medium Grid 2 Accent 5"/>
-    <w:lsdException w:unhideWhenUsed="0" w:uiPriority="69" w:semiHidden="0" w:name="Medium Grid 3 Accent 5"/>
+    <w:lsdException w:qFormat="1" w:unhideWhenUsed="0" w:uiPriority="62" w:semiHidden="0" w:name="Light Grid Accent 5"/>
+    <w:lsdException w:qFormat="1" w:unhideWhenUsed="0" w:uiPriority="63" w:semiHidden="0" w:name="Medium Shading 1 Accent 5"/>
+    <w:lsdException w:qFormat="1" w:unhideWhenUsed="0" w:uiPriority="64" w:semiHidden="0" w:name="Medium Shading 2 Accent 5"/>
+    <w:lsdException w:qFormat="1" w:unhideWhenUsed="0" w:uiPriority="65" w:semiHidden="0" w:name="Medium List 1 Accent 5"/>
+    <w:lsdException w:qFormat="1" w:unhideWhenUsed="0" w:uiPriority="66" w:semiHidden="0" w:name="Medium List 2 Accent 5"/>
+    <w:lsdException w:qFormat="1" w:unhideWhenUsed="0" w:uiPriority="67" w:semiHidden="0" w:name="Medium Grid 1 Accent 5"/>
+    <w:lsdException w:qFormat="1" w:unhideWhenUsed="0" w:uiPriority="68" w:semiHidden="0" w:name="Medium Grid 2 Accent 5"/>
+    <w:lsdException w:qFormat="1" w:unhideWhenUsed="0" w:uiPriority="69" w:semiHidden="0" w:name="Medium Grid 3 Accent 5"/>
     <w:lsdException w:unhideWhenUsed="0" w:uiPriority="70" w:semiHidden="0" w:name="Dark List Accent 5"/>
-    <w:lsdException w:unhideWhenUsed="0" w:uiPriority="71" w:semiHidden="0" w:name="Colorful Shading Accent 5"/>
-    <w:lsdException w:qFormat="1" w:unhideWhenUsed="0" w:uiPriority="72" w:semiHidden="0" w:name="Colorful List Accent 5"/>
+    <w:lsdException w:qFormat="1" w:unhideWhenUsed="0" w:uiPriority="71" w:semiHidden="0" w:name="Colorful Shading Accent 5"/>
+    <w:lsdException w:unhideWhenUsed="0" w:uiPriority="72" w:semiHidden="0" w:name="Colorful List Accent 5"/>
     <w:lsdException w:qFormat="1" w:unhideWhenUsed="0" w:uiPriority="73" w:semiHidden="0" w:name="Colorful Grid Accent 5"/>
-    <w:lsdException w:unhideWhenUsed="0" w:uiPriority="60" w:semiHidden="0" w:name="Light Shading Accent 6"/>
-    <w:lsdException w:unhideWhenUsed="0" w:uiPriority="61" w:semiHidden="0" w:name="Light List Accent 6"/>
+    <w:lsdException w:qFormat="1" w:unhideWhenUsed="0" w:uiPriority="60" w:semiHidden="0" w:name="Light Shading Accent 6"/>
+    <w:lsdException w:qFormat="1" w:unhideWhenUsed="0" w:uiPriority="61" w:semiHidden="0" w:name="Light List Accent 6"/>
     <w:lsdException w:qFormat="1" w:unhideWhenUsed="0" w:uiPriority="62" w:semiHidden="0" w:name="Light Grid Accent 6"/>
-    <w:lsdException w:unhideWhenUsed="0" w:uiPriority="63" w:semiHidden="0" w:name="Medium Shading 1 Accent 6"/>
-    <w:lsdException w:unhideWhenUsed="0" w:uiPriority="64" w:semiHidden="0" w:name="Medium Shading 2 Accent 6"/>
-    <w:lsdException w:unhideWhenUsed="0" w:uiPriority="65" w:semiHidden="0" w:name="Medium List 1 Accent 6"/>
-    <w:lsdException w:unhideWhenUsed="0" w:uiPriority="66" w:semiHidden="0" w:name="Medium List 2 Accent 6"/>
-    <w:lsdException w:unhideWhenUsed="0" w:uiPriority="67" w:semiHidden="0" w:name="Medium Grid 1 Accent 6"/>
-    <w:lsdException w:unhideWhenUsed="0" w:uiPriority="68" w:semiHidden="0" w:name="Medium Grid 2 Accent 6"/>
+    <w:lsdException w:qFormat="1" w:unhideWhenUsed="0" w:uiPriority="63" w:semiHidden="0" w:name="Medium Shading 1 Accent 6"/>
+    <w:lsdException w:qFormat="1" w:unhideWhenUsed="0" w:uiPriority="64" w:semiHidden="0" w:name="Medium Shading 2 Accent 6"/>
+    <w:lsdException w:qFormat="1" w:unhideWhenUsed="0" w:uiPriority="65" w:semiHidden="0" w:name="Medium List 1 Accent 6"/>
+    <w:lsdException w:qFormat="1" w:unhideWhenUsed="0" w:uiPriority="66" w:semiHidden="0" w:name="Medium List 2 Accent 6"/>
+    <w:lsdException w:qFormat="1" w:unhideWhenUsed="0" w:uiPriority="67" w:semiHidden="0" w:name="Medium Grid 1 Accent 6"/>
+    <w:lsdException w:qFormat="1" w:unhideWhenUsed="0" w:uiPriority="68" w:semiHidden="0" w:name="Medium Grid 2 Accent 6"/>
     <w:lsdException w:unhideWhenUsed="0" w:uiPriority="69" w:semiHidden="0" w:name="Medium Grid 3 Accent 6"/>
     <w:lsdException w:unhideWhenUsed="0" w:uiPriority="70" w:semiHidden="0" w:name="Dark List Accent 6"/>
     <w:lsdException w:unhideWhenUsed="0" w:uiPriority="71" w:semiHidden="0" w:name="Colorful Shading Accent 6"/>
     <w:lsdException w:qFormat="1" w:unhideWhenUsed="0" w:uiPriority="72" w:semiHidden="0" w:name="Colorful List Accent 6"/>
-    <w:lsdException w:qFormat="1" w:unhideWhenUsed="0" w:uiPriority="73" w:semiHidden="0" w:name="Colorful Grid Accent 6"/>
+    <w:lsdException w:unhideWhenUsed="0" w:uiPriority="73" w:semiHidden="0" w:name="Colorful Grid Accent 6"/>
   </w:latentStyles>
   <w:style w:type="paragraph" w:default="1" w:styleId="1">
     <w:name w:val="Normal"/>
@@ -4760,6 +2493,7 @@
     <w:name w:val="Default Paragraph Font"/>
     <w:semiHidden/>
     <w:unhideWhenUsed/>
+    <w:qFormat/>
     <w:uiPriority w:val="1"/>
   </w:style>
   <w:style w:type="table" w:default="1" w:styleId="32">
@@ -4805,6 +2539,7 @@
     <w:name w:val="List 3"/>
     <w:basedOn w:val="1"/>
     <w:unhideWhenUsed/>
+    <w:qFormat/>
     <w:uiPriority w:val="99"/>
     <w:pPr>
       <w:ind w:left="1080" w:hanging="360"/>
@@ -4815,7 +2550,6 @@
     <w:name w:val="List Number 2"/>
     <w:basedOn w:val="1"/>
     <w:unhideWhenUsed/>
-    <w:qFormat/>
     <w:uiPriority w:val="99"/>
     <w:pPr>
       <w:numPr>
@@ -4895,6 +2629,7 @@
     <w:name w:val="List Bullet 3"/>
     <w:basedOn w:val="1"/>
     <w:unhideWhenUsed/>
+    <w:qFormat/>
     <w:uiPriority w:val="99"/>
     <w:pPr>
       <w:numPr>
@@ -4909,6 +2644,7 @@
     <w:basedOn w:val="1"/>
     <w:link w:val="144"/>
     <w:unhideWhenUsed/>
+    <w:qFormat/>
     <w:uiPriority w:val="99"/>
     <w:pPr>
       <w:spacing w:after="120"/>
@@ -4918,6 +2654,7 @@
     <w:name w:val="List Number 3"/>
     <w:basedOn w:val="1"/>
     <w:unhideWhenUsed/>
+    <w:qFormat/>
     <w:uiPriority w:val="99"/>
     <w:pPr>
       <w:numPr>
@@ -4941,7 +2678,6 @@
     <w:name w:val="List Continue"/>
     <w:basedOn w:val="1"/>
     <w:unhideWhenUsed/>
-    <w:qFormat/>
     <w:uiPriority w:val="99"/>
     <w:pPr>
       <w:spacing w:after="120"/>
@@ -4982,6 +2718,7 @@
     <w:basedOn w:val="1"/>
     <w:link w:val="135"/>
     <w:unhideWhenUsed/>
+    <w:qFormat/>
     <w:uiPriority w:val="99"/>
     <w:pPr>
       <w:tabs>
@@ -5028,6 +2765,7 @@
     <w:basedOn w:val="1"/>
     <w:link w:val="145"/>
     <w:unhideWhenUsed/>
+    <w:qFormat/>
     <w:uiPriority w:val="99"/>
     <w:pPr>
       <w:spacing w:after="120" w:line="480" w:lineRule="auto"/>
@@ -5084,7 +2822,6 @@
   <w:style w:type="table" w:styleId="33">
     <w:name w:val="Table Grid"/>
     <w:basedOn w:val="32"/>
-    <w:qFormat/>
     <w:uiPriority w:val="59"/>
     <w:pPr>
       <w:spacing w:after="0" w:line="240" w:lineRule="auto"/>
@@ -5209,6 +2946,7 @@
   <w:style w:type="table" w:styleId="35">
     <w:name w:val="Light Shading Accent 1"/>
     <w:basedOn w:val="32"/>
+    <w:qFormat/>
     <w:uiPriority w:val="60"/>
     <w:pPr>
       <w:spacing w:after="0" w:line="240" w:lineRule="auto"/>
@@ -5606,7 +3344,6 @@
   <w:style w:type="table" w:styleId="39">
     <w:name w:val="Light Shading Accent 5"/>
     <w:basedOn w:val="32"/>
-    <w:qFormat/>
     <w:uiPriority w:val="60"/>
     <w:pPr>
       <w:spacing w:after="0" w:line="240" w:lineRule="auto"/>
@@ -5706,6 +3443,7 @@
   <w:style w:type="table" w:styleId="40">
     <w:name w:val="Light Shading Accent 6"/>
     <w:basedOn w:val="32"/>
+    <w:qFormat/>
     <w:uiPriority w:val="60"/>
     <w:pPr>
       <w:spacing w:after="0" w:line="240" w:lineRule="auto"/>
@@ -5805,6 +3543,7 @@
   <w:style w:type="table" w:styleId="41">
     <w:name w:val="Light List"/>
     <w:basedOn w:val="32"/>
+    <w:qFormat/>
     <w:uiPriority w:val="61"/>
     <w:pPr>
       <w:spacing w:after="0" w:line="240" w:lineRule="auto"/>
@@ -5898,6 +3637,7 @@
   <w:style w:type="table" w:styleId="42">
     <w:name w:val="Light List Accent 1"/>
     <w:basedOn w:val="32"/>
+    <w:qFormat/>
     <w:uiPriority w:val="61"/>
     <w:pPr>
       <w:spacing w:after="0" w:line="240" w:lineRule="auto"/>
@@ -5991,6 +3731,7 @@
   <w:style w:type="table" w:styleId="43">
     <w:name w:val="Light List Accent 2"/>
     <w:basedOn w:val="32"/>
+    <w:qFormat/>
     <w:uiPriority w:val="61"/>
     <w:pPr>
       <w:spacing w:after="0" w:line="240" w:lineRule="auto"/>
@@ -6178,6 +3919,7 @@
   <w:style w:type="table" w:styleId="45">
     <w:name w:val="Light List Accent 4"/>
     <w:basedOn w:val="32"/>
+    <w:qFormat/>
     <w:uiPriority w:val="61"/>
     <w:pPr>
       <w:spacing w:after="0" w:line="240" w:lineRule="auto"/>
@@ -6365,6 +4107,7 @@
   <w:style w:type="table" w:styleId="47">
     <w:name w:val="Light List Accent 6"/>
     <w:basedOn w:val="32"/>
+    <w:qFormat/>
     <w:uiPriority w:val="61"/>
     <w:pPr>
       <w:spacing w:after="0" w:line="240" w:lineRule="auto"/>
@@ -6585,6 +4328,7 @@
   <w:style w:type="table" w:styleId="49">
     <w:name w:val="Light Grid Accent 1"/>
     <w:basedOn w:val="32"/>
+    <w:qFormat/>
     <w:uiPriority w:val="62"/>
     <w:pPr>
       <w:spacing w:after="0" w:line="240" w:lineRule="auto"/>
@@ -6711,6 +4455,7 @@
   <w:style w:type="table" w:styleId="50">
     <w:name w:val="Light Grid Accent 2"/>
     <w:basedOn w:val="32"/>
+    <w:qFormat/>
     <w:uiPriority w:val="62"/>
     <w:pPr>
       <w:spacing w:after="0" w:line="240" w:lineRule="auto"/>
@@ -6837,6 +4582,7 @@
   <w:style w:type="table" w:styleId="51">
     <w:name w:val="Light Grid Accent 3"/>
     <w:basedOn w:val="32"/>
+    <w:qFormat/>
     <w:uiPriority w:val="62"/>
     <w:pPr>
       <w:spacing w:after="0" w:line="240" w:lineRule="auto"/>
@@ -6963,6 +4709,7 @@
   <w:style w:type="table" w:styleId="52">
     <w:name w:val="Light Grid Accent 4"/>
     <w:basedOn w:val="32"/>
+    <w:qFormat/>
     <w:uiPriority w:val="62"/>
     <w:pPr>
       <w:spacing w:after="0" w:line="240" w:lineRule="auto"/>
@@ -7089,6 +4836,7 @@
   <w:style w:type="table" w:styleId="53">
     <w:name w:val="Light Grid Accent 5"/>
     <w:basedOn w:val="32"/>
+    <w:qFormat/>
     <w:uiPriority w:val="62"/>
     <w:pPr>
       <w:spacing w:after="0" w:line="240" w:lineRule="auto"/>
@@ -7558,6 +5306,7 @@
   <w:style w:type="table" w:styleId="57">
     <w:name w:val="Medium Shading 1 Accent 2"/>
     <w:basedOn w:val="32"/>
+    <w:qFormat/>
     <w:uiPriority w:val="63"/>
     <w:pPr>
       <w:spacing w:after="0" w:line="240" w:lineRule="auto"/>
@@ -7665,6 +5414,7 @@
   <w:style w:type="table" w:styleId="58">
     <w:name w:val="Medium Shading 1 Accent 3"/>
     <w:basedOn w:val="32"/>
+    <w:qFormat/>
     <w:uiPriority w:val="63"/>
     <w:pPr>
       <w:spacing w:after="0" w:line="240" w:lineRule="auto"/>
@@ -7772,6 +5522,7 @@
   <w:style w:type="table" w:styleId="59">
     <w:name w:val="Medium Shading 1 Accent 4"/>
     <w:basedOn w:val="32"/>
+    <w:qFormat/>
     <w:uiPriority w:val="63"/>
     <w:pPr>
       <w:spacing w:after="0" w:line="240" w:lineRule="auto"/>
@@ -7879,6 +5630,7 @@
   <w:style w:type="table" w:styleId="60">
     <w:name w:val="Medium Shading 1 Accent 5"/>
     <w:basedOn w:val="32"/>
+    <w:qFormat/>
     <w:uiPriority w:val="63"/>
     <w:pPr>
       <w:spacing w:after="0" w:line="240" w:lineRule="auto"/>
@@ -7986,6 +5738,7 @@
   <w:style w:type="table" w:styleId="61">
     <w:name w:val="Medium Shading 1 Accent 6"/>
     <w:basedOn w:val="32"/>
+    <w:qFormat/>
     <w:uiPriority w:val="63"/>
     <w:pPr>
       <w:spacing w:after="0" w:line="240" w:lineRule="auto"/>
@@ -8093,6 +5846,7 @@
   <w:style w:type="table" w:styleId="62">
     <w:name w:val="Medium Shading 2"/>
     <w:basedOn w:val="32"/>
+    <w:qFormat/>
     <w:uiPriority w:val="64"/>
     <w:pPr>
       <w:spacing w:after="0" w:line="240" w:lineRule="auto"/>
@@ -8258,6 +6012,7 @@
   <w:style w:type="table" w:styleId="63">
     <w:name w:val="Medium Shading 2 Accent 1"/>
     <w:basedOn w:val="32"/>
+    <w:qFormat/>
     <w:uiPriority w:val="64"/>
     <w:pPr>
       <w:spacing w:after="0" w:line="240" w:lineRule="auto"/>
@@ -8423,6 +6178,7 @@
   <w:style w:type="table" w:styleId="64">
     <w:name w:val="Medium Shading 2 Accent 2"/>
     <w:basedOn w:val="32"/>
+    <w:qFormat/>
     <w:uiPriority w:val="64"/>
     <w:pPr>
       <w:spacing w:after="0" w:line="240" w:lineRule="auto"/>
@@ -8588,6 +6344,7 @@
   <w:style w:type="table" w:styleId="65">
     <w:name w:val="Medium Shading 2 Accent 3"/>
     <w:basedOn w:val="32"/>
+    <w:qFormat/>
     <w:uiPriority w:val="64"/>
     <w:pPr>
       <w:spacing w:after="0" w:line="240" w:lineRule="auto"/>
@@ -8753,6 +6510,7 @@
   <w:style w:type="table" w:styleId="66">
     <w:name w:val="Medium Shading 2 Accent 4"/>
     <w:basedOn w:val="32"/>
+    <w:qFormat/>
     <w:uiPriority w:val="64"/>
     <w:pPr>
       <w:spacing w:after="0" w:line="240" w:lineRule="auto"/>
@@ -8918,6 +6676,7 @@
   <w:style w:type="table" w:styleId="67">
     <w:name w:val="Medium Shading 2 Accent 5"/>
     <w:basedOn w:val="32"/>
+    <w:qFormat/>
     <w:uiPriority w:val="64"/>
     <w:pPr>
       <w:spacing w:after="0" w:line="240" w:lineRule="auto"/>
@@ -9083,6 +6842,7 @@
   <w:style w:type="table" w:styleId="68">
     <w:name w:val="Medium Shading 2 Accent 6"/>
     <w:basedOn w:val="32"/>
+    <w:qFormat/>
     <w:uiPriority w:val="64"/>
     <w:pPr>
       <w:spacing w:after="0" w:line="240" w:lineRule="auto"/>
@@ -9248,6 +7008,7 @@
   <w:style w:type="table" w:styleId="69">
     <w:name w:val="Medium List 1"/>
     <w:basedOn w:val="32"/>
+    <w:qFormat/>
     <w:uiPriority w:val="65"/>
     <w:pPr>
       <w:spacing w:after="0" w:line="240" w:lineRule="auto"/>
@@ -9338,6 +7099,7 @@
   <w:style w:type="table" w:styleId="70">
     <w:name w:val="Medium List 1 Accent 1"/>
     <w:basedOn w:val="32"/>
+    <w:qFormat/>
     <w:uiPriority w:val="65"/>
     <w:pPr>
       <w:spacing w:after="0" w:line="240" w:lineRule="auto"/>
@@ -9428,6 +7190,7 @@
   <w:style w:type="table" w:styleId="71">
     <w:name w:val="Medium List 1 Accent 2"/>
     <w:basedOn w:val="32"/>
+    <w:qFormat/>
     <w:uiPriority w:val="65"/>
     <w:pPr>
       <w:spacing w:after="0" w:line="240" w:lineRule="auto"/>
@@ -9518,6 +7281,7 @@
   <w:style w:type="table" w:styleId="72">
     <w:name w:val="Medium List 1 Accent 3"/>
     <w:basedOn w:val="32"/>
+    <w:qFormat/>
     <w:uiPriority w:val="65"/>
     <w:pPr>
       <w:spacing w:after="0" w:line="240" w:lineRule="auto"/>
@@ -9608,6 +7372,7 @@
   <w:style w:type="table" w:styleId="73">
     <w:name w:val="Medium List 1 Accent 4"/>
     <w:basedOn w:val="32"/>
+    <w:qFormat/>
     <w:uiPriority w:val="65"/>
     <w:pPr>
       <w:spacing w:after="0" w:line="240" w:lineRule="auto"/>
@@ -9698,6 +7463,7 @@
   <w:style w:type="table" w:styleId="74">
     <w:name w:val="Medium List 1 Accent 5"/>
     <w:basedOn w:val="32"/>
+    <w:qFormat/>
     <w:uiPriority w:val="65"/>
     <w:pPr>
       <w:spacing w:after="0" w:line="240" w:lineRule="auto"/>
@@ -9788,6 +7554,7 @@
   <w:style w:type="table" w:styleId="75">
     <w:name w:val="Medium List 1 Accent 6"/>
     <w:basedOn w:val="32"/>
+    <w:qFormat/>
     <w:uiPriority w:val="65"/>
     <w:pPr>
       <w:spacing w:after="0" w:line="240" w:lineRule="auto"/>
@@ -9878,6 +7645,7 @@
   <w:style w:type="table" w:styleId="76">
     <w:name w:val="Medium List 2"/>
     <w:basedOn w:val="32"/>
+    <w:qFormat/>
     <w:uiPriority w:val="66"/>
     <w:pPr>
       <w:spacing w:after="0" w:line="240" w:lineRule="auto"/>
@@ -10007,6 +7775,7 @@
   <w:style w:type="table" w:styleId="77">
     <w:name w:val="Medium List 2 Accent 1"/>
     <w:basedOn w:val="32"/>
+    <w:qFormat/>
     <w:uiPriority w:val="66"/>
     <w:pPr>
       <w:spacing w:after="0" w:line="240" w:lineRule="auto"/>
@@ -10136,6 +7905,7 @@
   <w:style w:type="table" w:styleId="78">
     <w:name w:val="Medium List 2 Accent 2"/>
     <w:basedOn w:val="32"/>
+    <w:qFormat/>
     <w:uiPriority w:val="66"/>
     <w:pPr>
       <w:spacing w:after="0" w:line="240" w:lineRule="auto"/>
@@ -10265,6 +8035,7 @@
   <w:style w:type="table" w:styleId="79">
     <w:name w:val="Medium List 2 Accent 3"/>
     <w:basedOn w:val="32"/>
+    <w:qFormat/>
     <w:uiPriority w:val="66"/>
     <w:pPr>
       <w:spacing w:after="0" w:line="240" w:lineRule="auto"/>
@@ -10394,6 +8165,7 @@
   <w:style w:type="table" w:styleId="80">
     <w:name w:val="Medium List 2 Accent 4"/>
     <w:basedOn w:val="32"/>
+    <w:qFormat/>
     <w:uiPriority w:val="66"/>
     <w:pPr>
       <w:spacing w:after="0" w:line="240" w:lineRule="auto"/>
@@ -10523,6 +8295,7 @@
   <w:style w:type="table" w:styleId="81">
     <w:name w:val="Medium List 2 Accent 5"/>
     <w:basedOn w:val="32"/>
+    <w:qFormat/>
     <w:uiPriority w:val="66"/>
     <w:pPr>
       <w:spacing w:after="0" w:line="240" w:lineRule="auto"/>
@@ -10652,6 +8425,7 @@
   <w:style w:type="table" w:styleId="82">
     <w:name w:val="Medium List 2 Accent 6"/>
     <w:basedOn w:val="32"/>
+    <w:qFormat/>
     <w:uiPriority w:val="66"/>
     <w:pPr>
       <w:spacing w:after="0" w:line="240" w:lineRule="auto"/>
@@ -10781,6 +8555,7 @@
   <w:style w:type="table" w:styleId="83">
     <w:name w:val="Medium Grid 1"/>
     <w:basedOn w:val="32"/>
+    <w:qFormat/>
     <w:uiPriority w:val="67"/>
     <w:pPr>
       <w:spacing w:after="0" w:line="240" w:lineRule="auto"/>
@@ -10850,6 +8625,7 @@
   <w:style w:type="table" w:styleId="84">
     <w:name w:val="Medium Grid 1 Accent 1"/>
     <w:basedOn w:val="32"/>
+    <w:qFormat/>
     <w:uiPriority w:val="67"/>
     <w:pPr>
       <w:spacing w:after="0" w:line="240" w:lineRule="auto"/>
@@ -10919,6 +8695,7 @@
   <w:style w:type="table" w:styleId="85">
     <w:name w:val="Medium Grid 1 Accent 2"/>
     <w:basedOn w:val="32"/>
+    <w:qFormat/>
     <w:uiPriority w:val="67"/>
     <w:pPr>
       <w:spacing w:after="0" w:line="240" w:lineRule="auto"/>
@@ -10988,6 +8765,7 @@
   <w:style w:type="table" w:styleId="86">
     <w:name w:val="Medium Grid 1 Accent 3"/>
     <w:basedOn w:val="32"/>
+    <w:qFormat/>
     <w:uiPriority w:val="67"/>
     <w:pPr>
       <w:spacing w:after="0" w:line="240" w:lineRule="auto"/>
@@ -11057,6 +8835,7 @@
   <w:style w:type="table" w:styleId="87">
     <w:name w:val="Medium Grid 1 Accent 4"/>
     <w:basedOn w:val="32"/>
+    <w:qFormat/>
     <w:uiPriority w:val="67"/>
     <w:pPr>
       <w:spacing w:after="0" w:line="240" w:lineRule="auto"/>
@@ -11126,6 +8905,7 @@
   <w:style w:type="table" w:styleId="88">
     <w:name w:val="Medium Grid 1 Accent 5"/>
     <w:basedOn w:val="32"/>
+    <w:qFormat/>
     <w:uiPriority w:val="67"/>
     <w:pPr>
       <w:spacing w:after="0" w:line="240" w:lineRule="auto"/>
@@ -11195,6 +8975,7 @@
   <w:style w:type="table" w:styleId="89">
     <w:name w:val="Medium Grid 1 Accent 6"/>
     <w:basedOn w:val="32"/>
+    <w:qFormat/>
     <w:uiPriority w:val="67"/>
     <w:pPr>
       <w:spacing w:after="0" w:line="240" w:lineRule="auto"/>
@@ -11264,6 +9045,7 @@
   <w:style w:type="table" w:styleId="90">
     <w:name w:val="Medium Grid 2"/>
     <w:basedOn w:val="32"/>
+    <w:qFormat/>
     <w:uiPriority w:val="68"/>
     <w:pPr>
       <w:spacing w:after="0" w:line="240" w:lineRule="auto"/>
@@ -11410,6 +9192,7 @@
   <w:style w:type="table" w:styleId="91">
     <w:name w:val="Medium Grid 2 Accent 1"/>
     <w:basedOn w:val="32"/>
+    <w:qFormat/>
     <w:uiPriority w:val="68"/>
     <w:pPr>
       <w:spacing w:after="0" w:line="240" w:lineRule="auto"/>
@@ -11556,6 +9339,7 @@
   <w:style w:type="table" w:styleId="92">
     <w:name w:val="Medium Grid 2 Accent 2"/>
     <w:basedOn w:val="32"/>
+    <w:qFormat/>
     <w:uiPriority w:val="68"/>
     <w:pPr>
       <w:spacing w:after="0" w:line="240" w:lineRule="auto"/>
@@ -11702,6 +9486,7 @@
   <w:style w:type="table" w:styleId="93">
     <w:name w:val="Medium Grid 2 Accent 3"/>
     <w:basedOn w:val="32"/>
+    <w:qFormat/>
     <w:uiPriority w:val="68"/>
     <w:pPr>
       <w:spacing w:after="0" w:line="240" w:lineRule="auto"/>
@@ -11848,6 +9633,7 @@
   <w:style w:type="table" w:styleId="94">
     <w:name w:val="Medium Grid 2 Accent 4"/>
     <w:basedOn w:val="32"/>
+    <w:qFormat/>
     <w:uiPriority w:val="68"/>
     <w:pPr>
       <w:spacing w:after="0" w:line="240" w:lineRule="auto"/>
@@ -11994,6 +9780,7 @@
   <w:style w:type="table" w:styleId="95">
     <w:name w:val="Medium Grid 2 Accent 5"/>
     <w:basedOn w:val="32"/>
+    <w:qFormat/>
     <w:uiPriority w:val="68"/>
     <w:pPr>
       <w:spacing w:after="0" w:line="240" w:lineRule="auto"/>
@@ -12140,6 +9927,7 @@
   <w:style w:type="table" w:styleId="96">
     <w:name w:val="Medium Grid 2 Accent 6"/>
     <w:basedOn w:val="32"/>
+    <w:qFormat/>
     <w:uiPriority w:val="68"/>
     <w:pPr>
       <w:spacing w:after="0" w:line="240" w:lineRule="auto"/>
@@ -12286,6 +10074,7 @@
   <w:style w:type="table" w:styleId="97">
     <w:name w:val="Medium Grid 3"/>
     <w:basedOn w:val="32"/>
+    <w:qFormat/>
     <w:uiPriority w:val="69"/>
     <w:pPr>
       <w:spacing w:after="0" w:line="240" w:lineRule="auto"/>
@@ -12443,6 +10232,7 @@
   <w:style w:type="table" w:styleId="98">
     <w:name w:val="Medium Grid 3 Accent 1"/>
     <w:basedOn w:val="32"/>
+    <w:qFormat/>
     <w:uiPriority w:val="69"/>
     <w:pPr>
       <w:spacing w:after="0" w:line="240" w:lineRule="auto"/>
@@ -12600,6 +10390,7 @@
   <w:style w:type="table" w:styleId="99">
     <w:name w:val="Medium Grid 3 Accent 2"/>
     <w:basedOn w:val="32"/>
+    <w:qFormat/>
     <w:uiPriority w:val="69"/>
     <w:pPr>
       <w:spacing w:after="0" w:line="240" w:lineRule="auto"/>
@@ -12757,6 +10548,7 @@
   <w:style w:type="table" w:styleId="100">
     <w:name w:val="Medium Grid 3 Accent 3"/>
     <w:basedOn w:val="32"/>
+    <w:qFormat/>
     <w:uiPriority w:val="69"/>
     <w:pPr>
       <w:spacing w:after="0" w:line="240" w:lineRule="auto"/>
@@ -12914,6 +10706,7 @@
   <w:style w:type="table" w:styleId="101">
     <w:name w:val="Medium Grid 3 Accent 4"/>
     <w:basedOn w:val="32"/>
+    <w:qFormat/>
     <w:uiPriority w:val="69"/>
     <w:pPr>
       <w:spacing w:after="0" w:line="240" w:lineRule="auto"/>
@@ -13071,6 +10864,7 @@
   <w:style w:type="table" w:styleId="102">
     <w:name w:val="Medium Grid 3 Accent 5"/>
     <w:basedOn w:val="32"/>
+    <w:qFormat/>
     <w:uiPriority w:val="69"/>
     <w:pPr>
       <w:spacing w:after="0" w:line="240" w:lineRule="auto"/>
@@ -13500,6 +11294,7 @@
   <w:style w:type="table" w:styleId="105">
     <w:name w:val="Dark List Accent 1"/>
     <w:basedOn w:val="32"/>
+    <w:qFormat/>
     <w:uiPriority w:val="70"/>
     <w:pPr>
       <w:spacing w:after="0" w:line="240" w:lineRule="auto"/>
@@ -13615,6 +11410,7 @@
   <w:style w:type="table" w:styleId="106">
     <w:name w:val="Dark List Accent 2"/>
     <w:basedOn w:val="32"/>
+    <w:qFormat/>
     <w:uiPriority w:val="70"/>
     <w:pPr>
       <w:spacing w:after="0" w:line="240" w:lineRule="auto"/>
@@ -13845,6 +11641,7 @@
   <w:style w:type="table" w:styleId="108">
     <w:name w:val="Dark List Accent 4"/>
     <w:basedOn w:val="32"/>
+    <w:qFormat/>
     <w:uiPriority w:val="70"/>
     <w:pPr>
       <w:spacing w:after="0" w:line="240" w:lineRule="auto"/>
@@ -14190,6 +11987,7 @@
   <w:style w:type="table" w:styleId="111">
     <w:name w:val="Colorful Shading"/>
     <w:basedOn w:val="32"/>
+    <w:qFormat/>
     <w:uiPriority w:val="71"/>
     <w:pPr>
       <w:spacing w:after="0" w:line="240" w:lineRule="auto"/>
@@ -14338,6 +12136,7 @@
   <w:style w:type="table" w:styleId="112">
     <w:name w:val="Colorful Shading Accent 1"/>
     <w:basedOn w:val="32"/>
+    <w:qFormat/>
     <w:uiPriority w:val="71"/>
     <w:pPr>
       <w:spacing w:after="0" w:line="240" w:lineRule="auto"/>
@@ -14486,6 +12285,7 @@
   <w:style w:type="table" w:styleId="113">
     <w:name w:val="Colorful Shading Accent 2"/>
     <w:basedOn w:val="32"/>
+    <w:qFormat/>
     <w:uiPriority w:val="71"/>
     <w:pPr>
       <w:spacing w:after="0" w:line="240" w:lineRule="auto"/>
@@ -14634,6 +12434,7 @@
   <w:style w:type="table" w:styleId="114">
     <w:name w:val="Colorful Shading Accent 3"/>
     <w:basedOn w:val="32"/>
+    <w:qFormat/>
     <w:uiPriority w:val="71"/>
     <w:pPr>
       <w:spacing w:after="0" w:line="240" w:lineRule="auto"/>
@@ -14910,6 +12711,7 @@
   <w:style w:type="table" w:styleId="116">
     <w:name w:val="Colorful Shading Accent 5"/>
     <w:basedOn w:val="32"/>
+    <w:qFormat/>
     <w:uiPriority w:val="71"/>
     <w:pPr>
       <w:spacing w:after="0" w:line="240" w:lineRule="auto"/>
@@ -15206,6 +13008,7 @@
   <w:style w:type="table" w:styleId="118">
     <w:name w:val="Colorful List"/>
     <w:basedOn w:val="32"/>
+    <w:qFormat/>
     <w:uiPriority w:val="72"/>
     <w:pPr>
       <w:spacing w:after="0" w:line="240" w:lineRule="auto"/>
@@ -15670,7 +13473,6 @@
   <w:style w:type="table" w:styleId="123">
     <w:name w:val="Colorful List Accent 5"/>
     <w:basedOn w:val="32"/>
-    <w:qFormat/>
     <w:uiPriority w:val="72"/>
     <w:pPr>
       <w:spacing w:after="0" w:line="240" w:lineRule="auto"/>
@@ -16147,7 +13949,6 @@
   <w:style w:type="table" w:styleId="128">
     <w:name w:val="Colorful Grid Accent 3"/>
     <w:basedOn w:val="32"/>
-    <w:qFormat/>
     <w:uiPriority w:val="73"/>
     <w:pPr>
       <w:spacing w:after="0" w:line="240" w:lineRule="auto"/>
@@ -16244,7 +14045,6 @@
   <w:style w:type="table" w:styleId="129">
     <w:name w:val="Colorful Grid Accent 4"/>
     <w:basedOn w:val="32"/>
-    <w:qFormat/>
     <w:uiPriority w:val="73"/>
     <w:pPr>
       <w:spacing w:after="0" w:line="240" w:lineRule="auto"/>
@@ -16438,7 +14238,6 @@
   <w:style w:type="table" w:styleId="131">
     <w:name w:val="Colorful Grid Accent 6"/>
     <w:basedOn w:val="32"/>
-    <w:qFormat/>
     <w:uiPriority w:val="73"/>
     <w:pPr>
       <w:spacing w:after="0" w:line="240" w:lineRule="auto"/>
@@ -16556,12 +14355,14 @@
     <w:name w:val="Header Char"/>
     <w:basedOn w:val="132"/>
     <w:link w:val="25"/>
+    <w:qFormat/>
     <w:uiPriority w:val="99"/>
   </w:style>
   <w:style w:type="character" w:customStyle="1" w:styleId="136">
     <w:name w:val="Footer Char"/>
     <w:basedOn w:val="132"/>
     <w:link w:val="24"/>
+    <w:qFormat/>
     <w:uiPriority w:val="99"/>
   </w:style>
   <w:style w:type="paragraph" w:styleId="137">
@@ -16582,6 +14383,7 @@
     <w:name w:val="Heading 1 Char"/>
     <w:basedOn w:val="132"/>
     <w:link w:val="3"/>
+    <w:qFormat/>
     <w:uiPriority w:val="9"/>
     <w:rPr>
       <w:rFonts w:asciiTheme="majorHAnsi" w:hAnsiTheme="majorHAnsi" w:eastAsiaTheme="majorEastAsia" w:cstheme="majorBidi"/>
@@ -16596,6 +14398,7 @@
     <w:name w:val="Heading 2 Char"/>
     <w:basedOn w:val="132"/>
     <w:link w:val="4"/>
+    <w:qFormat/>
     <w:uiPriority w:val="9"/>
     <w:rPr>
       <w:rFonts w:asciiTheme="majorHAnsi" w:hAnsiTheme="majorHAnsi" w:eastAsiaTheme="majorEastAsia" w:cstheme="majorBidi"/>
@@ -16615,6 +14418,7 @@
     <w:name w:val="Heading 3 Char"/>
     <w:basedOn w:val="132"/>
     <w:link w:val="5"/>
+    <w:qFormat/>
     <w:uiPriority w:val="9"/>
     <w:rPr>
       <w:rFonts w:asciiTheme="majorHAnsi" w:hAnsiTheme="majorHAnsi" w:eastAsiaTheme="majorEastAsia" w:cstheme="majorBidi"/>
@@ -16632,6 +14436,7 @@
     <w:name w:val="Title Char"/>
     <w:basedOn w:val="132"/>
     <w:link w:val="31"/>
+    <w:qFormat/>
     <w:uiPriority w:val="10"/>
     <w:rPr>
       <w:rFonts w:asciiTheme="majorHAnsi" w:hAnsiTheme="majorHAnsi" w:eastAsiaTheme="majorEastAsia" w:cstheme="majorBidi"/>
@@ -16646,6 +14451,7 @@
     <w:name w:val="Subtitle Char"/>
     <w:basedOn w:val="132"/>
     <w:link w:val="26"/>
+    <w:qFormat/>
     <w:uiPriority w:val="11"/>
     <w:rPr>
       <w:rFonts w:asciiTheme="majorHAnsi" w:hAnsiTheme="majorHAnsi" w:eastAsiaTheme="majorEastAsia" w:cstheme="majorBidi"/>
@@ -16683,12 +14489,14 @@
     <w:name w:val="Body Text 2 Char"/>
     <w:basedOn w:val="132"/>
     <w:link w:val="28"/>
+    <w:qFormat/>
     <w:uiPriority w:val="99"/>
   </w:style>
   <w:style w:type="character" w:customStyle="1" w:styleId="146">
     <w:name w:val="Body Text 3 Char"/>
     <w:basedOn w:val="132"/>
     <w:link w:val="17"/>
+    <w:qFormat/>
     <w:uiPriority w:val="99"/>
     <w:rPr>
       <w:sz w:val="16"/>
@@ -16729,6 +14537,7 @@
     <w:name w:val="Quote Char"/>
     <w:basedOn w:val="132"/>
     <w:link w:val="148"/>
+    <w:qFormat/>
     <w:uiPriority w:val="29"/>
     <w:rPr>
       <w:i/>
